--- a/2do Año/Psicoanálisis/3_Guias_de_Estudio/C21_23_DireccionDeLaCuraIntervencionesYFinDeAnalisis_Guia.docx
+++ b/2do Año/Psicoanálisis/3_Guias_de_Estudio/C21_23_DireccionDeLaCuraIntervencionesYFinDeAnalisis_Guia.docx
@@ -46,13 +46,21 @@
           <w:b/>
           <w:bCs/>
         </w:rPr>
-        <w:t xml:space="preserve">Fuente:</w:t>
-      </w:r>
-      <w:r>
-        <w:t xml:space="preserve"> </w:t>
-      </w:r>
-      <w:r>
-        <w:t xml:space="preserve">Lacan,</w:t>
+        <w:t xml:space="preserve">Fuentes</w:t>
+      </w:r>
+      <w:r>
+        <w:t xml:space="preserve"> </w:t>
+      </w:r>
+      <w:r>
+        <w:t xml:space="preserve">(normas APA 7):</w:t>
+      </w:r>
+    </w:p>
+    <w:p>
+      <w:pPr>
+        <w:pStyle w:val="RecuadroFuente"/>
+      </w:pPr>
+      <w:r>
+        <w:t xml:space="preserve">• Belucci, G. (2015).</w:t>
       </w:r>
       <w:r>
         <w:t xml:space="preserve"> </w:t>
@@ -62,13 +70,21 @@
           <w:i/>
           <w:iCs/>
         </w:rPr>
-        <w:t xml:space="preserve">La dirección de la cura y los principios de su poder</w:t>
-      </w:r>
-      <w:r>
-        <w:t xml:space="preserve"> </w:t>
-      </w:r>
-      <w:r>
-        <w:t xml:space="preserve">(T22, 1958) · Freud,</w:t>
+        <w:t xml:space="preserve">Las intervenciones del analista</w:t>
+      </w:r>
+      <w:r>
+        <w:t xml:space="preserve"> </w:t>
+      </w:r>
+      <w:r>
+        <w:t xml:space="preserve">[Ficha de cátedra]. Universidad Favaloro. [Texto T27 del programa]</w:t>
+      </w:r>
+    </w:p>
+    <w:p>
+      <w:pPr>
+        <w:pStyle w:val="RecuadroFuente"/>
+      </w:pPr>
+      <w:r>
+        <w:t xml:space="preserve">• Belucci, G. (2016).</w:t>
       </w:r>
       <w:r>
         <w:t xml:space="preserve"> </w:t>
@@ -78,13 +94,21 @@
           <w:i/>
           <w:iCs/>
         </w:rPr>
-        <w:t xml:space="preserve">Sobre la iniciación del tratamiento</w:t>
-      </w:r>
-      <w:r>
-        <w:t xml:space="preserve"> </w:t>
-      </w:r>
-      <w:r>
-        <w:t xml:space="preserve">(T23, 1913) · Freud,</w:t>
+        <w:t xml:space="preserve">Versiones del fin de análisis</w:t>
+      </w:r>
+      <w:r>
+        <w:t xml:space="preserve"> </w:t>
+      </w:r>
+      <w:r>
+        <w:t xml:space="preserve">[Ficha de cátedra]. Universidad Favaloro. [Texto T30 del programa]</w:t>
+      </w:r>
+    </w:p>
+    <w:p>
+      <w:pPr>
+        <w:pStyle w:val="RecuadroFuente"/>
+      </w:pPr>
+      <w:r>
+        <w:t xml:space="preserve">• Freud, S. (1996). Sobre la dinámica de la trasferencia. En J. Strachey (Ed.),</w:t>
       </w:r>
       <w:r>
         <w:t xml:space="preserve"> </w:t>
@@ -94,13 +118,21 @@
           <w:i/>
           <w:iCs/>
         </w:rPr>
-        <w:t xml:space="preserve">Sobre la dinámica de la transferencia</w:t>
-      </w:r>
-      <w:r>
-        <w:t xml:space="preserve"> </w:t>
-      </w:r>
-      <w:r>
-        <w:t xml:space="preserve">(T24, 1912) · Freud,</w:t>
+        <w:t xml:space="preserve">Obras completas</w:t>
+      </w:r>
+      <w:r>
+        <w:t xml:space="preserve"> </w:t>
+      </w:r>
+      <w:r>
+        <w:t xml:space="preserve">(J. L. Etcheverry, Trad., Vol. 12). Amorrortu. (Obra original publicada en 1912) [Texto T24 del programa]</w:t>
+      </w:r>
+    </w:p>
+    <w:p>
+      <w:pPr>
+        <w:pStyle w:val="RecuadroFuente"/>
+      </w:pPr>
+      <w:r>
+        <w:t xml:space="preserve">• Freud, S. (1996). Sobre la iniciación del tratamiento. En J. Strachey (Ed.),</w:t>
       </w:r>
       <w:r>
         <w:t xml:space="preserve"> </w:t>
@@ -110,13 +142,21 @@
           <w:i/>
           <w:iCs/>
         </w:rPr>
-        <w:t xml:space="preserve">Puntualizaciones sobre el amor de transferencia</w:t>
-      </w:r>
-      <w:r>
-        <w:t xml:space="preserve"> </w:t>
-      </w:r>
-      <w:r>
-        <w:t xml:space="preserve">(T25, 1915 [1914]) · Lacan,</w:t>
+        <w:t xml:space="preserve">Obras completas</w:t>
+      </w:r>
+      <w:r>
+        <w:t xml:space="preserve"> </w:t>
+      </w:r>
+      <w:r>
+        <w:t xml:space="preserve">(J. L. Etcheverry, Trad., Vol. 12). Amorrortu. (Obra original publicada en 1913) [Texto T23 del programa]</w:t>
+      </w:r>
+    </w:p>
+    <w:p>
+      <w:pPr>
+        <w:pStyle w:val="RecuadroFuente"/>
+      </w:pPr>
+      <w:r>
+        <w:t xml:space="preserve">• Freud, S. (1996). Puntualizaciones sobre el amor de trasferencia. En J. Strachey (Ed.),</w:t>
       </w:r>
       <w:r>
         <w:t xml:space="preserve"> </w:t>
@@ -126,10 +166,21 @@
           <w:i/>
           <w:iCs/>
         </w:rPr>
-        <w:t xml:space="preserve">Seminario 11</w:t>
-      </w:r>
-      <w:r>
-        <w:t xml:space="preserve">, cap. XVIII «Del sujeto al que se supone saber, de la primera díada, y del bien» (T26, 1964) · Belucci,</w:t>
+        <w:t xml:space="preserve">Obras completas</w:t>
+      </w:r>
+      <w:r>
+        <w:t xml:space="preserve"> </w:t>
+      </w:r>
+      <w:r>
+        <w:t xml:space="preserve">(J. L. Etcheverry, Trad., Vol. 12). Amorrortu. (Obra original publicada en 1915) [Texto T25 del programa]</w:t>
+      </w:r>
+    </w:p>
+    <w:p>
+      <w:pPr>
+        <w:pStyle w:val="RecuadroFuente"/>
+      </w:pPr>
+      <w:r>
+        <w:t xml:space="preserve">• Freud, S. (1996). Inhibición, síntoma y angustia. En J. Strachey (Ed.),</w:t>
       </w:r>
       <w:r>
         <w:t xml:space="preserve"> </w:t>
@@ -139,13 +190,21 @@
           <w:i/>
           <w:iCs/>
         </w:rPr>
-        <w:t xml:space="preserve">Las intervenciones del analista</w:t>
-      </w:r>
-      <w:r>
-        <w:t xml:space="preserve"> </w:t>
-      </w:r>
-      <w:r>
-        <w:t xml:space="preserve">(T27, 2015) · Freud,</w:t>
+        <w:t xml:space="preserve">Obras completas</w:t>
+      </w:r>
+      <w:r>
+        <w:t xml:space="preserve"> </w:t>
+      </w:r>
+      <w:r>
+        <w:t xml:space="preserve">(J. L. Etcheverry, Trad., Vol. 20). Amorrortu. (Obra original publicada en 1926) [Textos T08 (caps. I-VIII) y T28 (cap. XI) del programa]</w:t>
+      </w:r>
+    </w:p>
+    <w:p>
+      <w:pPr>
+        <w:pStyle w:val="RecuadroFuente"/>
+      </w:pPr>
+      <w:r>
+        <w:t xml:space="preserve">• Iunger, V. (1998).</w:t>
       </w:r>
       <w:r>
         <w:t xml:space="preserve"> </w:t>
@@ -155,10 +214,21 @@
           <w:i/>
           <w:iCs/>
         </w:rPr>
-        <w:t xml:space="preserve">Inhibición, síntoma y angustia</w:t>
-      </w:r>
-      <w:r>
-        <w:t xml:space="preserve">, cap. XI A a (T28, 1926) · Iunger,</w:t>
+        <w:t xml:space="preserve">Contratransferencia, ¿resistencia del analista?</w:t>
+      </w:r>
+      <w:r>
+        <w:t xml:space="preserve"> </w:t>
+      </w:r>
+      <w:r>
+        <w:t xml:space="preserve">[Conferencia]. Buenos Aires. [Texto T29 del programa]</w:t>
+      </w:r>
+    </w:p>
+    <w:p>
+      <w:pPr>
+        <w:pStyle w:val="RecuadroFuente"/>
+      </w:pPr>
+      <w:r>
+        <w:t xml:space="preserve">• Lacan, J. (2009). La dirección de la cura y los principios de su poder. En</w:t>
       </w:r>
       <w:r>
         <w:t xml:space="preserve"> </w:t>
@@ -168,13 +238,18 @@
           <w:i/>
           <w:iCs/>
         </w:rPr>
-        <w:t xml:space="preserve">Contratransferencia, ¿resistencia del analista?</w:t>
-      </w:r>
-      <w:r>
-        <w:t xml:space="preserve"> </w:t>
-      </w:r>
-      <w:r>
-        <w:t xml:space="preserve">(T29, 1998) · Belucci,</w:t>
+        <w:t xml:space="preserve">Escritos 2</w:t>
+      </w:r>
+      <w:r>
+        <w:t xml:space="preserve">. Siglo XXI. (Obra original publicada en 1958) [Texto T22 del programa]</w:t>
+      </w:r>
+    </w:p>
+    <w:p>
+      <w:pPr>
+        <w:pStyle w:val="RecuadroFuente"/>
+      </w:pPr>
+      <w:r>
+        <w:t xml:space="preserve">• Lacan, J. (1993). Del sujeto al que se supone saber, de la primera díada, y del bien. En</w:t>
       </w:r>
       <w:r>
         <w:t xml:space="preserve"> </w:t>
@@ -184,13 +259,13 @@
           <w:i/>
           <w:iCs/>
         </w:rPr>
-        <w:t xml:space="preserve">Versiones del fin de análisis</w:t>
-      </w:r>
-      <w:r>
-        <w:t xml:space="preserve"> </w:t>
-      </w:r>
-      <w:r>
-        <w:t xml:space="preserve">(T30, 2016).</w:t>
+        <w:t xml:space="preserve">El Seminario, libro 11: Los cuatro conceptos fundamentales del psicoanálisis</w:t>
+      </w:r>
+      <w:r>
+        <w:t xml:space="preserve"> </w:t>
+      </w:r>
+      <w:r>
+        <w:t xml:space="preserve">(cap. XVIII). Paidós. (Seminario dictado en 1964) [Texto T26 del programa]</w:t>
       </w:r>
     </w:p>
     <w:p>
@@ -202,49 +277,18 @@
           <w:b/>
           <w:bCs/>
         </w:rPr>
-        <w:t xml:space="preserve">Cómo se cita:</w:t>
-      </w:r>
-      <w:r>
-        <w:t xml:space="preserve"> </w:t>
-      </w:r>
-      <w:r>
-        <w:t xml:space="preserve">«p. N» es la marca</w:t>
-      </w:r>
-      <w:r>
-        <w:t xml:space="preserve"> </w:t>
-      </w:r>
-      <w:r>
-        <w:rPr>
-          <w:rStyle w:val="VerbatimChar"/>
-        </w:rPr>
-        <w:t xml:space="preserve">## Página N</w:t>
-      </w:r>
-      <w:r>
-        <w:t xml:space="preserve"> </w:t>
-      </w:r>
-      <w:r>
-        <w:t xml:space="preserve">del texto extraído (T22, T27, T30). T23, T24, T25, T26, T28 y T29 no tienen marcas de página: se citan por texto y tema. Lo marcado</w:t>
-      </w:r>
-      <w:r>
-        <w:t xml:space="preserve"> </w:t>
-      </w:r>
-      <w:r>
-        <w:rPr>
-          <w:b/>
-          <w:bCs/>
-        </w:rPr>
-        <w:t xml:space="preserve">▸ Complemento</w:t>
-      </w:r>
-      <w:r>
-        <w:t xml:space="preserve"> </w:t>
-      </w:r>
-      <w:r>
-        <w:t xml:space="preserve">no está en los textos asignados (es conocimiento de la materia que conviene tener, pero no lo afirma la bibliografía de esta guía).</w:t>
-      </w:r>
-    </w:p>
-    <w:p>
-      <w:pPr>
-        <w:pStyle w:val="RecuadroFuente"/>
+        <w:t xml:space="preserve">Materia:</w:t>
+      </w:r>
+      <w:r>
+        <w:t xml:space="preserve"> </w:t>
+      </w:r>
+      <w:r>
+        <w:t xml:space="preserve">Psicoanálisis, 2.º año, Universidad Favaloro.</w:t>
+      </w:r>
+    </w:p>
+    <w:p>
+      <w:pPr>
+        <w:pStyle w:val="RecuadroAtencion"/>
       </w:pPr>
       <w:r>
         <w:rPr>
@@ -256,7 +300,7 @@
     </w:p>
     <w:p>
       <w:pPr>
-        <w:pStyle w:val="RecuadroFuente"/>
+        <w:pStyle w:val="RecuadroAtencion"/>
       </w:pPr>
       <w:r>
         <w:t xml:space="preserve">1. </w:t>
@@ -266,7 +310,7 @@
           <w:b/>
           <w:bCs/>
         </w:rPr>
-        <w:t xml:space="preserve">T28</w:t>
+        <w:t xml:space="preserve">Freud (1926/1996)</w:t>
       </w:r>
       <w:r>
         <w:t xml:space="preserve"> </w:t>
@@ -316,7 +360,7 @@
     </w:p>
     <w:p>
       <w:pPr>
-        <w:pStyle w:val="RecuadroFuente"/>
+        <w:pStyle w:val="RecuadroAtencion"/>
       </w:pPr>
       <w:r>
         <w:t xml:space="preserve">2. </w:t>
@@ -326,7 +370,7 @@
           <w:b/>
           <w:bCs/>
         </w:rPr>
-        <w:t xml:space="preserve">T23</w:t>
+        <w:t xml:space="preserve">Freud (1913/1996)</w:t>
       </w:r>
       <w:r>
         <w:t xml:space="preserve"> </w:t>
@@ -350,7 +394,7 @@
     </w:p>
     <w:p>
       <w:pPr>
-        <w:pStyle w:val="RecuadroFuente"/>
+        <w:pStyle w:val="RecuadroAtencion"/>
       </w:pPr>
       <w:r>
         <w:t xml:space="preserve">3. </w:t>
@@ -360,7 +404,7 @@
           <w:b/>
           <w:bCs/>
         </w:rPr>
-        <w:t xml:space="preserve">T29</w:t>
+        <w:t xml:space="preserve">Iunger (1998)</w:t>
       </w:r>
       <w:r>
         <w:t xml:space="preserve"> </w:t>
@@ -387,7 +431,7 @@
     </w:p>
     <w:p>
       <w:pPr>
-        <w:pStyle w:val="RecuadroFuente"/>
+        <w:pStyle w:val="RecuadroAtencion"/>
       </w:pPr>
       <w:r>
         <w:t xml:space="preserve">4. </w:t>
@@ -397,7 +441,7 @@
           <w:b/>
           <w:bCs/>
         </w:rPr>
-        <w:t xml:space="preserve">T22</w:t>
+        <w:t xml:space="preserve">Lacan (1958/2009)</w:t>
       </w:r>
       <w:r>
         <w:t xml:space="preserve"> </w:t>
@@ -445,7 +489,7 @@
           <w:b/>
           <w:bCs/>
         </w:rPr>
-        <w:t xml:space="preserve">Belucci (T27, pp. 2-3)</w:t>
+        <w:t xml:space="preserve">Belucci (2015, pp. 2-3)</w:t>
       </w:r>
       <w:r>
         <w:t xml:space="preserve"> </w:t>
@@ -456,7 +500,7 @@
     </w:p>
     <w:p>
       <w:pPr>
-        <w:pStyle w:val="RecuadroFuente"/>
+        <w:pStyle w:val="RecuadroAtencion"/>
       </w:pPr>
       <w:r>
         <w:t xml:space="preserve">5. El</w:t>
@@ -538,7 +582,7 @@
     </w:p>
     <w:p>
       <w:pPr>
-        <w:pStyle w:val="RecuadroFuente"/>
+        <w:pStyle w:val="RecuadroAtencion"/>
       </w:pPr>
       <w:r>
         <w:t xml:space="preserve">6. </w:t>
@@ -554,7 +598,7 @@
         <w:t xml:space="preserve"> </w:t>
       </w:r>
       <w:r>
-        <w:t xml:space="preserve">(todavía no se dieron al 06/10/2026): el orden de los temas y los acentos de la cátedra se infieren de las preguntas y de los textos de Belucci (que está a cargo de la cátedra, T27, p. 1).</w:t>
+        <w:t xml:space="preserve">(todavía no se dieron al 06/10/2026): el orden de los temas y los acentos de la cátedra se infieren de las preguntas y de los textos de Belucci (que está a cargo de la cátedra, Belucci, 2015, p. 1).</w:t>
       </w:r>
     </w:p>
     <w:p>
@@ -1424,8 +1468,14 @@
     </w:p>
     <w:p>
       <w:pPr>
-        <w:pStyle w:val="BodyText"/>
-      </w:pPr>
+        <w:pStyle w:val="RecuadroParcial"/>
+      </w:pPr>
+      <w:r>
+        <w:t xml:space="preserve">🎯</w:t>
+      </w:r>
+      <w:r>
+        <w:t xml:space="preserve"> </w:t>
+      </w:r>
       <w:r>
         <w:rPr>
           <w:b/>
@@ -1755,7 +1805,7 @@
         <w:t xml:space="preserve"> </w:t>
       </w:r>
       <w:r>
-        <w:t xml:space="preserve">(T23).</w:t>
+        <w:t xml:space="preserve">(Freud, 1913/1996).</w:t>
       </w:r>
     </w:p>
     <w:p>
@@ -2603,7 +2653,145 @@
     </w:p>
     <w:p>
       <w:pPr>
-        <w:pStyle w:val="FirstParagraph"/>
+        <w:pStyle w:val="RecuadroEsqueleto"/>
+      </w:pPr>
+      <w:r>
+        <w:rPr>
+          <w:b/>
+          <w:bCs/>
+        </w:rPr>
+        <w:t xml:space="preserve">Esqueleto de la respuesta:</w:t>
+      </w:r>
+    </w:p>
+    <w:p>
+      <w:pPr>
+        <w:pStyle w:val="RecuadroEsqueleto"/>
+      </w:pPr>
+      <w:r>
+        <w:t xml:space="preserve">1. </w:t>
+      </w:r>
+      <w:r>
+        <w:rPr>
+          <w:b/>
+          <w:bCs/>
+        </w:rPr>
+        <w:t xml:space="preserve">Tesis:</w:t>
+      </w:r>
+      <w:r>
+        <w:t xml:space="preserve"> </w:t>
+      </w:r>
+      <w:r>
+        <w:t xml:space="preserve">Lacan ordena la práctica en tres niveles que Belucci lee desde Von Clausewitz (Lacan, 1958/2009; Belucci, 2015, p. 2).</w:t>
+      </w:r>
+    </w:p>
+    <w:p>
+      <w:pPr>
+        <w:pStyle w:val="RecuadroEsqueleto"/>
+      </w:pPr>
+      <w:r>
+        <w:t xml:space="preserve">2. </w:t>
+      </w:r>
+      <w:r>
+        <w:rPr>
+          <w:b/>
+          <w:bCs/>
+        </w:rPr>
+        <w:t xml:space="preserve">Clausewitz:</w:t>
+      </w:r>
+      <w:r>
+        <w:t xml:space="preserve"> </w:t>
+      </w:r>
+      <w:r>
+        <w:t xml:space="preserve">la táctica se subordina a la estrategia y esta a la política.</w:t>
+      </w:r>
+    </w:p>
+    <w:p>
+      <w:pPr>
+        <w:pStyle w:val="RecuadroEsqueleto"/>
+      </w:pPr>
+      <w:r>
+        <w:t xml:space="preserve">3. </w:t>
+      </w:r>
+      <w:r>
+        <w:rPr>
+          <w:b/>
+          <w:bCs/>
+        </w:rPr>
+        <w:t xml:space="preserve">Táctica = intervenciones:</w:t>
+      </w:r>
+      <w:r>
+        <w:t xml:space="preserve"> </w:t>
+      </w:r>
+      <w:r>
+        <w:t xml:space="preserve">interpretación, construcción, acto; relativa libertad (Lacan, 1958/2009, p. 1).</w:t>
+      </w:r>
+    </w:p>
+    <w:p>
+      <w:pPr>
+        <w:pStyle w:val="RecuadroEsqueleto"/>
+      </w:pPr>
+      <w:r>
+        <w:t xml:space="preserve">4. </w:t>
+      </w:r>
+      <w:r>
+        <w:rPr>
+          <w:b/>
+          <w:bCs/>
+        </w:rPr>
+        <w:t xml:space="preserve">Estrategia = manejo de la transferencia:</w:t>
+      </w:r>
+      <w:r>
+        <w:t xml:space="preserve"> </w:t>
+      </w:r>
+      <w:r>
+        <w:t xml:space="preserve">condición para interpretar (Freud, 1913/1996); libertad alienada.</w:t>
+      </w:r>
+    </w:p>
+    <w:p>
+      <w:pPr>
+        <w:pStyle w:val="RecuadroEsqueleto"/>
+      </w:pPr>
+      <w:r>
+        <w:t xml:space="preserve">5. </w:t>
+      </w:r>
+      <w:r>
+        <w:rPr>
+          <w:b/>
+          <w:bCs/>
+        </w:rPr>
+        <w:t xml:space="preserve">Política = deseo del analista:</w:t>
+      </w:r>
+      <w:r>
+        <w:t xml:space="preserve"> </w:t>
+      </w:r>
+      <w:r>
+        <w:t xml:space="preserve">ubicado por su falta-en-ser (Lacan, 1958/2009, p. 2).</w:t>
+      </w:r>
+    </w:p>
+    <w:p>
+      <w:pPr>
+        <w:pStyle w:val="RecuadroEsqueleto"/>
+      </w:pPr>
+      <w:r>
+        <w:t xml:space="preserve">6. </w:t>
+      </w:r>
+      <w:r>
+        <w:rPr>
+          <w:b/>
+          <w:bCs/>
+        </w:rPr>
+        <w:t xml:space="preserve">Cierre:</w:t>
+      </w:r>
+      <w:r>
+        <w:t xml:space="preserve"> </w:t>
+      </w:r>
+      <w:r>
+        <w:t xml:space="preserve">el analista es menos libre en su estrategia que en su táctica, y menos aún en su política.</w:t>
+      </w:r>
+    </w:p>
+    <w:p>
+      <w:pPr>
+        <w:pStyle w:val="BodyText"/>
       </w:pPr>
       <w:r>
         <w:t xml:space="preserve">En</w:t>
@@ -2696,7 +2884,7 @@
         <w:t xml:space="preserve">política</w:t>
       </w:r>
       <w:r>
-        <w:t xml:space="preserve">, porque «la guerra es la continuación de la política por otros medios» (T27, p. 2). Belucci traduce los tres niveles a la cura. La</w:t>
+        <w:t xml:space="preserve">, porque «la guerra es la continuación de la política por otros medios» (Belucci, 2015, p. 2). Belucci traduce los tres niveles a la cura. La</w:t>
       </w:r>
       <w:r>
         <w:t xml:space="preserve"> </w:t>
@@ -2728,7 +2916,7 @@
         <w:t xml:space="preserve"> </w:t>
       </w:r>
       <w:r>
-        <w:t xml:space="preserve">(interpretación, construcción, acto), lo que se hace en cada sesión: el analista no puede anticipar con exactitud qué dirá o callará, y en eso es relativamente libre (T22, p. 1). La</w:t>
+        <w:t xml:space="preserve">(interpretación, construcción, acto), lo que se hace en cada sesión: el analista no puede anticipar con exactitud qué dirá o callará, y en eso es relativamente libre (Lacan, 1958/2009, p. 1). La</w:t>
       </w:r>
       <w:r>
         <w:t xml:space="preserve"> </w:t>
@@ -2757,7 +2945,7 @@
         <w:t xml:space="preserve">manejo de la transferencia</w:t>
       </w:r>
       <w:r>
-        <w:t xml:space="preserve">: es la condición para poder interpretar —Freud lo fija en los escritos técnicos: no se interpreta antes de que la transferencia esté establecida (T23)—, y es «nuestro mapa»: según dónde quedemos ubicados en él, las intervenciones se vuelven eficaces o «miopes» (T27, p. 3); aquí la libertad del analista está</w:t>
+        <w:t xml:space="preserve">: es la condición para poder interpretar —Freud lo fija en los escritos técnicos: no se interpreta antes de que la transferencia esté establecida (Freud, 1913/1996)—, y es «nuestro mapa»: según dónde quedemos ubicados en él, las intervenciones se vuelven eficaces o «miopes» (Belucci, 2015, p. 3); aquí la libertad del analista está</w:t>
       </w:r>
       <w:r>
         <w:t xml:space="preserve"> </w:t>
@@ -2773,7 +2961,7 @@
         <w:t xml:space="preserve"> </w:t>
       </w:r>
       <w:r>
-        <w:t xml:space="preserve">por el desdoblamiento de su persona (T22, pp. 1-2). La</w:t>
+        <w:t xml:space="preserve">por el desdoblamiento de su persona (Lacan, 1958/2009, pp. 1-2). La</w:t>
       </w:r>
       <w:r>
         <w:t xml:space="preserve"> </w:t>
@@ -2818,7 +3006,7 @@
         <w:t xml:space="preserve"> </w:t>
       </w:r>
       <w:r>
-        <w:t xml:space="preserve">y no por su ser (T22, p. 2): es lo que ordena a la transferencia y a las intervenciones, de modo que, para algunos autores, «el dispositivo es el deseo del analista» (T27, p. 3). De ahí la fórmula de Lacan: el analista es</w:t>
+        <w:t xml:space="preserve">y no por su ser (Lacan, 1958/2009, p. 2): es lo que ordena a la transferencia y a las intervenciones, de modo que, para algunos autores, «el dispositivo es el deseo del analista» (Belucci, 2015, p. 3). De ahí la fórmula de Lacan: el analista es</w:t>
       </w:r>
       <w:r>
         <w:t xml:space="preserve"> </w:t>
@@ -2850,7 +3038,47 @@
         <w:t xml:space="preserve"> </w:t>
       </w:r>
       <w:r>
-        <w:t xml:space="preserve">(T22, p. 2).</w:t>
+        <w:t xml:space="preserve">(Lacan, 1958/2009, p. 2).</w:t>
+      </w:r>
+    </w:p>
+    <w:p>
+      <w:pPr>
+        <w:pStyle w:val="RecuadroAtencion"/>
+      </w:pPr>
+      <w:r>
+        <w:t xml:space="preserve">⚠</w:t>
+      </w:r>
+      <w:r>
+        <w:t xml:space="preserve"> </w:t>
+      </w:r>
+      <w:r>
+        <w:rPr>
+          <w:b/>
+          <w:bCs/>
+        </w:rPr>
+        <w:t xml:space="preserve">No confundir:</w:t>
+      </w:r>
+      <w:r>
+        <w:t xml:space="preserve"> </w:t>
+      </w:r>
+      <w:r>
+        <w:t xml:space="preserve">la libertad del analista</w:t>
+      </w:r>
+      <w:r>
+        <w:t xml:space="preserve"> </w:t>
+      </w:r>
+      <w:r>
+        <w:rPr>
+          <w:b/>
+          <w:bCs/>
+        </w:rPr>
+        <w:t xml:space="preserve">disminuye</w:t>
+      </w:r>
+      <w:r>
+        <w:t xml:space="preserve"> </w:t>
+      </w:r>
+      <w:r>
+        <w:t xml:space="preserve">de la táctica a la política, no al revés. Y el extracto de Lacan no nombra a Clausewitz: esa lectura es de Belucci.</w:t>
       </w:r>
     </w:p>
     <w:bookmarkEnd w:id="12"/>
@@ -2863,13 +3091,13 @@
         <w:t xml:space="preserve">1.2 Desarrollo ampliado</w:t>
       </w:r>
     </w:p>
-    <w:bookmarkStart w:id="13" w:name="X49590905039b29c671e64fa9f37630ed8f68315"/>
+    <w:bookmarkStart w:id="13" w:name="X83acc9376cb21f449b4ff0036a07a0d311afc0d"/>
     <w:p>
       <w:pPr>
         <w:pStyle w:val="Heading4"/>
       </w:pPr>
       <w:r>
-        <w:t xml:space="preserve">a) El contexto del escrito de Lacan (T22, secciones I y II)</w:t>
+        <w:t xml:space="preserve">a) El contexto del escrito de Lacan (1958/2009, secciones I y II)</w:t>
       </w:r>
     </w:p>
     <w:p>
@@ -2887,7 +3115,7 @@
         <w:t xml:space="preserve"> </w:t>
       </w:r>
       <w:r>
-        <w:t xml:space="preserve">se abre con una pregunta: «¿quién analiza hoy?» (T22, p. 1). Lacan critica a los analistas de su época que recurren a la</w:t>
+        <w:t xml:space="preserve">se abre con una pregunta: «¿quién analiza hoy?» (Lacan, 1958/2009, p. 1). Lacan critica a los analistas de su época que recurren a la</w:t>
       </w:r>
       <w:r>
         <w:t xml:space="preserve"> </w:t>
@@ -3012,7 +3240,7 @@
         <w:t xml:space="preserve"> </w:t>
       </w:r>
       <w:r>
-        <w:t xml:space="preserve">(T22, p. 1): se dirige la</w:t>
+        <w:t xml:space="preserve">(Lacan, 1958/2009, p. 1): se dirige la</w:t>
       </w:r>
       <w:r>
         <w:t xml:space="preserve"> </w:t>
@@ -3134,13 +3362,13 @@
       </w:r>
     </w:p>
     <w:bookmarkEnd w:id="13"/>
-    <w:bookmarkStart w:id="14" w:name="X67593900fe06a59122560b15808c88f48ca1ae6"/>
+    <w:bookmarkStart w:id="14" w:name="Xaf104266961465120a81e2cf124d55b15ab9998"/>
     <w:p>
       <w:pPr>
         <w:pStyle w:val="Heading4"/>
       </w:pPr>
       <w:r>
-        <w:t xml:space="preserve">b) Táctica, estrategia y política en el texto de Lacan (T22, I.4–I.6, pp. 1-2)</w:t>
+        <w:t xml:space="preserve">b) Táctica, estrategia y política en el texto de Lacan (1958/2009, I.4–I.6, pp. 1-2)</w:t>
       </w:r>
     </w:p>
     <w:p>
@@ -3212,7 +3440,7 @@
         <w:t xml:space="preserve">único amo en mi barco después de Dios</w:t>
       </w:r>
       <w:r>
-        <w:t xml:space="preserve">»; es libre «del momento y del número, tanto como de la elección de mis intervenciones»; la regla fundamental parece hecha para no estorbar su quehacer de ejecutante (T22, p. 1). Lo único que no domina son los</w:t>
+        <w:t xml:space="preserve">»; es libre «del momento y del número, tanto como de la elección de mis intervenciones»; la regla fundamental parece hecha para no estorbar su quehacer de ejecutante (Lacan, 1958/2009, p. 1). Lo único que no domina son los</w:t>
       </w:r>
       <w:r>
         <w:t xml:space="preserve"> </w:t>
@@ -3447,13 +3675,13 @@
       </w:r>
     </w:p>
     <w:bookmarkEnd w:id="14"/>
-    <w:bookmarkStart w:id="15" w:name="c-la-lectura-de-belucci-t27-pp.-2-3"/>
+    <w:bookmarkStart w:id="15" w:name="c-la-lectura-de-belucci-2015-pp.-2-3"/>
     <w:p>
       <w:pPr>
         <w:pStyle w:val="Heading4"/>
       </w:pPr>
       <w:r>
-        <w:t xml:space="preserve">c) La lectura de Belucci (T27, pp. 2-3)</w:t>
+        <w:t xml:space="preserve">c) La lectura de Belucci (2015, pp. 2-3)</w:t>
       </w:r>
     </w:p>
     <w:p>
@@ -3844,7 +4072,7 @@
         <w:t xml:space="preserve"> </w:t>
       </w:r>
       <w:r>
-        <w:t xml:space="preserve">(el deseo del analista): «no podemos decir o hacer cualquier cosa en cualquier momento, porque eso está subordinado al nivel de la estrategia» (T27, p. 2).</w:t>
+        <w:t xml:space="preserve">(el deseo del analista): «no podemos decir o hacer cualquier cosa en cualquier momento, porque eso está subordinado al nivel de la estrategia» (Belucci, 2015, p. 2).</w:t>
       </w:r>
     </w:p>
     <w:p>
@@ -3921,7 +4149,7 @@
         <w:t xml:space="preserve"> </w:t>
       </w:r>
       <w:r>
-        <w:t xml:space="preserve">(T30, p. 2): la táctica falló porque estaba mal ubicado el analista en el mapa de la transferencia.</w:t>
+        <w:t xml:space="preserve">(Belucci, 2016, p. 2): la táctica falló porque estaba mal ubicado el analista en el mapa de la transferencia.</w:t>
       </w:r>
     </w:p>
     <w:p>
@@ -3959,7 +4187,7 @@
         <w:t xml:space="preserve"> </w:t>
       </w:r>
       <w:r>
-        <w:t xml:space="preserve">(T22, p. 4). Freud, en cambio (Hombre de las Ratas, Dora), procedía «en orden inverso»:</w:t>
+        <w:t xml:space="preserve">(Lacan, 1958/2009, p. 4). Freud, en cambio (Hombre de las Ratas, Dora), procedía «en orden inverso»:</w:t>
       </w:r>
       <w:r>
         <w:t xml:space="preserve"> </w:t>
@@ -4336,7 +4564,7 @@
         <w:t xml:space="preserve">acción en el terreno</w:t>
       </w:r>
       <w:r>
-        <w:t xml:space="preserve">, no un repertorio de recetas; Iunger recuerda que «no hay recetas para la práctica del psicoanálisis, hay pocas» (la interpretación de los sueños y las grandes cosas que enseñó Freud; T29).</w:t>
+        <w:t xml:space="preserve">, no un repertorio de recetas; Iunger recuerda que «no hay recetas para la práctica del psicoanálisis, hay pocas» (la interpretación de los sueños y las grandes cosas que enseñó Freud; Iunger, 1998).</w:t>
       </w:r>
     </w:p>
     <w:p>
@@ -4368,7 +4596,7 @@
         <w:t xml:space="preserve">cura</w:t>
       </w:r>
       <w:r>
-        <w:t xml:space="preserve">; la regla fundamental es lo que se hace aplicar al sujeto (T22, p. 1).</w:t>
+        <w:t xml:space="preserve">; la regla fundamental es lo que se hace aplicar al sujeto (Lacan, 1958/2009, p. 1).</w:t>
       </w:r>
     </w:p>
     <w:p>
@@ -4522,331 +4750,485 @@
     </w:p>
     <w:p>
       <w:pPr>
-        <w:pStyle w:val="FirstParagraph"/>
-      </w:pPr>
-      <w:r>
-        <w:t xml:space="preserve">Lacan introduce el</w:t>
-      </w:r>
-      <w:r>
-        <w:t xml:space="preserve"> </w:t>
-      </w:r>
-      <w:r>
-        <w:rPr>
-          <w:b/>
-          <w:bCs/>
-        </w:rPr>
-        <w:t xml:space="preserve">deseo del analista</w:t>
-      </w:r>
-      <w:r>
-        <w:t xml:space="preserve"> </w:t>
-      </w:r>
-      <w:r>
-        <w:t xml:space="preserve">como el</w:t>
-      </w:r>
-      <w:r>
-        <w:t xml:space="preserve"> </w:t>
-      </w:r>
-      <w:r>
-        <w:rPr>
-          <w:b/>
-          <w:bCs/>
-        </w:rPr>
-        <w:t xml:space="preserve">punto axial</w:t>
-      </w:r>
-      <w:r>
-        <w:t xml:space="preserve"> </w:t>
-      </w:r>
-      <w:r>
-        <w:t xml:space="preserve">de la formación y de la experiencia: lo que el psicoanalista debe poder saber es</w:t>
-      </w:r>
-      <w:r>
-        <w:t xml:space="preserve"> </w:t>
-      </w:r>
-      <w:r>
-        <w:rPr>
-          <w:b/>
-          <w:bCs/>
-        </w:rPr>
-        <w:t xml:space="preserve">en torno a qué gira</w:t>
-      </w:r>
-      <w:r>
-        <w:t xml:space="preserve"> </w:t>
-      </w:r>
-      <w:r>
-        <w:t xml:space="preserve">el movimiento de la cura (</w:t>
+        <w:pStyle w:val="RecuadroEsqueleto"/>
+      </w:pPr>
+      <w:r>
+        <w:rPr>
+          <w:b/>
+          <w:bCs/>
+        </w:rPr>
+        <w:t xml:space="preserve">Esqueleto de la respuesta:</w:t>
+      </w:r>
+    </w:p>
+    <w:p>
+      <w:pPr>
+        <w:pStyle w:val="RecuadroEsqueleto"/>
+      </w:pPr>
+      <w:r>
+        <w:t xml:space="preserve">1. </w:t>
+      </w:r>
+      <w:r>
+        <w:rPr>
+          <w:b/>
+          <w:bCs/>
+        </w:rPr>
+        <w:t xml:space="preserve">Tesis:</w:t>
+      </w:r>
+      <w:r>
+        <w:t xml:space="preserve"> </w:t>
+      </w:r>
+      <w:r>
+        <w:t xml:space="preserve">el deseo del analista es una función, el eje en torno al cual gira la cura (Lacan, 1964/1993).</w:t>
+      </w:r>
+    </w:p>
+    <w:p>
+      <w:pPr>
+        <w:pStyle w:val="RecuadroEsqueleto"/>
+      </w:pPr>
+      <w:r>
+        <w:t xml:space="preserve">2. </w:t>
+      </w:r>
+      <w:r>
+        <w:rPr>
+          <w:b/>
+          <w:bCs/>
+        </w:rPr>
+        <w:t xml:space="preserve">Función:</w:t>
+      </w:r>
+      <w:r>
+        <w:t xml:space="preserve"> </w:t>
+      </w:r>
+      <w:r>
+        <w:t xml:space="preserve">el mango del hacha: aplica la fuerza de la transferencia sobre la demanda.</w:t>
+      </w:r>
+    </w:p>
+    <w:p>
+      <w:pPr>
+        <w:pStyle w:val="RecuadroEsqueleto"/>
+      </w:pPr>
+      <w:r>
+        <w:t xml:space="preserve">3. </w:t>
+      </w:r>
+      <w:r>
+        <w:rPr>
+          <w:b/>
+          <w:bCs/>
+        </w:rPr>
+        <w:t xml:space="preserve">Definición operativa:</w:t>
+      </w:r>
+      <w:r>
+        <w:t xml:space="preserve"> </w:t>
+      </w:r>
+      <w:r>
+        <w:t xml:space="preserve">permite que en la repetición se escriba la diferencia (Belucci, 2015, p. 2).</w:t>
+      </w:r>
+    </w:p>
+    <w:p>
+      <w:pPr>
+        <w:pStyle w:val="RecuadroEsqueleto"/>
+      </w:pPr>
+      <w:r>
+        <w:t xml:space="preserve">4. </w:t>
+      </w:r>
+      <w:r>
+        <w:rPr>
+          <w:b/>
+          <w:bCs/>
+        </w:rPr>
+        <w:t xml:space="preserve">Relación con la estructura:</w:t>
+      </w:r>
+      <w:r>
+        <w:t xml:space="preserve"> </w:t>
+      </w:r>
+      <w:r>
+        <w:t xml:space="preserve">el deseo es deseo del Otro (falta-en-ser) (Lacan, 1958/2009, pp. 11-12); no es puro, alguien le da cuerpo (Iunger, 1998).</w:t>
+      </w:r>
+    </w:p>
+    <w:p>
+      <w:pPr>
+        <w:pStyle w:val="RecuadroEsqueleto"/>
+      </w:pPr>
+      <w:r>
+        <w:t xml:space="preserve">5. </w:t>
+      </w:r>
+      <w:r>
+        <w:rPr>
+          <w:b/>
+          <w:bCs/>
+        </w:rPr>
+        <w:t xml:space="preserve">Opera sobre el analizante:</w:t>
+      </w:r>
+      <w:r>
+        <w:t xml:space="preserve"> </w:t>
+      </w:r>
+      <w:r>
+        <w:t xml:space="preserve">acto, semblante y abstinencia (Belucci, 2015, pp. 4-5).</w:t>
+      </w:r>
+    </w:p>
+    <w:p>
+      <w:pPr>
+        <w:pStyle w:val="RecuadroEsqueleto"/>
+      </w:pPr>
+      <w:r>
+        <w:t xml:space="preserve">6. </w:t>
+      </w:r>
+      <w:r>
+        <w:rPr>
+          <w:b/>
+          <w:bCs/>
+        </w:rPr>
+        <w:t xml:space="preserve">Cierre (efectos):</w:t>
+      </w:r>
+      <w:r>
+        <w:t xml:space="preserve"> </w:t>
+      </w:r>
+      <w:r>
+        <w:t xml:space="preserve">funda la transferencia, permite otra respuesta a lo real, evita el</w:t>
+      </w:r>
+      <w:r>
+        <w:t xml:space="preserve"> </w:t>
       </w:r>
       <w:r>
         <w:rPr>
           <w:i/>
           <w:iCs/>
         </w:rPr>
-        <w:t xml:space="preserve">Seminario 11</w:t>
-      </w:r>
-      <w:r>
-        <w:t xml:space="preserve">, cap. XVIII, T26). No es el deseo de una persona sino una</w:t>
-      </w:r>
-      <w:r>
-        <w:t xml:space="preserve"> </w:t>
-      </w:r>
-      <w:r>
-        <w:rPr>
-          <w:b/>
-          <w:bCs/>
-        </w:rPr>
-        <w:t xml:space="preserve">función</w:t>
-      </w:r>
-      <w:r>
-        <w:t xml:space="preserve">: Lacan la compara con el</w:t>
-      </w:r>
-      <w:r>
-        <w:t xml:space="preserve"> </w:t>
-      </w:r>
-      <w:r>
-        <w:rPr>
-          <w:b/>
-          <w:bCs/>
-        </w:rPr>
-        <w:t xml:space="preserve">eje o mango del hacha de doble filo</w:t>
-      </w:r>
-      <w:r>
-        <w:t xml:space="preserve"> </w:t>
-      </w:r>
-      <w:r>
-        <w:t xml:space="preserve">gracias al cual se aplica la fuerza de la transferencia sobre lo que el paciente formula como demanda; el deseo es «el eje, el pivote» y por eso la relación del</w:t>
-      </w:r>
-      <w:r>
-        <w:t xml:space="preserve"> </w:t>
-      </w:r>
-      <w:r>
-        <w:rPr>
-          <w:b/>
-          <w:bCs/>
-        </w:rPr>
-        <w:t xml:space="preserve">deseo con el deseo</w:t>
-      </w:r>
-      <w:r>
-        <w:t xml:space="preserve"> </w:t>
-      </w:r>
-      <w:r>
-        <w:t xml:space="preserve">es «interna» (T26). Belucci lo define de manera accesible como</w:t>
-      </w:r>
-      <w:r>
-        <w:t xml:space="preserve"> </w:t>
-      </w:r>
-      <w:r>
-        <w:rPr>
-          <w:b/>
-          <w:bCs/>
-        </w:rPr>
-        <w:t xml:space="preserve">la función que permite que, en el circuito de la repetición, se escriba la diferencia</w:t>
-      </w:r>
-      <w:r>
-        <w:t xml:space="preserve"> </w:t>
-      </w:r>
-      <w:r>
-        <w:t xml:space="preserve">(T27, p. 2). En relación con la</w:t>
-      </w:r>
-      <w:r>
-        <w:t xml:space="preserve"> </w:t>
-      </w:r>
-      <w:r>
-        <w:rPr>
-          <w:b/>
-          <w:bCs/>
-        </w:rPr>
-        <w:t xml:space="preserve">estructura</w:t>
-      </w:r>
-      <w:r>
-        <w:t xml:space="preserve">, lo hace en tres planos: se apoya en la estructura del</w:t>
-      </w:r>
-      <w:r>
-        <w:t xml:space="preserve"> </w:t>
-      </w:r>
-      <w:r>
-        <w:rPr>
-          <w:b/>
-          <w:bCs/>
-        </w:rPr>
-        <w:t xml:space="preserve">deseo</w:t>
-      </w:r>
-      <w:r>
-        <w:t xml:space="preserve"> </w:t>
-      </w:r>
-      <w:r>
-        <w:t xml:space="preserve">mismo (el deseo del hombre es el</w:t>
-      </w:r>
-      <w:r>
-        <w:t xml:space="preserve"> </w:t>
-      </w:r>
-      <w:r>
-        <w:rPr>
-          <w:b/>
-          <w:bCs/>
-        </w:rPr>
-        <w:t xml:space="preserve">deseo del Otro</w:t>
-      </w:r>
-      <w:r>
-        <w:t xml:space="preserve">, la metonimia de la</w:t>
-      </w:r>
-      <w:r>
-        <w:t xml:space="preserve"> </w:t>
-      </w:r>
-      <w:r>
-        <w:rPr>
-          <w:b/>
-          <w:bCs/>
-        </w:rPr>
-        <w:t xml:space="preserve">falta-en-ser</w:t>
-      </w:r>
-      <w:r>
-        <w:t xml:space="preserve">, T22, pp. 11-12); no es un deseo</w:t>
-      </w:r>
-      <w:r>
-        <w:t xml:space="preserve"> </w:t>
-      </w:r>
-      <w:r>
-        <w:rPr>
-          <w:b/>
-          <w:bCs/>
-        </w:rPr>
-        <w:t xml:space="preserve">puro</w:t>
-      </w:r>
-      <w:r>
-        <w:t xml:space="preserve">, sino que alguien le</w:t>
-      </w:r>
-      <w:r>
-        <w:t xml:space="preserve"> </w:t>
-      </w:r>
-      <w:r>
-        <w:rPr>
-          <w:b/>
-          <w:bCs/>
-        </w:rPr>
-        <w:t xml:space="preserve">da cuerpo</w:t>
-      </w:r>
-      <w:r>
-        <w:t xml:space="preserve"> </w:t>
-      </w:r>
-      <w:r>
-        <w:t xml:space="preserve">(Iunger, T29; T27, p. 3); y opera sobre la</w:t>
-      </w:r>
-      <w:r>
-        <w:t xml:space="preserve"> </w:t>
-      </w:r>
-      <w:r>
-        <w:rPr>
-          <w:b/>
-          <w:bCs/>
-        </w:rPr>
-        <w:t xml:space="preserve">estructura del analizante</w:t>
-      </w:r>
-      <w:r>
-        <w:t xml:space="preserve"> </w:t>
-      </w:r>
-      <w:r>
-        <w:t xml:space="preserve">(en la neurosis, una respuesta religiosa a lo real, sostenida en el padre) mediante el</w:t>
-      </w:r>
-      <w:r>
-        <w:t xml:space="preserve"> </w:t>
-      </w:r>
-      <w:r>
-        <w:rPr>
-          <w:b/>
-          <w:bCs/>
-        </w:rPr>
-        <w:t xml:space="preserve">acto</w:t>
-      </w:r>
-      <w:r>
-        <w:t xml:space="preserve"> </w:t>
-      </w:r>
-      <w:r>
-        <w:t xml:space="preserve">y el</w:t>
-      </w:r>
-      <w:r>
-        <w:t xml:space="preserve"> </w:t>
-      </w:r>
-      <w:r>
-        <w:rPr>
-          <w:b/>
-          <w:bCs/>
-        </w:rPr>
-        <w:t xml:space="preserve">semblante</w:t>
-      </w:r>
-      <w:r>
-        <w:t xml:space="preserve">, con la</w:t>
-      </w:r>
-      <w:r>
-        <w:t xml:space="preserve"> </w:t>
-      </w:r>
-      <w:r>
-        <w:rPr>
-          <w:b/>
-          <w:bCs/>
-        </w:rPr>
-        <w:t xml:space="preserve">abstinencia</w:t>
-      </w:r>
-      <w:r>
-        <w:t xml:space="preserve"> </w:t>
-      </w:r>
-      <w:r>
-        <w:t xml:space="preserve">que impide que lo real se diluya (T27, pp. 4-5). Sus</w:t>
-      </w:r>
-      <w:r>
-        <w:t xml:space="preserve"> </w:t>
-      </w:r>
-      <w:r>
-        <w:rPr>
-          <w:b/>
-          <w:bCs/>
-        </w:rPr>
-        <w:t xml:space="preserve">efectos</w:t>
-      </w:r>
-      <w:r>
-        <w:t xml:space="preserve">:</w:t>
-      </w:r>
-      <w:r>
-        <w:t xml:space="preserve"> </w:t>
-      </w:r>
-      <w:r>
-        <w:rPr>
-          <w:b/>
-          <w:bCs/>
-        </w:rPr>
-        <w:t xml:space="preserve">funda y sostiene la transferencia</w:t>
-      </w:r>
-      <w:r>
-        <w:t xml:space="preserve">, hace posible una</w:t>
-      </w:r>
-      <w:r>
-        <w:t xml:space="preserve"> </w:t>
-      </w:r>
-      <w:r>
-        <w:rPr>
-          <w:b/>
-          <w:bCs/>
-        </w:rPr>
-        <w:t xml:space="preserve">respuesta a lo real que no sea la neurótica</w:t>
-      </w:r>
-      <w:r>
-        <w:t xml:space="preserve">, lleva la cura «tan lejos como sea posible» —pero no a toda costa: sería</w:t>
-      </w:r>
-      <w:r>
-        <w:t xml:space="preserve"> </w:t>
-      </w:r>
-      <w:r>
-        <w:rPr>
-          <w:b/>
-          <w:bCs/>
+        <w:t xml:space="preserve">furor curandi</w:t>
+      </w:r>
+      <w:r>
+        <w:t xml:space="preserve"> </w:t>
+      </w:r>
+      <w:r>
+        <w:t xml:space="preserve">(Belucci, 2016, p. 1).</w:t>
+      </w:r>
+    </w:p>
+    <w:p>
+      <w:pPr>
+        <w:pStyle w:val="BodyText"/>
+      </w:pPr>
+      <w:r>
+        <w:t xml:space="preserve">Lacan introduce el</w:t>
+      </w:r>
+      <w:r>
+        <w:t xml:space="preserve"> </w:t>
+      </w:r>
+      <w:r>
+        <w:rPr>
+          <w:b/>
+          <w:bCs/>
+        </w:rPr>
+        <w:t xml:space="preserve">deseo del analista</w:t>
+      </w:r>
+      <w:r>
+        <w:t xml:space="preserve"> </w:t>
+      </w:r>
+      <w:r>
+        <w:t xml:space="preserve">como el</w:t>
+      </w:r>
+      <w:r>
+        <w:t xml:space="preserve"> </w:t>
+      </w:r>
+      <w:r>
+        <w:rPr>
+          <w:b/>
+          <w:bCs/>
+        </w:rPr>
+        <w:t xml:space="preserve">punto axial</w:t>
+      </w:r>
+      <w:r>
+        <w:t xml:space="preserve"> </w:t>
+      </w:r>
+      <w:r>
+        <w:t xml:space="preserve">de la formación y de la experiencia: lo que el psicoanalista debe poder saber es</w:t>
+      </w:r>
+      <w:r>
+        <w:t xml:space="preserve"> </w:t>
+      </w:r>
+      <w:r>
+        <w:rPr>
+          <w:b/>
+          <w:bCs/>
+        </w:rPr>
+        <w:t xml:space="preserve">en torno a qué gira</w:t>
+      </w:r>
+      <w:r>
+        <w:t xml:space="preserve"> </w:t>
+      </w:r>
+      <w:r>
+        <w:t xml:space="preserve">el movimiento de la cura (</w:t>
+      </w:r>
+      <w:r>
+        <w:rPr>
           <w:i/>
           <w:iCs/>
         </w:rPr>
+        <w:t xml:space="preserve">Seminario 11</w:t>
+      </w:r>
+      <w:r>
+        <w:t xml:space="preserve">, cap. XVIII, Lacan, 1964/1993). No es el deseo de una persona sino una</w:t>
+      </w:r>
+      <w:r>
+        <w:t xml:space="preserve"> </w:t>
+      </w:r>
+      <w:r>
+        <w:rPr>
+          <w:b/>
+          <w:bCs/>
+        </w:rPr>
+        <w:t xml:space="preserve">función</w:t>
+      </w:r>
+      <w:r>
+        <w:t xml:space="preserve">: Lacan la compara con el</w:t>
+      </w:r>
+      <w:r>
+        <w:t xml:space="preserve"> </w:t>
+      </w:r>
+      <w:r>
+        <w:rPr>
+          <w:b/>
+          <w:bCs/>
+        </w:rPr>
+        <w:t xml:space="preserve">eje o mango del hacha de doble filo</w:t>
+      </w:r>
+      <w:r>
+        <w:t xml:space="preserve"> </w:t>
+      </w:r>
+      <w:r>
+        <w:t xml:space="preserve">gracias al cual se aplica la fuerza de la transferencia sobre lo que el paciente formula como demanda; el deseo es «el eje, el pivote» y por eso la relación del</w:t>
+      </w:r>
+      <w:r>
+        <w:t xml:space="preserve"> </w:t>
+      </w:r>
+      <w:r>
+        <w:rPr>
+          <w:b/>
+          <w:bCs/>
+        </w:rPr>
+        <w:t xml:space="preserve">deseo con el deseo</w:t>
+      </w:r>
+      <w:r>
+        <w:t xml:space="preserve"> </w:t>
+      </w:r>
+      <w:r>
+        <w:t xml:space="preserve">es «interna» (Lacan, 1964/1993). Belucci lo define de manera accesible como</w:t>
+      </w:r>
+      <w:r>
+        <w:t xml:space="preserve"> </w:t>
+      </w:r>
+      <w:r>
+        <w:rPr>
+          <w:b/>
+          <w:bCs/>
+        </w:rPr>
+        <w:t xml:space="preserve">la función que permite que, en el circuito de la repetición, se escriba la diferencia</w:t>
+      </w:r>
+      <w:r>
+        <w:t xml:space="preserve"> </w:t>
+      </w:r>
+      <w:r>
+        <w:t xml:space="preserve">(Belucci, 2015, p. 2). En relación con la</w:t>
+      </w:r>
+      <w:r>
+        <w:t xml:space="preserve"> </w:t>
+      </w:r>
+      <w:r>
+        <w:rPr>
+          <w:b/>
+          <w:bCs/>
+        </w:rPr>
+        <w:t xml:space="preserve">estructura</w:t>
+      </w:r>
+      <w:r>
+        <w:t xml:space="preserve">, lo hace en tres planos: se apoya en la estructura del</w:t>
+      </w:r>
+      <w:r>
+        <w:t xml:space="preserve"> </w:t>
+      </w:r>
+      <w:r>
+        <w:rPr>
+          <w:b/>
+          <w:bCs/>
+        </w:rPr>
+        <w:t xml:space="preserve">deseo</w:t>
+      </w:r>
+      <w:r>
+        <w:t xml:space="preserve"> </w:t>
+      </w:r>
+      <w:r>
+        <w:t xml:space="preserve">mismo (el deseo del hombre es el</w:t>
+      </w:r>
+      <w:r>
+        <w:t xml:space="preserve"> </w:t>
+      </w:r>
+      <w:r>
+        <w:rPr>
+          <w:b/>
+          <w:bCs/>
+        </w:rPr>
+        <w:t xml:space="preserve">deseo del Otro</w:t>
+      </w:r>
+      <w:r>
+        <w:t xml:space="preserve">, la metonimia de la</w:t>
+      </w:r>
+      <w:r>
+        <w:t xml:space="preserve"> </w:t>
+      </w:r>
+      <w:r>
+        <w:rPr>
+          <w:b/>
+          <w:bCs/>
+        </w:rPr>
+        <w:t xml:space="preserve">falta-en-ser</w:t>
+      </w:r>
+      <w:r>
+        <w:t xml:space="preserve">, Lacan, 1958/2009, pp. 11-12); no es un deseo</w:t>
+      </w:r>
+      <w:r>
+        <w:t xml:space="preserve"> </w:t>
+      </w:r>
+      <w:r>
+        <w:rPr>
+          <w:b/>
+          <w:bCs/>
+        </w:rPr>
+        <w:t xml:space="preserve">puro</w:t>
+      </w:r>
+      <w:r>
+        <w:t xml:space="preserve">, sino que alguien le</w:t>
+      </w:r>
+      <w:r>
+        <w:t xml:space="preserve"> </w:t>
+      </w:r>
+      <w:r>
+        <w:rPr>
+          <w:b/>
+          <w:bCs/>
+        </w:rPr>
+        <w:t xml:space="preserve">da cuerpo</w:t>
+      </w:r>
+      <w:r>
+        <w:t xml:space="preserve"> </w:t>
+      </w:r>
+      <w:r>
+        <w:t xml:space="preserve">(Iunger, Iunger, 1998; Belucci, 2015, p. 3); y opera sobre la</w:t>
+      </w:r>
+      <w:r>
+        <w:t xml:space="preserve"> </w:t>
+      </w:r>
+      <w:r>
+        <w:rPr>
+          <w:b/>
+          <w:bCs/>
+        </w:rPr>
+        <w:t xml:space="preserve">estructura del analizante</w:t>
+      </w:r>
+      <w:r>
+        <w:t xml:space="preserve"> </w:t>
+      </w:r>
+      <w:r>
+        <w:t xml:space="preserve">(en la neurosis, una respuesta religiosa a lo real, sostenida en el padre) mediante el</w:t>
+      </w:r>
+      <w:r>
+        <w:t xml:space="preserve"> </w:t>
+      </w:r>
+      <w:r>
+        <w:rPr>
+          <w:b/>
+          <w:bCs/>
+        </w:rPr>
+        <w:t xml:space="preserve">acto</w:t>
+      </w:r>
+      <w:r>
+        <w:t xml:space="preserve"> </w:t>
+      </w:r>
+      <w:r>
+        <w:t xml:space="preserve">y el</w:t>
+      </w:r>
+      <w:r>
+        <w:t xml:space="preserve"> </w:t>
+      </w:r>
+      <w:r>
+        <w:rPr>
+          <w:b/>
+          <w:bCs/>
+        </w:rPr>
+        <w:t xml:space="preserve">semblante</w:t>
+      </w:r>
+      <w:r>
+        <w:t xml:space="preserve">, con la</w:t>
+      </w:r>
+      <w:r>
+        <w:t xml:space="preserve"> </w:t>
+      </w:r>
+      <w:r>
+        <w:rPr>
+          <w:b/>
+          <w:bCs/>
+        </w:rPr>
+        <w:t xml:space="preserve">abstinencia</w:t>
+      </w:r>
+      <w:r>
+        <w:t xml:space="preserve"> </w:t>
+      </w:r>
+      <w:r>
+        <w:t xml:space="preserve">que impide que lo real se diluya (Belucci, 2015, pp. 4-5). Sus</w:t>
+      </w:r>
+      <w:r>
+        <w:t xml:space="preserve"> </w:t>
+      </w:r>
+      <w:r>
+        <w:rPr>
+          <w:b/>
+          <w:bCs/>
+        </w:rPr>
+        <w:t xml:space="preserve">efectos</w:t>
+      </w:r>
+      <w:r>
+        <w:t xml:space="preserve">:</w:t>
+      </w:r>
+      <w:r>
+        <w:t xml:space="preserve"> </w:t>
+      </w:r>
+      <w:r>
+        <w:rPr>
+          <w:b/>
+          <w:bCs/>
+        </w:rPr>
+        <w:t xml:space="preserve">funda y sostiene la transferencia</w:t>
+      </w:r>
+      <w:r>
+        <w:t xml:space="preserve">, hace posible una</w:t>
+      </w:r>
+      <w:r>
+        <w:t xml:space="preserve"> </w:t>
+      </w:r>
+      <w:r>
+        <w:rPr>
+          <w:b/>
+          <w:bCs/>
+        </w:rPr>
+        <w:t xml:space="preserve">respuesta a lo real que no sea la neurótica</w:t>
+      </w:r>
+      <w:r>
+        <w:t xml:space="preserve">, lleva la cura «tan lejos como sea posible» —pero no a toda costa: sería</w:t>
+      </w:r>
+      <w:r>
+        <w:t xml:space="preserve"> </w:t>
+      </w:r>
+      <w:r>
+        <w:rPr>
+          <w:b/>
+          <w:bCs/>
+          <w:i/>
+          <w:iCs/>
+        </w:rPr>
         <w:t xml:space="preserve">furor curandi</w:t>
       </w:r>
       <w:r>
         <w:t xml:space="preserve"> </w:t>
       </w:r>
       <w:r>
-        <w:t xml:space="preserve">(T27, p. 3; T30, p. 1)— y promueve la</w:t>
+        <w:t xml:space="preserve">(Belucci, 2015, p. 3; Belucci, 2016, p. 1)— y promueve la</w:t>
       </w:r>
       <w:r>
         <w:t xml:space="preserve"> </w:t>
@@ -4862,7 +5244,63 @@
         <w:t xml:space="preserve"> </w:t>
       </w:r>
       <w:r>
-        <w:t xml:space="preserve">(T29).</w:t>
+        <w:t xml:space="preserve">(Iunger, 1998).</w:t>
+      </w:r>
+    </w:p>
+    <w:p>
+      <w:pPr>
+        <w:pStyle w:val="RecuadroAtencion"/>
+      </w:pPr>
+      <w:r>
+        <w:t xml:space="preserve">⚠</w:t>
+      </w:r>
+      <w:r>
+        <w:t xml:space="preserve"> </w:t>
+      </w:r>
+      <w:r>
+        <w:rPr>
+          <w:b/>
+          <w:bCs/>
+        </w:rPr>
+        <w:t xml:space="preserve">No confundir:</w:t>
+      </w:r>
+      <w:r>
+        <w:t xml:space="preserve"> </w:t>
+      </w:r>
+      <w:r>
+        <w:t xml:space="preserve">deseo</w:t>
+      </w:r>
+      <w:r>
+        <w:t xml:space="preserve"> </w:t>
+      </w:r>
+      <w:r>
+        <w:rPr>
+          <w:b/>
+          <w:bCs/>
+        </w:rPr>
+        <w:t xml:space="preserve">del analista</w:t>
+      </w:r>
+      <w:r>
+        <w:t xml:space="preserve"> </w:t>
+      </w:r>
+      <w:r>
+        <w:t xml:space="preserve">(función) ≠ deseo</w:t>
+      </w:r>
+      <w:r>
+        <w:t xml:space="preserve"> </w:t>
+      </w:r>
+      <w:r>
+        <w:rPr>
+          <w:b/>
+          <w:bCs/>
+        </w:rPr>
+        <w:t xml:space="preserve">de la persona</w:t>
+      </w:r>
+      <w:r>
+        <w:t xml:space="preserve"> </w:t>
+      </w:r>
+      <w:r>
+        <w:t xml:space="preserve">del analista. Y no es un deseo puro.</w:t>
       </w:r>
     </w:p>
     <w:bookmarkEnd w:id="21"/>
@@ -4875,13 +5313,13 @@
         <w:t xml:space="preserve">2.2 Desarrollo ampliado</w:t>
       </w:r>
     </w:p>
-    <w:bookmarkStart w:id="22" w:name="X09766612fda10e46ea5f8763261bb083dcff170"/>
+    <w:bookmarkStart w:id="22" w:name="X7cf1efc0a8381259907ee0ba9074b1e233cbb8c"/>
     <w:p>
       <w:pPr>
         <w:pStyle w:val="Heading4"/>
       </w:pPr>
       <w:r>
-        <w:t xml:space="preserve">a) Lacan: el «punto axial» (T26, Seminario 11, cap. XVIII, 10/06/1964)</w:t>
+        <w:t xml:space="preserve">a) Lacan: el «punto axial» (Lacan, 1964/1993, Seminario 11, cap. XVIII, 10/06/1964)</w:t>
       </w:r>
     </w:p>
     <w:p>
@@ -4964,7 +5402,7 @@
         <w:t xml:space="preserve">deseo del psicoanalista</w:t>
       </w:r>
       <w:r>
-        <w:t xml:space="preserve">» (T26).</w:t>
+        <w:t xml:space="preserve">» (Lacan, 1964/1993).</w:t>
       </w:r>
     </w:p>
     <w:p>
@@ -5026,7 +5464,7 @@
         <w:t xml:space="preserve"> </w:t>
       </w:r>
       <w:r>
-        <w:t xml:space="preserve">fue, «en vida», el único legítimamente sujeto supuesto saber (T26).</w:t>
+        <w:t xml:space="preserve">fue, «en vida», el único legítimamente sujeto supuesto saber (Lacan, 1964/1993).</w:t>
       </w:r>
     </w:p>
     <w:p>
@@ -5064,7 +5502,7 @@
         <w:t xml:space="preserve"> </w:t>
       </w:r>
       <w:r>
-        <w:t xml:space="preserve">(T26).</w:t>
+        <w:t xml:space="preserve">(Lacan, 1964/1993).</w:t>
       </w:r>
     </w:p>
     <w:p>
@@ -5151,7 +5589,7 @@
         <w:t xml:space="preserve">función esencial</w:t>
       </w:r>
       <w:r>
-        <w:t xml:space="preserve">» (T26).</w:t>
+        <w:t xml:space="preserve">» (Lacan, 1964/1993).</w:t>
       </w:r>
     </w:p>
     <w:p>
@@ -5186,7 +5624,7 @@
         <w:t xml:space="preserve"> </w:t>
       </w:r>
       <w:r>
-        <w:t xml:space="preserve">(T26).</w:t>
+        <w:t xml:space="preserve">(Lacan, 1964/1993).</w:t>
       </w:r>
     </w:p>
     <w:p>
@@ -5205,7 +5643,7 @@
         <w:t xml:space="preserve">«No querer desear»</w:t>
       </w:r>
       <w:r>
-        <w:t xml:space="preserve">: «toda la experiencia analítica da fe de que no querer desear y desear son la misma cosa» (T26): el deseo entraña una fase de prohibición. El analista está «citado» ahí:</w:t>
+        <w:t xml:space="preserve">: «toda la experiencia analítica da fe de que no querer desear y desear son la misma cosa» (Lacan, 1964/1993): el deseo entraña una fase de prohibición. El analista está «citado» ahí:</w:t>
       </w:r>
       <w:r>
         <w:t xml:space="preserve"> </w:t>
@@ -5222,7 +5660,7 @@
       </w:r>
     </w:p>
     <w:bookmarkEnd w:id="22"/>
-    <w:bookmarkStart w:id="23" w:name="X85be6a8a9b5bde0c02d0ad14beb44fb261c2b4f"/>
+    <w:bookmarkStart w:id="23" w:name="Xe582eac4638671cdef6675f025dedd8a5372753"/>
     <w:p>
       <w:pPr>
         <w:pStyle w:val="Heading4"/>
@@ -5241,7 +5679,7 @@
         <w:t xml:space="preserve">La dirección de la cura</w:t>
       </w:r>
       <w:r>
-        <w:t xml:space="preserve">: el deseo, la falta-en-ser y la ética (T22)</w:t>
+        <w:t xml:space="preserve">: el deseo, la falta-en-ser y la ética (Lacan, 1958/2009)</w:t>
       </w:r>
     </w:p>
     <w:p>
@@ -5263,7 +5701,7 @@
         <w:t xml:space="preserve"> </w:t>
       </w:r>
       <w:r>
-        <w:t xml:space="preserve">(T22, IV, p. 7): «¿Cómo actuar con el propio ser?». Lacan rechaza que el fin de análisis sea la</w:t>
+        <w:t xml:space="preserve">(Lacan, 1958/2009, IV, p. 7): «¿Cómo actuar con el propio ser?». Lacan rechaza que el fin de análisis sea la</w:t>
       </w:r>
       <w:r>
         <w:t xml:space="preserve"> </w:t>
@@ -5610,13 +6048,13 @@
       </w:r>
     </w:p>
     <w:bookmarkEnd w:id="23"/>
-    <w:bookmarkStart w:id="24" w:name="X22911e28cc181b6640a9c5b6e3ddb2fc0e88a4a"/>
+    <w:bookmarkStart w:id="24" w:name="X91f3847a5b2b6c3ac72e082bedf6f53a17bff71"/>
     <w:p>
       <w:pPr>
         <w:pStyle w:val="Heading4"/>
       </w:pPr>
       <w:r>
-        <w:t xml:space="preserve">c) Belucci: función, diferencia y real (T27, pp. 2-3)</w:t>
+        <w:t xml:space="preserve">c) Belucci: función, diferencia y real (Belucci, 2015, pp. 2-3)</w:t>
       </w:r>
     </w:p>
     <w:p>
@@ -5880,13 +6318,13 @@
       </w:r>
     </w:p>
     <w:bookmarkEnd w:id="24"/>
-    <w:bookmarkStart w:id="25" w:name="Xb0f9fc345dcd8a9f390d2e1fbc0b7bcdb8e77e0"/>
+    <w:bookmarkStart w:id="25" w:name="Xf2e5fe3e8bbed728001adc969674f0bab38288f"/>
     <w:p>
       <w:pPr>
         <w:pStyle w:val="Heading4"/>
       </w:pPr>
       <w:r>
-        <w:t xml:space="preserve">d) Iunger: fórmulas del deseo del analista (T29)</w:t>
+        <w:t xml:space="preserve">d) Iunger: fórmulas del deseo del analista (Iunger, 1998)</w:t>
       </w:r>
     </w:p>
     <w:p>
@@ -6223,7 +6661,7 @@
         <w:t xml:space="preserve"> </w:t>
       </w:r>
       <w:r>
-        <w:t xml:space="preserve">(T22, p. 2); no se trata de un «deseo de analizar» sino de un deseo</w:t>
+        <w:t xml:space="preserve">(Lacan, 1958/2009, p. 2); no se trata de un «deseo de analizar» sino de un deseo</w:t>
       </w:r>
       <w:r>
         <w:t xml:space="preserve"> </w:t>
@@ -6239,7 +6677,7 @@
         <w:t xml:space="preserve"> </w:t>
       </w:r>
       <w:r>
-        <w:t xml:space="preserve">(T29). Como función, ocupa —sin identificarse con él— el lugar del sujeto supuesto saber, «en la medida en que es objeto de la transferencia» (T26).</w:t>
+        <w:t xml:space="preserve">(Iunger, 1998). Como función, ocupa —sin identificarse con él— el lugar del sujeto supuesto saber, «en la medida en que es objeto de la transferencia» (Lacan, 1964/1993).</w:t>
       </w:r>
     </w:p>
     <w:p>
@@ -6290,7 +6728,7 @@
         <w:t xml:space="preserve"> </w:t>
       </w:r>
       <w:r>
-        <w:t xml:space="preserve">es el límite posible de la cura (análisis interminable, T27, p. 3) o el origen de la</w:t>
+        <w:t xml:space="preserve">es el límite posible de la cura (análisis interminable, Belucci, 2015, p. 3) o el origen de la</w:t>
       </w:r>
       <w:r>
         <w:t xml:space="preserve"> </w:t>
@@ -6306,7 +6744,7 @@
         <w:t xml:space="preserve"> </w:t>
       </w:r>
       <w:r>
-        <w:t xml:space="preserve">(T29).</w:t>
+        <w:t xml:space="preserve">(Iunger, 1998).</w:t>
       </w:r>
     </w:p>
     <w:p>
@@ -6354,7 +6792,7 @@
         <w:t xml:space="preserve"> </w:t>
       </w:r>
       <w:r>
-        <w:t xml:space="preserve">(T27, p. 1). El deseo del analista</w:t>
+        <w:t xml:space="preserve">(Belucci, 2015, p. 1). El deseo del analista</w:t>
       </w:r>
       <w:r>
         <w:t xml:space="preserve"> </w:t>
@@ -6396,7 +6834,7 @@
         <w:t xml:space="preserve">lo real</w:t>
       </w:r>
       <w:r>
-        <w:t xml:space="preserve">, aquello a lo que la neurosis responde, para que se pueda escribir en ese punto una respuesta distinta», T27, p. 5) y se sostiene en la</w:t>
+        <w:t xml:space="preserve">, aquello a lo que la neurosis responde, para que se pueda escribir en ese punto una respuesta distinta», Belucci, 2015, p. 5) y se sostiene en la</w:t>
       </w:r>
       <w:r>
         <w:t xml:space="preserve"> </w:t>
@@ -6512,7 +6950,7 @@
         <w:t xml:space="preserve">acto</w:t>
       </w:r>
       <w:r>
-        <w:t xml:space="preserve">. La transferencia hay que fundarla» (T27, p. 16).</w:t>
+        <w:t xml:space="preserve">. La transferencia hay que fundarla» (Belucci, 2015, p. 16).</w:t>
       </w:r>
     </w:p>
     <w:p>
@@ -6696,7 +7134,7 @@
         <w:t xml:space="preserve"> </w:t>
       </w:r>
       <w:r>
-        <w:t xml:space="preserve">(del lado del analizante y de la estructura de cada transferencia); por eso un análisis puede no llegar a un final «con ese analista en ese momento» (T30, p. 1).</w:t>
+        <w:t xml:space="preserve">(del lado del analizante y de la estructura de cada transferencia); por eso un análisis puede no llegar a un final «con ese analista en ese momento» (Belucci, 2016, p. 1).</w:t>
       </w:r>
       <w:r>
         <w:t xml:space="preserve"> </w:t>
@@ -6725,7 +7163,7 @@
         <w:t xml:space="preserve"> </w:t>
       </w:r>
       <w:r>
-        <w:t xml:space="preserve">(T30, p. 1).</w:t>
+        <w:t xml:space="preserve">(Belucci, 2016, p. 1).</w:t>
       </w:r>
     </w:p>
     <w:p>
@@ -6747,7 +7185,7 @@
         <w:t xml:space="preserve"> </w:t>
       </w:r>
       <w:r>
-        <w:t xml:space="preserve">«lo que produce el recorrido de un análisis no es otra cosa que un analista» (T27, p. 20).</w:t>
+        <w:t xml:space="preserve">«lo que produce el recorrido de un análisis no es otra cosa que un analista» (Belucci, 2015, p. 20).</w:t>
       </w:r>
     </w:p>
     <w:bookmarkEnd w:id="27"/>
@@ -6905,7 +7343,145 @@
     </w:p>
     <w:p>
       <w:pPr>
-        <w:pStyle w:val="FirstParagraph"/>
+        <w:pStyle w:val="RecuadroEsqueleto"/>
+      </w:pPr>
+      <w:r>
+        <w:rPr>
+          <w:b/>
+          <w:bCs/>
+        </w:rPr>
+        <w:t xml:space="preserve">Esqueleto de la respuesta:</w:t>
+      </w:r>
+    </w:p>
+    <w:p>
+      <w:pPr>
+        <w:pStyle w:val="RecuadroEsqueleto"/>
+      </w:pPr>
+      <w:r>
+        <w:t xml:space="preserve">1. </w:t>
+      </w:r>
+      <w:r>
+        <w:rPr>
+          <w:b/>
+          <w:bCs/>
+        </w:rPr>
+        <w:t xml:space="preserve">Tesis:</w:t>
+      </w:r>
+      <w:r>
+        <w:t xml:space="preserve"> </w:t>
+      </w:r>
+      <w:r>
+        <w:t xml:space="preserve">Freud piensa la transferencia como reedición; Lacan, como efecto del sujeto supuesto saber.</w:t>
+      </w:r>
+    </w:p>
+    <w:p>
+      <w:pPr>
+        <w:pStyle w:val="RecuadroEsqueleto"/>
+      </w:pPr>
+      <w:r>
+        <w:t xml:space="preserve">2. </w:t>
+      </w:r>
+      <w:r>
+        <w:rPr>
+          <w:b/>
+          <w:bCs/>
+        </w:rPr>
+        <w:t xml:space="preserve">Freud:</w:t>
+      </w:r>
+      <w:r>
+        <w:t xml:space="preserve"> </w:t>
+      </w:r>
+      <w:r>
+        <w:t xml:space="preserve">clisés que se reimprimen; el analista entra en una serie psíquica (Freud, 1912/1996).</w:t>
+      </w:r>
+    </w:p>
+    <w:p>
+      <w:pPr>
+        <w:pStyle w:val="RecuadroEsqueleto"/>
+      </w:pPr>
+      <w:r>
+        <w:t xml:space="preserve">3. </w:t>
+      </w:r>
+      <w:r>
+        <w:rPr>
+          <w:b/>
+          <w:bCs/>
+        </w:rPr>
+        <w:t xml:space="preserve">Doble cara en Freud:</w:t>
+      </w:r>
+      <w:r>
+        <w:t xml:space="preserve"> </w:t>
+      </w:r>
+      <w:r>
+        <w:t xml:space="preserve">positiva tierna (motor del éxito) y erótica u hostil (resistencia): palanca y obstáculo.</w:t>
+      </w:r>
+    </w:p>
+    <w:p>
+      <w:pPr>
+        <w:pStyle w:val="RecuadroEsqueleto"/>
+      </w:pPr>
+      <w:r>
+        <w:t xml:space="preserve">4. </w:t>
+      </w:r>
+      <w:r>
+        <w:rPr>
+          <w:b/>
+          <w:bCs/>
+        </w:rPr>
+        <w:t xml:space="preserve">Lacan:</w:t>
+      </w:r>
+      <w:r>
+        <w:t xml:space="preserve"> </w:t>
+      </w:r>
+      <w:r>
+        <w:t xml:space="preserve">incluye juntos al analista y al sujeto; hay transferencia en cuanto hay sujeto supuesto saber (Lacan, 1964/1993).</w:t>
+      </w:r>
+    </w:p>
+    <w:p>
+      <w:pPr>
+        <w:pStyle w:val="RecuadroEsqueleto"/>
+      </w:pPr>
+      <w:r>
+        <w:t xml:space="preserve">5. </w:t>
+      </w:r>
+      <w:r>
+        <w:rPr>
+          <w:b/>
+          <w:bCs/>
+        </w:rPr>
+        <w:t xml:space="preserve">Sugestión:</w:t>
+      </w:r>
+      <w:r>
+        <w:t xml:space="preserve"> </w:t>
+      </w:r>
+      <w:r>
+        <w:t xml:space="preserve">es sugestión a partir de la demanda de amor, pero también análisis de la sugestión (Lacan, 1958/2009, p. 13).</w:t>
+      </w:r>
+    </w:p>
+    <w:p>
+      <w:pPr>
+        <w:pStyle w:val="RecuadroEsqueleto"/>
+      </w:pPr>
+      <w:r>
+        <w:t xml:space="preserve">6. </w:t>
+      </w:r>
+      <w:r>
+        <w:rPr>
+          <w:b/>
+          <w:bCs/>
+        </w:rPr>
+        <w:t xml:space="preserve">Cierre (repetición):</w:t>
+      </w:r>
+      <w:r>
+        <w:t xml:space="preserve"> </w:t>
+      </w:r>
+      <w:r>
+        <w:t xml:space="preserve">Freud las acerca; Lacan las distingue: la transferencia es la condición para que en la repetición se inscriba la diferencia (Belucci, 2015, pp. 1-2).</w:t>
+      </w:r>
+    </w:p>
+    <w:p>
+      <w:pPr>
+        <w:pStyle w:val="BodyText"/>
       </w:pPr>
       <w:r>
         <w:rPr>
@@ -7170,7 +7746,7 @@
         <w:t xml:space="preserve">en cuanto hay sujeto al que se supone saber</w:t>
       </w:r>
       <w:r>
-        <w:t xml:space="preserve">; no es la suma de sentimientos positivos y negativos (T22, p. 5) ni una relación dual, y es «</w:t>
+        <w:t xml:space="preserve">; no es la suma de sentimientos positivos y negativos (Lacan, 1958/2009, p. 5) ni una relación dual, y es «</w:t>
       </w:r>
       <w:r>
         <w:rPr>
@@ -7212,7 +7788,7 @@
         <w:t xml:space="preserve"> </w:t>
       </w:r>
       <w:r>
-        <w:t xml:space="preserve">(T22, p. 13). Sobre la</w:t>
+        <w:t xml:space="preserve">(Lacan, 1958/2009, p. 13). Sobre la</w:t>
       </w:r>
       <w:r>
         <w:t xml:space="preserve"> </w:t>
@@ -7325,7 +7901,31 @@
         <w:t xml:space="preserve"> </w:t>
       </w:r>
       <w:r>
-        <w:t xml:space="preserve">(T27, pp. 1-2).</w:t>
+        <w:t xml:space="preserve">(Belucci, 2015, pp. 1-2).</w:t>
+      </w:r>
+    </w:p>
+    <w:p>
+      <w:pPr>
+        <w:pStyle w:val="RecuadroAtencion"/>
+      </w:pPr>
+      <w:r>
+        <w:t xml:space="preserve">⚠</w:t>
+      </w:r>
+      <w:r>
+        <w:t xml:space="preserve"> </w:t>
+      </w:r>
+      <w:r>
+        <w:rPr>
+          <w:b/>
+          <w:bCs/>
+        </w:rPr>
+        <w:t xml:space="preserve">No confundir:</w:t>
+      </w:r>
+      <w:r>
+        <w:t xml:space="preserve"> </w:t>
+      </w:r>
+      <w:r>
+        <w:t xml:space="preserve">transferencia ≠ repetición (Lacan). Y transferencia positiva ≠ «buena»: la erótica reprimida también es resistencia.</w:t>
       </w:r>
     </w:p>
     <w:bookmarkEnd w:id="31"/>
@@ -7338,7 +7938,7 @@
         <w:t xml:space="preserve">3.2 Desarrollo ampliado</w:t>
       </w:r>
     </w:p>
-    <w:bookmarkStart w:id="32" w:name="X02a2d450847cb39ea98713b8b2362661f61ca8b"/>
+    <w:bookmarkStart w:id="32" w:name="X32b5c663aa97d310d516dacb9a447147322be29"/>
     <w:p>
       <w:pPr>
         <w:pStyle w:val="Heading4"/>
@@ -7360,7 +7960,7 @@
         <w:t xml:space="preserve"> </w:t>
       </w:r>
       <w:r>
-        <w:t xml:space="preserve">(T24, 1912)</w:t>
+        <w:t xml:space="preserve">(Freud, 1912/1996)</w:t>
       </w:r>
     </w:p>
     <w:p>
@@ -7429,7 +8029,7 @@
         <w:t xml:space="preserve"> </w:t>
       </w:r>
       <w:r>
-        <w:t xml:space="preserve">a lo largo de la vida, en la medida en que lo consientan las circunstancias y la naturaleza de los objetos asequibles, aunque no queda del todo inmutable frente a impresiones recientes (T24).</w:t>
+        <w:t xml:space="preserve">a lo largo de la vida, en la medida en que lo consientan las circunstancias y la naturaleza de los objetos asequibles, aunque no queda del todo inmutable frente a impresiones recientes (Freud, 1912/1996).</w:t>
       </w:r>
     </w:p>
     <w:p>
@@ -7531,7 +8131,7 @@
         <w:t xml:space="preserve"> </w:t>
       </w:r>
       <w:r>
-        <w:t xml:space="preserve">(T24).</w:t>
+        <w:t xml:space="preserve">(Freud, 1912/1996).</w:t>
       </w:r>
     </w:p>
     <w:p>
@@ -7652,7 +8252,7 @@
         <w:t xml:space="preserve"> </w:t>
       </w:r>
       <w:r>
-        <w:t xml:space="preserve">(T24).</w:t>
+        <w:t xml:space="preserve">(Freud, 1912/1996).</w:t>
       </w:r>
     </w:p>
     <w:p>
@@ -7696,7 +8296,7 @@
         <w:t xml:space="preserve"> </w:t>
       </w:r>
       <w:r>
-        <w:t xml:space="preserve">la producen (T24).</w:t>
+        <w:t xml:space="preserve">la producen (Freud, 1912/1996).</w:t>
       </w:r>
     </w:p>
     <w:p>
@@ -7779,7 +8379,7 @@
         <w:t xml:space="preserve">se atribuyen a la neurosis</w:t>
       </w:r>
       <w:r>
-        <w:t xml:space="preserve">, no al psicoanálisis (T24).</w:t>
+        <w:t xml:space="preserve">, no al psicoanálisis (Freud, 1912/1996).</w:t>
       </w:r>
     </w:p>
     <w:p>
@@ -7855,7 +8455,7 @@
         <w:t xml:space="preserve"> </w:t>
       </w:r>
       <w:r>
-        <w:t xml:space="preserve">(T24). Las resistencias vienen de dos fuentes: la</w:t>
+        <w:t xml:space="preserve">(Freud, 1912/1996). Las resistencias vienen de dos fuentes: la</w:t>
       </w:r>
       <w:r>
         <w:t xml:space="preserve"> </w:t>
@@ -7967,7 +8567,7 @@
         <w:t xml:space="preserve">«desfiguración por transferencia»</w:t>
       </w:r>
       <w:r>
-        <w:t xml:space="preserve">; los conflictos terminan librándose en el terreno de la transferencia (T24).</w:t>
+        <w:t xml:space="preserve">; los conflictos terminan librándose en el terreno de la transferencia (Freud, 1912/1996).</w:t>
       </w:r>
     </w:p>
     <w:p>
@@ -7989,7 +8589,7 @@
         <w:t xml:space="preserve"> </w:t>
       </w:r>
       <w:r>
-        <w:t xml:space="preserve">cuando las asociaciones libres se deniegan, siempre se las puede destrabar diciéndole al paciente que está bajo el imperio de una ocurrencia relativa al médico (T24).</w:t>
+        <w:t xml:space="preserve">cuando las asociaciones libres se deniegan, siempre se las puede destrabar diciéndole al paciente que está bajo el imperio de una ocurrencia relativa al médico (Freud, 1912/1996).</w:t>
       </w:r>
     </w:p>
     <w:p>
@@ -8165,7 +8765,7 @@
         <w:t xml:space="preserve"> </w:t>
       </w:r>
       <w:r>
-        <w:t xml:space="preserve">del enfermo (T24).</w:t>
+        <w:t xml:space="preserve">del enfermo (Freud, 1912/1996).</w:t>
       </w:r>
     </w:p>
     <w:p>
@@ -8225,7 +8825,7 @@
         <w:t xml:space="preserve">paranoicos</w:t>
       </w:r>
       <w:r>
-        <w:t xml:space="preserve">, «cesa también la posibilidad de influir y de curar» (T24).</w:t>
+        <w:t xml:space="preserve">, «cesa también la posibilidad de influir y de curar» (Freud, 1912/1996).</w:t>
       </w:r>
     </w:p>
     <w:p>
@@ -8389,17 +8989,17 @@
         <w:t xml:space="preserve">in effigie</w:t>
       </w:r>
       <w:r>
-        <w:t xml:space="preserve">» (T24).</w:t>
+        <w:t xml:space="preserve">» (Freud, 1912/1996).</w:t>
       </w:r>
     </w:p>
     <w:bookmarkEnd w:id="32"/>
-    <w:bookmarkStart w:id="33" w:name="Xeeccba1254daff99c9de8521203f39a58428e9d"/>
+    <w:bookmarkStart w:id="33" w:name="Xd9c0cf6701eb8ae1b084b518425dbc5c9af634f"/>
     <w:p>
       <w:pPr>
         <w:pStyle w:val="Heading4"/>
       </w:pPr>
       <w:r>
-        <w:t xml:space="preserve">b) Freud: iniciar el tratamiento y el amor de transferencia (T23 y T25)</w:t>
+        <w:t xml:space="preserve">b) Freud: iniciar el tratamiento y el amor de transferencia (Freud, 1913/1996; Freud, 1915/1996)</w:t>
       </w:r>
     </w:p>
     <w:p>
@@ -8415,7 +9015,7 @@
           <w:b/>
           <w:bCs/>
         </w:rPr>
-        <w:t xml:space="preserve">T23 (1913): la transferencia operativa.</w:t>
+        <w:t xml:space="preserve">Freud (1913/1996): la transferencia operativa.</w:t>
       </w:r>
       <w:r>
         <w:t xml:space="preserve"> </w:t>
@@ -8476,7 +9076,7 @@
         <w:t xml:space="preserve">No antes de que se haya establecido en el paciente una transferencia operativa</w:t>
       </w:r>
       <w:r>
-        <w:t xml:space="preserve">». Comunicar prematuramente la traducción de un síntoma pone fin a la cura «tanto por las resistencias que así se despiertan de repente como por el alivio que va de consuno con la solución» (T23). Mientras las ocurrencias fluyan,</w:t>
+        <w:t xml:space="preserve">». Comunicar prematuramente la traducción de un síntoma pone fin a la cura «tanto por las resistencias que así se despiertan de repente como por el alivio que va de consuno con la solución» (Freud, 1913/1996). Mientras las ocurrencias fluyan,</w:t>
       </w:r>
       <w:r>
         <w:t xml:space="preserve"> </w:t>
@@ -8502,7 +9102,7 @@
         <w:t xml:space="preserve">transferencia haya devenido resistencia</w:t>
       </w:r>
       <w:r>
-        <w:t xml:space="preserve">» (T23).</w:t>
+        <w:t xml:space="preserve">» (Freud, 1913/1996).</w:t>
       </w:r>
     </w:p>
     <w:p>
@@ -8518,7 +9118,7 @@
           <w:b/>
           <w:bCs/>
         </w:rPr>
-        <w:t xml:space="preserve">T25 (1915 [1914]): el amor de transferencia.</w:t>
+        <w:t xml:space="preserve">Freud (1915/1996): el amor de transferencia.</w:t>
       </w:r>
       <w:r>
         <w:t xml:space="preserve"> </w:t>
@@ -8698,17 +9298,17 @@
         <w:t xml:space="preserve">análisis se edifica sobre la veracidad</w:t>
       </w:r>
       <w:r>
-        <w:t xml:space="preserve">: no cabe el fingimiento (T25).</w:t>
+        <w:t xml:space="preserve">: no cabe el fingimiento (Freud, 1915/1996).</w:t>
       </w:r>
     </w:p>
     <w:bookmarkEnd w:id="33"/>
-    <w:bookmarkStart w:id="34" w:name="X2b46535f149da86cd08f1e17024121df3a07a11"/>
+    <w:bookmarkStart w:id="34" w:name="Xdca8ad618edecb22bc2c5b53f991d363ff0440f"/>
     <w:p>
       <w:pPr>
         <w:pStyle w:val="Heading4"/>
       </w:pPr>
       <w:r>
-        <w:t xml:space="preserve">c) Lacan: transferencia y sujeto supuesto saber (T26, T22)</w:t>
+        <w:t xml:space="preserve">c) Lacan: transferencia y sujeto supuesto saber (Lacan, 1964/1993; Lacan, 1958/2009)</w:t>
       </w:r>
     </w:p>
     <w:p>
@@ -8720,7 +9320,7 @@
           <w:b/>
           <w:bCs/>
         </w:rPr>
-        <w:t xml:space="preserve">1. Seminario 11, cap. XVIII (T26).</w:t>
+        <w:t xml:space="preserve">1. Seminario 11, cap. XVIII (Lacan, 1964/1993).</w:t>
       </w:r>
     </w:p>
     <w:p>
@@ -8876,7 +9476,7 @@
         <w:t xml:space="preserve">ocupa ese lugar en la medida en que es objeto de la transferencia</w:t>
       </w:r>
       <w:r>
-        <w:t xml:space="preserve">; el sujeto, al entrar en análisis, no se lo concede «ni mucho menos» (teme que el analista se deje engañar o que se engañe) (T26).</w:t>
+        <w:t xml:space="preserve">; el sujeto, al entrar en análisis, no se lo concede «ni mucho menos» (teme que el analista se deje engañar o que se engañe) (Lacan, 1964/1993).</w:t>
       </w:r>
     </w:p>
     <w:p>
@@ -8911,7 +9511,7 @@
         <w:t xml:space="preserve">deseo inconsciente</w:t>
       </w:r>
       <w:r>
-        <w:t xml:space="preserve">» (T26). El</w:t>
+        <w:t xml:space="preserve">» (Lacan, 1964/1993). El</w:t>
       </w:r>
       <w:r>
         <w:t xml:space="preserve"> </w:t>
@@ -8939,7 +9539,7 @@
           <w:b/>
           <w:bCs/>
         </w:rPr>
-        <w:t xml:space="preserve">2. «La dirección de la cura» (T22).</w:t>
+        <w:t xml:space="preserve">2. «La dirección de la cura» (Lacan, 1958/2009).</w:t>
       </w:r>
     </w:p>
     <w:p>
@@ -9259,7 +9859,7 @@
           <w:b/>
           <w:bCs/>
         </w:rPr>
-        <w:t xml:space="preserve">3. Belucci sobre el lugar de la transferencia (T27).</w:t>
+        <w:t xml:space="preserve">3. Belucci sobre el lugar de la transferencia (Belucci, 2015).</w:t>
       </w:r>
     </w:p>
     <w:p>
@@ -9355,7 +9955,7 @@
           <w:b/>
           <w:bCs/>
         </w:rPr>
-        <w:t xml:space="preserve">Iunger (T29):</w:t>
+        <w:t xml:space="preserve">Iunger (1998):</w:t>
       </w:r>
       <w:r>
         <w:t xml:space="preserve"> </w:t>
@@ -9491,7 +10091,7 @@
         <w:t xml:space="preserve"> </w:t>
       </w:r>
       <w:r>
-        <w:t xml:space="preserve">(T27, p. 1). En T24 se ve: el clisé que se reimprime, el</w:t>
+        <w:t xml:space="preserve">(Belucci, 2015, p. 1). En Freud (1912/1996) se ve: el clisé que se reimprime, el</w:t>
       </w:r>
       <w:r>
         <w:t xml:space="preserve"> </w:t>
@@ -9507,7 +10107,7 @@
         <w:t xml:space="preserve"> </w:t>
       </w:r>
       <w:r>
-        <w:t xml:space="preserve">(«repetir en vez de recordar»), el amor de transferencia como «reediciones» y «calcos» de reacciones infantiles (T25).</w:t>
+        <w:t xml:space="preserve">(«repetir en vez de recordar»), el amor de transferencia como «reediciones» y «calcos» de reacciones infantiles (Freud, 1915/1996).</w:t>
       </w:r>
       <w:r>
         <w:t xml:space="preserve"> </w:t>
@@ -9571,7 +10171,7 @@
         <w:t xml:space="preserve"> </w:t>
       </w:r>
       <w:r>
-        <w:t xml:space="preserve">(T27, p. 1).</w:t>
+        <w:t xml:space="preserve">(Belucci, 2015, p. 1).</w:t>
       </w:r>
     </w:p>
     <w:p>
@@ -9635,7 +10235,7 @@
         <w:t xml:space="preserve"> </w:t>
       </w:r>
       <w:r>
-        <w:t xml:space="preserve">(T27, p. 2). Belucci sitúa ahí el comienzo de «la clínica lacaniana» (1964: año de su «excomunión» de la IPA).</w:t>
+        <w:t xml:space="preserve">(Belucci, 2015, p. 2). Belucci sitúa ahí el comienzo de «la clínica lacaniana» (1964: año de su «excomunión» de la IPA).</w:t>
       </w:r>
     </w:p>
     <w:p>
@@ -9673,7 +10273,7 @@
         <w:t xml:space="preserve"> </w:t>
       </w:r>
       <w:r>
-        <w:t xml:space="preserve">(T27, p. 2). Sin ella, la transferencia no sería más que repetición (la neurosis como respuesta religiosa sostenida en el padre, T27, p. 1). Por eso Belucci insiste en distinguir las dos dimensiones «que durante mucho tiempo se superpusieron» (p. 1): ese es el requisito para «que se escriba una respuesta que no sea la respuesta religiosa de la neurosis».</w:t>
+        <w:t xml:space="preserve">(Belucci, 2015, p. 2). Sin ella, la transferencia no sería más que repetición (la neurosis como respuesta religiosa sostenida en el padre, Belucci, 2015, p. 1). Por eso Belucci insiste en distinguir las dos dimensiones «que durante mucho tiempo se superpusieron» (p. 1): ese es el requisito para «que se escriba una respuesta que no sea la respuesta religiosa de la neurosis».</w:t>
       </w:r>
     </w:p>
     <w:p>
@@ -9689,7 +10289,7 @@
           <w:b/>
           <w:bCs/>
         </w:rPr>
-        <w:t xml:space="preserve">Reelaboración y compulsión de repetición (T28).</w:t>
+        <w:t xml:space="preserve">Reelaboración y compulsión de repetición (Freud, 1926/1996).</w:t>
       </w:r>
       <w:r>
         <w:t xml:space="preserve"> </w:t>
@@ -9757,7 +10357,7 @@
         <w:t xml:space="preserve">Durcharbeiten</w:t>
       </w:r>
       <w:r>
-        <w:t xml:space="preserve">) (T28).</w:t>
+        <w:t xml:space="preserve">) (Freud, 1926/1996).</w:t>
       </w:r>
     </w:p>
     <w:p>
@@ -9789,7 +10389,7 @@
         <w:t xml:space="preserve">descifrar la diacronía de las repeticiones inconscientes</w:t>
       </w:r>
       <w:r>
-        <w:t xml:space="preserve">» e introducir «en la sincronía de los significantes que allí se componen algo que bruscamente haga posible su traducción» (T22, p. 3): lo que la repetición insiste en no decir, la interpretación</w:t>
+        <w:t xml:space="preserve">» e introducir «en la sincronía de los significantes que allí se componen algo que bruscamente haga posible su traducción» (Lacan, 1958/2009, p. 3): lo que la repetición insiste en no decir, la interpretación</w:t>
       </w:r>
       <w:r>
         <w:t xml:space="preserve"> </w:t>
@@ -10399,319 +10999,140 @@
     </w:p>
     <w:p>
       <w:pPr>
-        <w:pStyle w:val="FirstParagraph"/>
-      </w:pPr>
-      <w:r>
-        <w:t xml:space="preserve">Belucci señala que no encuentra en Freud ni en Lacan una definición amplia de</w:t>
-      </w:r>
-      <w:r>
-        <w:t xml:space="preserve"> </w:t>
-      </w:r>
-      <w:r>
-        <w:rPr>
-          <w:b/>
-          <w:bCs/>
-        </w:rPr>
-        <w:t xml:space="preserve">intervención</w:t>
-      </w:r>
-      <w:r>
-        <w:t xml:space="preserve"> </w:t>
-      </w:r>
-      <w:r>
-        <w:t xml:space="preserve">y propone esta: «</w:t>
-      </w:r>
-      <w:r>
-        <w:rPr>
-          <w:b/>
-          <w:bCs/>
-        </w:rPr>
-        <w:t xml:space="preserve">una intervención es la puesta en acto del deseo del analista</w:t>
-      </w:r>
-      <w:r>
-        <w:t xml:space="preserve">» (T27, p. 3). Es el nivel de la</w:t>
-      </w:r>
-      <w:r>
-        <w:t xml:space="preserve"> </w:t>
-      </w:r>
-      <w:r>
-        <w:rPr>
-          <w:b/>
-          <w:bCs/>
-        </w:rPr>
-        <w:t xml:space="preserve">táctica</w:t>
-      </w:r>
-      <w:r>
-        <w:t xml:space="preserve">: lo que ocurre en cada sesión, subordinado a la</w:t>
-      </w:r>
-      <w:r>
-        <w:t xml:space="preserve"> </w:t>
-      </w:r>
-      <w:r>
-        <w:rPr>
-          <w:b/>
-          <w:bCs/>
-        </w:rPr>
-        <w:t xml:space="preserve">transferencia</w:t>
-      </w:r>
-      <w:r>
-        <w:t xml:space="preserve"> </w:t>
-      </w:r>
-      <w:r>
-        <w:t xml:space="preserve">(estrategia) y al deseo del analista (política). Los analistas somos</w:t>
-      </w:r>
-      <w:r>
-        <w:t xml:space="preserve"> </w:t>
-      </w:r>
-      <w:r>
-        <w:rPr>
-          <w:b/>
-          <w:bCs/>
-        </w:rPr>
-        <w:t xml:space="preserve">austeros</w:t>
-      </w:r>
-      <w:r>
-        <w:t xml:space="preserve"> </w:t>
-      </w:r>
-      <w:r>
-        <w:t xml:space="preserve">al intervenir (no se interviene todo el tiempo; es parte de la</w:t>
-      </w:r>
-      <w:r>
-        <w:t xml:space="preserve"> </w:t>
-      </w:r>
-      <w:r>
-        <w:rPr>
-          <w:b/>
-          <w:bCs/>
-        </w:rPr>
-        <w:t xml:space="preserve">abstinencia</w:t>
-      </w:r>
-      <w:r>
-        <w:t xml:space="preserve">), las intervenciones tienen</w:t>
-      </w:r>
-      <w:r>
-        <w:t xml:space="preserve"> </w:t>
-      </w:r>
-      <w:r>
-        <w:rPr>
-          <w:b/>
-          <w:bCs/>
-        </w:rPr>
-        <w:t xml:space="preserve">incidencia en la economía de goce</w:t>
-      </w:r>
-      <w:r>
-        <w:t xml:space="preserve"> </w:t>
-      </w:r>
-      <w:r>
-        <w:t xml:space="preserve">del sujeto y, para la orientación freudo-lacaniana, alcanzan</w:t>
-      </w:r>
-      <w:r>
-        <w:t xml:space="preserve"> </w:t>
-      </w:r>
-      <w:r>
-        <w:rPr>
-          <w:b/>
-          <w:bCs/>
-        </w:rPr>
-        <w:t xml:space="preserve">tres modalidades</w:t>
-      </w:r>
-      <w:r>
-        <w:t xml:space="preserve"> </w:t>
-      </w:r>
-      <w:r>
-        <w:t xml:space="preserve">(p. 4). La</w:t>
-      </w:r>
-      <w:r>
-        <w:t xml:space="preserve"> </w:t>
-      </w:r>
-      <w:r>
-        <w:rPr>
-          <w:b/>
-          <w:bCs/>
-        </w:rPr>
-        <w:t xml:space="preserve">interpretación</w:t>
-      </w:r>
-      <w:r>
-        <w:t xml:space="preserve"> </w:t>
-      </w:r>
-      <w:r>
-        <w:t xml:space="preserve">es la modalidad por excelencia en Freud: va de lo dicho a lo no dicho, y se mide por sus</w:t>
-      </w:r>
-      <w:r>
-        <w:t xml:space="preserve"> </w:t>
-      </w:r>
-      <w:r>
-        <w:rPr>
-          <w:b/>
-          <w:bCs/>
-        </w:rPr>
-        <w:t xml:space="preserve">efectos</w:t>
-      </w:r>
-      <w:r>
-        <w:t xml:space="preserve"> </w:t>
-      </w:r>
-      <w:r>
-        <w:t xml:space="preserve">—tiene lugar cuando produce la</w:t>
-      </w:r>
-      <w:r>
-        <w:t xml:space="preserve"> </w:t>
-      </w:r>
-      <w:r>
-        <w:rPr>
-          <w:b/>
-          <w:bCs/>
-        </w:rPr>
-        <w:t xml:space="preserve">apertura del inconsciente</w:t>
-      </w:r>
-      <w:r>
-        <w:t xml:space="preserve"> </w:t>
-      </w:r>
-      <w:r>
-        <w:t xml:space="preserve">(asociaciones, sueños, recuerdos)—; Lacan dice que está «</w:t>
-      </w:r>
-      <w:r>
-        <w:rPr>
-          <w:b/>
-          <w:bCs/>
-        </w:rPr>
-        <w:t xml:space="preserve">entre el enigma y la cita</w:t>
-      </w:r>
-      <w:r>
-        <w:t xml:space="preserve">» y solo opera si la</w:t>
-      </w:r>
-      <w:r>
-        <w:t xml:space="preserve"> </w:t>
-      </w:r>
-      <w:r>
-        <w:rPr>
-          <w:b/>
-          <w:bCs/>
-        </w:rPr>
-        <w:t xml:space="preserve">transferencia</w:t>
-      </w:r>
-      <w:r>
-        <w:t xml:space="preserve"> </w:t>
-      </w:r>
-      <w:r>
-        <w:t xml:space="preserve">está establecida (pp. 5-6). La</w:t>
-      </w:r>
-      <w:r>
-        <w:t xml:space="preserve"> </w:t>
-      </w:r>
-      <w:r>
-        <w:rPr>
-          <w:b/>
-          <w:bCs/>
-        </w:rPr>
-        <w:t xml:space="preserve">construcción</w:t>
-      </w:r>
-      <w:r>
-        <w:t xml:space="preserve">, que Freud introduce en 1909 (Hombre de las Ratas, Hans) y conceptualiza en 1937, responde a los</w:t>
-      </w:r>
-      <w:r>
-        <w:t xml:space="preserve"> </w:t>
-      </w:r>
-      <w:r>
-        <w:rPr>
-          <w:b/>
-          <w:bCs/>
-        </w:rPr>
-        <w:t xml:space="preserve">límites de la interpretación</w:t>
-      </w:r>
-      <w:r>
-        <w:t xml:space="preserve"> </w:t>
-      </w:r>
-      <w:r>
-        <w:t xml:space="preserve">(la pulsión, lo no interpretable, las fobias) y combina una</w:t>
-      </w:r>
-      <w:r>
-        <w:t xml:space="preserve"> </w:t>
-      </w:r>
-      <w:r>
-        <w:rPr>
-          <w:b/>
-          <w:bCs/>
-        </w:rPr>
-        <w:t xml:space="preserve">articulación lógica</w:t>
-      </w:r>
-      <w:r>
-        <w:t xml:space="preserve"> </w:t>
-      </w:r>
-      <w:r>
-        <w:t xml:space="preserve">y una</w:t>
-      </w:r>
-      <w:r>
-        <w:t xml:space="preserve"> </w:t>
-      </w:r>
-      <w:r>
-        <w:rPr>
-          <w:b/>
-          <w:bCs/>
-        </w:rPr>
-        <w:t xml:space="preserve">escena</w:t>
-      </w:r>
-      <w:r>
-        <w:t xml:space="preserve"> </w:t>
-      </w:r>
-      <w:r>
-        <w:t xml:space="preserve">(pp. 10-14). El</w:t>
-      </w:r>
-      <w:r>
-        <w:t xml:space="preserve"> </w:t>
-      </w:r>
-      <w:r>
-        <w:rPr>
-          <w:b/>
-          <w:bCs/>
-        </w:rPr>
-        <w:t xml:space="preserve">acto</w:t>
-      </w:r>
-      <w:r>
-        <w:t xml:space="preserve">, categoría de Lacan (Seminario 15), es la modalidad que no es ni interpretación ni construcción: pone en juego</w:t>
-      </w:r>
-      <w:r>
-        <w:t xml:space="preserve"> </w:t>
-      </w:r>
-      <w:r>
-        <w:rPr>
-          <w:b/>
-          <w:bCs/>
-        </w:rPr>
-        <w:t xml:space="preserve">lo real</w:t>
-      </w:r>
-      <w:r>
-        <w:t xml:space="preserve"> </w:t>
-      </w:r>
-      <w:r>
-        <w:t xml:space="preserve">de modo más directo, se liga al</w:t>
-      </w:r>
-      <w:r>
-        <w:t xml:space="preserve"> </w:t>
-      </w:r>
-      <w:r>
-        <w:rPr>
-          <w:b/>
-          <w:bCs/>
-        </w:rPr>
-        <w:t xml:space="preserve">semblante</w:t>
-      </w:r>
-      <w:r>
-        <w:t xml:space="preserve"> </w:t>
-      </w:r>
-      <w:r>
-        <w:t xml:space="preserve">y puede ser un silencio, una pregunta, un corte de sesión; es lo que permite</w:t>
-      </w:r>
-      <w:r>
-        <w:t xml:space="preserve"> </w:t>
-      </w:r>
-      <w:r>
-        <w:rPr>
-          <w:b/>
-          <w:bCs/>
-        </w:rPr>
-        <w:t xml:space="preserve">fundar la transferencia</w:t>
-      </w:r>
-      <w:r>
-        <w:t xml:space="preserve">, sostenerla y frenar el</w:t>
+        <w:pStyle w:val="RecuadroEsqueleto"/>
+      </w:pPr>
+      <w:r>
+        <w:rPr>
+          <w:b/>
+          <w:bCs/>
+        </w:rPr>
+        <w:t xml:space="preserve">Esqueleto de la respuesta:</w:t>
+      </w:r>
+    </w:p>
+    <w:p>
+      <w:pPr>
+        <w:pStyle w:val="RecuadroEsqueleto"/>
+      </w:pPr>
+      <w:r>
+        <w:t xml:space="preserve">1. </w:t>
+      </w:r>
+      <w:r>
+        <w:rPr>
+          <w:b/>
+          <w:bCs/>
+        </w:rPr>
+        <w:t xml:space="preserve">Tesis:</w:t>
+      </w:r>
+      <w:r>
+        <w:t xml:space="preserve"> </w:t>
+      </w:r>
+      <w:r>
+        <w:t xml:space="preserve">una intervención es «la puesta en acto del deseo del analista» (Belucci, 2015, p. 3).</w:t>
+      </w:r>
+    </w:p>
+    <w:p>
+      <w:pPr>
+        <w:pStyle w:val="RecuadroEsqueleto"/>
+      </w:pPr>
+      <w:r>
+        <w:t xml:space="preserve">2. </w:t>
+      </w:r>
+      <w:r>
+        <w:rPr>
+          <w:b/>
+          <w:bCs/>
+        </w:rPr>
+        <w:t xml:space="preserve">Lugar:</w:t>
+      </w:r>
+      <w:r>
+        <w:t xml:space="preserve"> </w:t>
+      </w:r>
+      <w:r>
+        <w:t xml:space="preserve">la táctica, subordinada a la transferencia y al deseo del analista; austeridad y abstinencia.</w:t>
+      </w:r>
+    </w:p>
+    <w:p>
+      <w:pPr>
+        <w:pStyle w:val="RecuadroEsqueleto"/>
+      </w:pPr>
+      <w:r>
+        <w:t xml:space="preserve">3. </w:t>
+      </w:r>
+      <w:r>
+        <w:rPr>
+          <w:b/>
+          <w:bCs/>
+        </w:rPr>
+        <w:t xml:space="preserve">Interpretación:</w:t>
+      </w:r>
+      <w:r>
+        <w:t xml:space="preserve"> </w:t>
+      </w:r>
+      <w:r>
+        <w:t xml:space="preserve">de lo dicho a lo no dicho; se mide por sus efectos (apertura del inconsciente); «entre el enigma y la cita» (Belucci, 2015, pp. 5-6).</w:t>
+      </w:r>
+    </w:p>
+    <w:p>
+      <w:pPr>
+        <w:pStyle w:val="RecuadroEsqueleto"/>
+      </w:pPr>
+      <w:r>
+        <w:t xml:space="preserve">4. </w:t>
+      </w:r>
+      <w:r>
+        <w:rPr>
+          <w:b/>
+          <w:bCs/>
+        </w:rPr>
+        <w:t xml:space="preserve">Construcción:</w:t>
+      </w:r>
+      <w:r>
+        <w:t xml:space="preserve"> </w:t>
+      </w:r>
+      <w:r>
+        <w:t xml:space="preserve">responde a los límites de la interpretación; lógica + escena (Belucci, 2015, pp. 10-14).</w:t>
+      </w:r>
+    </w:p>
+    <w:p>
+      <w:pPr>
+        <w:pStyle w:val="RecuadroEsqueleto"/>
+      </w:pPr>
+      <w:r>
+        <w:t xml:space="preserve">5. </w:t>
+      </w:r>
+      <w:r>
+        <w:rPr>
+          <w:b/>
+          <w:bCs/>
+        </w:rPr>
+        <w:t xml:space="preserve">Acto:</w:t>
+      </w:r>
+      <w:r>
+        <w:t xml:space="preserve"> </w:t>
+      </w:r>
+      <w:r>
+        <w:t xml:space="preserve">pone en juego lo real; semblante; silencio, pregunta, corte (Belucci, 2015, pp. 14-20).</w:t>
+      </w:r>
+    </w:p>
+    <w:p>
+      <w:pPr>
+        <w:pStyle w:val="RecuadroEsqueleto"/>
+      </w:pPr>
+      <w:r>
+        <w:t xml:space="preserve">6. </w:t>
+      </w:r>
+      <w:r>
+        <w:rPr>
+          <w:b/>
+          <w:bCs/>
+        </w:rPr>
+        <w:t xml:space="preserve">Cierre:</w:t>
+      </w:r>
+      <w:r>
+        <w:t xml:space="preserve"> </w:t>
+      </w:r>
+      <w:r>
+        <w:t xml:space="preserve">el acto funda y sostiene la transferencia y frena el</w:t>
       </w:r>
       <w:r>
         <w:t xml:space="preserve"> </w:t>
@@ -10727,7 +11148,364 @@
         <w:t xml:space="preserve"> </w:t>
       </w:r>
       <w:r>
+        <w:t xml:space="preserve">y el pasaje al acto.</w:t>
+      </w:r>
+    </w:p>
+    <w:p>
+      <w:pPr>
+        <w:pStyle w:val="BodyText"/>
+      </w:pPr>
+      <w:r>
+        <w:t xml:space="preserve">Belucci señala que no encuentra en Freud ni en Lacan una definición amplia de</w:t>
+      </w:r>
+      <w:r>
+        <w:t xml:space="preserve"> </w:t>
+      </w:r>
+      <w:r>
+        <w:rPr>
+          <w:b/>
+          <w:bCs/>
+        </w:rPr>
+        <w:t xml:space="preserve">intervención</w:t>
+      </w:r>
+      <w:r>
+        <w:t xml:space="preserve"> </w:t>
+      </w:r>
+      <w:r>
+        <w:t xml:space="preserve">y propone esta: «</w:t>
+      </w:r>
+      <w:r>
+        <w:rPr>
+          <w:b/>
+          <w:bCs/>
+        </w:rPr>
+        <w:t xml:space="preserve">una intervención es la puesta en acto del deseo del analista</w:t>
+      </w:r>
+      <w:r>
+        <w:t xml:space="preserve">» (Belucci, 2015, p. 3). Es el nivel de la</w:t>
+      </w:r>
+      <w:r>
+        <w:t xml:space="preserve"> </w:t>
+      </w:r>
+      <w:r>
+        <w:rPr>
+          <w:b/>
+          <w:bCs/>
+        </w:rPr>
+        <w:t xml:space="preserve">táctica</w:t>
+      </w:r>
+      <w:r>
+        <w:t xml:space="preserve">: lo que ocurre en cada sesión, subordinado a la</w:t>
+      </w:r>
+      <w:r>
+        <w:t xml:space="preserve"> </w:t>
+      </w:r>
+      <w:r>
+        <w:rPr>
+          <w:b/>
+          <w:bCs/>
+        </w:rPr>
+        <w:t xml:space="preserve">transferencia</w:t>
+      </w:r>
+      <w:r>
+        <w:t xml:space="preserve"> </w:t>
+      </w:r>
+      <w:r>
+        <w:t xml:space="preserve">(estrategia) y al deseo del analista (política). Los analistas somos</w:t>
+      </w:r>
+      <w:r>
+        <w:t xml:space="preserve"> </w:t>
+      </w:r>
+      <w:r>
+        <w:rPr>
+          <w:b/>
+          <w:bCs/>
+        </w:rPr>
+        <w:t xml:space="preserve">austeros</w:t>
+      </w:r>
+      <w:r>
+        <w:t xml:space="preserve"> </w:t>
+      </w:r>
+      <w:r>
+        <w:t xml:space="preserve">al intervenir (no se interviene todo el tiempo; es parte de la</w:t>
+      </w:r>
+      <w:r>
+        <w:t xml:space="preserve"> </w:t>
+      </w:r>
+      <w:r>
+        <w:rPr>
+          <w:b/>
+          <w:bCs/>
+        </w:rPr>
+        <w:t xml:space="preserve">abstinencia</w:t>
+      </w:r>
+      <w:r>
+        <w:t xml:space="preserve">), las intervenciones tienen</w:t>
+      </w:r>
+      <w:r>
+        <w:t xml:space="preserve"> </w:t>
+      </w:r>
+      <w:r>
+        <w:rPr>
+          <w:b/>
+          <w:bCs/>
+        </w:rPr>
+        <w:t xml:space="preserve">incidencia en la economía de goce</w:t>
+      </w:r>
+      <w:r>
+        <w:t xml:space="preserve"> </w:t>
+      </w:r>
+      <w:r>
+        <w:t xml:space="preserve">del sujeto y, para la orientación freudo-lacaniana, alcanzan</w:t>
+      </w:r>
+      <w:r>
+        <w:t xml:space="preserve"> </w:t>
+      </w:r>
+      <w:r>
+        <w:rPr>
+          <w:b/>
+          <w:bCs/>
+        </w:rPr>
+        <w:t xml:space="preserve">tres modalidades</w:t>
+      </w:r>
+      <w:r>
+        <w:t xml:space="preserve"> </w:t>
+      </w:r>
+      <w:r>
+        <w:t xml:space="preserve">(p. 4). La</w:t>
+      </w:r>
+      <w:r>
+        <w:t xml:space="preserve"> </w:t>
+      </w:r>
+      <w:r>
+        <w:rPr>
+          <w:b/>
+          <w:bCs/>
+        </w:rPr>
+        <w:t xml:space="preserve">interpretación</w:t>
+      </w:r>
+      <w:r>
+        <w:t xml:space="preserve"> </w:t>
+      </w:r>
+      <w:r>
+        <w:t xml:space="preserve">es la modalidad por excelencia en Freud: va de lo dicho a lo no dicho, y se mide por sus</w:t>
+      </w:r>
+      <w:r>
+        <w:t xml:space="preserve"> </w:t>
+      </w:r>
+      <w:r>
+        <w:rPr>
+          <w:b/>
+          <w:bCs/>
+        </w:rPr>
+        <w:t xml:space="preserve">efectos</w:t>
+      </w:r>
+      <w:r>
+        <w:t xml:space="preserve"> </w:t>
+      </w:r>
+      <w:r>
+        <w:t xml:space="preserve">—tiene lugar cuando produce la</w:t>
+      </w:r>
+      <w:r>
+        <w:t xml:space="preserve"> </w:t>
+      </w:r>
+      <w:r>
+        <w:rPr>
+          <w:b/>
+          <w:bCs/>
+        </w:rPr>
+        <w:t xml:space="preserve">apertura del inconsciente</w:t>
+      </w:r>
+      <w:r>
+        <w:t xml:space="preserve"> </w:t>
+      </w:r>
+      <w:r>
+        <w:t xml:space="preserve">(asociaciones, sueños, recuerdos)—; Lacan dice que está «</w:t>
+      </w:r>
+      <w:r>
+        <w:rPr>
+          <w:b/>
+          <w:bCs/>
+        </w:rPr>
+        <w:t xml:space="preserve">entre el enigma y la cita</w:t>
+      </w:r>
+      <w:r>
+        <w:t xml:space="preserve">» y solo opera si la</w:t>
+      </w:r>
+      <w:r>
+        <w:t xml:space="preserve"> </w:t>
+      </w:r>
+      <w:r>
+        <w:rPr>
+          <w:b/>
+          <w:bCs/>
+        </w:rPr>
+        <w:t xml:space="preserve">transferencia</w:t>
+      </w:r>
+      <w:r>
+        <w:t xml:space="preserve"> </w:t>
+      </w:r>
+      <w:r>
+        <w:t xml:space="preserve">está establecida (pp. 5-6). La</w:t>
+      </w:r>
+      <w:r>
+        <w:t xml:space="preserve"> </w:t>
+      </w:r>
+      <w:r>
+        <w:rPr>
+          <w:b/>
+          <w:bCs/>
+        </w:rPr>
+        <w:t xml:space="preserve">construcción</w:t>
+      </w:r>
+      <w:r>
+        <w:t xml:space="preserve">, que Freud introduce en 1909 (Hombre de las Ratas, Hans) y conceptualiza en 1937, responde a los</w:t>
+      </w:r>
+      <w:r>
+        <w:t xml:space="preserve"> </w:t>
+      </w:r>
+      <w:r>
+        <w:rPr>
+          <w:b/>
+          <w:bCs/>
+        </w:rPr>
+        <w:t xml:space="preserve">límites de la interpretación</w:t>
+      </w:r>
+      <w:r>
+        <w:t xml:space="preserve"> </w:t>
+      </w:r>
+      <w:r>
+        <w:t xml:space="preserve">(la pulsión, lo no interpretable, las fobias) y combina una</w:t>
+      </w:r>
+      <w:r>
+        <w:t xml:space="preserve"> </w:t>
+      </w:r>
+      <w:r>
+        <w:rPr>
+          <w:b/>
+          <w:bCs/>
+        </w:rPr>
+        <w:t xml:space="preserve">articulación lógica</w:t>
+      </w:r>
+      <w:r>
+        <w:t xml:space="preserve"> </w:t>
+      </w:r>
+      <w:r>
+        <w:t xml:space="preserve">y una</w:t>
+      </w:r>
+      <w:r>
+        <w:t xml:space="preserve"> </w:t>
+      </w:r>
+      <w:r>
+        <w:rPr>
+          <w:b/>
+          <w:bCs/>
+        </w:rPr>
+        <w:t xml:space="preserve">escena</w:t>
+      </w:r>
+      <w:r>
+        <w:t xml:space="preserve"> </w:t>
+      </w:r>
+      <w:r>
+        <w:t xml:space="preserve">(pp. 10-14). El</w:t>
+      </w:r>
+      <w:r>
+        <w:t xml:space="preserve"> </w:t>
+      </w:r>
+      <w:r>
+        <w:rPr>
+          <w:b/>
+          <w:bCs/>
+        </w:rPr>
+        <w:t xml:space="preserve">acto</w:t>
+      </w:r>
+      <w:r>
+        <w:t xml:space="preserve">, categoría de Lacan (Seminario 15), es la modalidad que no es ni interpretación ni construcción: pone en juego</w:t>
+      </w:r>
+      <w:r>
+        <w:t xml:space="preserve"> </w:t>
+      </w:r>
+      <w:r>
+        <w:rPr>
+          <w:b/>
+          <w:bCs/>
+        </w:rPr>
+        <w:t xml:space="preserve">lo real</w:t>
+      </w:r>
+      <w:r>
+        <w:t xml:space="preserve"> </w:t>
+      </w:r>
+      <w:r>
+        <w:t xml:space="preserve">de modo más directo, se liga al</w:t>
+      </w:r>
+      <w:r>
+        <w:t xml:space="preserve"> </w:t>
+      </w:r>
+      <w:r>
+        <w:rPr>
+          <w:b/>
+          <w:bCs/>
+        </w:rPr>
+        <w:t xml:space="preserve">semblante</w:t>
+      </w:r>
+      <w:r>
+        <w:t xml:space="preserve"> </w:t>
+      </w:r>
+      <w:r>
+        <w:t xml:space="preserve">y puede ser un silencio, una pregunta, un corte de sesión; es lo que permite</w:t>
+      </w:r>
+      <w:r>
+        <w:t xml:space="preserve"> </w:t>
+      </w:r>
+      <w:r>
+        <w:rPr>
+          <w:b/>
+          <w:bCs/>
+        </w:rPr>
+        <w:t xml:space="preserve">fundar la transferencia</w:t>
+      </w:r>
+      <w:r>
+        <w:t xml:space="preserve">, sostenerla y frenar el</w:t>
+      </w:r>
+      <w:r>
+        <w:t xml:space="preserve"> </w:t>
+      </w:r>
+      <w:r>
+        <w:rPr>
+          <w:i/>
+          <w:iCs/>
+        </w:rPr>
+        <w:t xml:space="preserve">acting out</w:t>
+      </w:r>
+      <w:r>
+        <w:t xml:space="preserve"> </w:t>
+      </w:r>
+      <w:r>
         <w:t xml:space="preserve">y el pasaje al acto (pp. 14-20).</w:t>
+      </w:r>
+    </w:p>
+    <w:p>
+      <w:pPr>
+        <w:pStyle w:val="RecuadroAtencion"/>
+      </w:pPr>
+      <w:r>
+        <w:t xml:space="preserve">⚠</w:t>
+      </w:r>
+      <w:r>
+        <w:t xml:space="preserve"> </w:t>
+      </w:r>
+      <w:r>
+        <w:rPr>
+          <w:b/>
+          <w:bCs/>
+        </w:rPr>
+        <w:t xml:space="preserve">No confundir:</w:t>
+      </w:r>
+      <w:r>
+        <w:t xml:space="preserve"> </w:t>
+      </w:r>
+      <w:r>
+        <w:t xml:space="preserve">interpretación (va al sentido inconsciente) ≠ construcción (arma lo que no se puede recordar) ≠ acto (no es decir un sentido: es un corte).</w:t>
       </w:r>
     </w:p>
     <w:bookmarkEnd w:id="39"/>
@@ -10740,13 +11518,13 @@
         <w:t xml:space="preserve">4.2 Desarrollo ampliado</w:t>
       </w:r>
     </w:p>
-    <w:bookmarkStart w:id="40" w:name="X598f191d753069e233803f2beb844c2b30c2604"/>
+    <w:bookmarkStart w:id="40" w:name="Xbbd2e3e332c837323c1e20be35857e10bedd9df"/>
     <w:p>
       <w:pPr>
         <w:pStyle w:val="Heading4"/>
       </w:pPr>
       <w:r>
-        <w:t xml:space="preserve">a) Qué es una intervención (T27, pp. 3-5; T22)</w:t>
+        <w:t xml:space="preserve">a) Qué es una intervención (Belucci, 2015, pp. 3-5; Lacan, 1958/2009)</w:t>
       </w:r>
     </w:p>
     <w:p>
@@ -10971,7 +11749,7 @@
         <w:t xml:space="preserve"> </w:t>
       </w:r>
       <w:r>
-        <w:t xml:space="preserve">(T27, p. 5; T22, p. 3): lo que cuenta «para confirmar lo bien fundado de una interpretación» no es la convicción que acarrea ni el asentimiento del sujeto, sino «el material que irá surgiendo tras ella» (T22, p. 3; Lacan critica la «superstición psicologizante» que busca el asentimiento y desconoce lo que Freud dice de la</w:t>
+        <w:t xml:space="preserve">(Belucci, 2015, p. 5; Lacan, 1958/2009, p. 3): lo que cuenta «para confirmar lo bien fundado de una interpretación» no es la convicción que acarrea ni el asentimiento del sujeto, sino «el material que irá surgiendo tras ella» (Lacan, 1958/2009, p. 3; Lacan critica la «superstición psicologizante» que busca el asentimiento y desconoce lo que Freud dice de la</w:t>
       </w:r>
       <w:r>
         <w:t xml:space="preserve"> </w:t>
@@ -11011,7 +11789,7 @@
         <w:t xml:space="preserve"> </w:t>
       </w:r>
       <w:r>
-        <w:t xml:space="preserve">(T27, pp. 4-5): el</w:t>
+        <w:t xml:space="preserve">(Belucci, 2015, pp. 4-5): el</w:t>
       </w:r>
       <w:r>
         <w:t xml:space="preserve"> </w:t>
@@ -11129,7 +11907,7 @@
           <w:b/>
           <w:bCs/>
         </w:rPr>
-        <w:t xml:space="preserve">Lo que NO es una intervención analítica (T22, II, p. 2):</w:t>
+        <w:t xml:space="preserve">Lo que NO es una intervención analítica (Lacan, 1958/2009, II, p. 2):</w:t>
       </w:r>
       <w:r>
         <w:t xml:space="preserve"> </w:t>
@@ -11221,7 +11999,7 @@
         <w:t xml:space="preserve"> </w:t>
       </w:r>
       <w:r>
-        <w:t xml:space="preserve">no se interpreta (T27, p. 6; T23). Lo que sí se puede hacer es operar con la</w:t>
+        <w:t xml:space="preserve">no se interpreta (Belucci, 2015, p. 6; Freud, 1913/1996). Lo que sí se puede hacer es operar con la</w:t>
       </w:r>
       <w:r>
         <w:t xml:space="preserve"> </w:t>
@@ -11253,7 +12031,7 @@
         <w:t xml:space="preserve"> </w:t>
       </w:r>
       <w:r>
-        <w:t xml:space="preserve">en las entrevistas preliminares (T27, p. 6). Una interpretación fuera del marco de la transferencia es una «</w:t>
+        <w:t xml:space="preserve">en las entrevistas preliminares (Belucci, 2015, p. 6). Una interpretación fuera del marco de la transferencia es una «</w:t>
       </w:r>
       <w:r>
         <w:rPr>
@@ -11267,13 +12045,13 @@
       </w:r>
     </w:p>
     <w:bookmarkEnd w:id="40"/>
-    <w:bookmarkStart w:id="41" w:name="X4c0f6c4c08a98b8282fa5ba41b870338247ffa1"/>
+    <w:bookmarkStart w:id="41" w:name="X62c02b69f12cba3cd4d4690c11fcaa3969ebc07"/>
     <w:p>
       <w:pPr>
         <w:pStyle w:val="Heading4"/>
       </w:pPr>
       <w:r>
-        <w:t xml:space="preserve">b) Primera modalidad: la interpretación (T27, pp. 5-10; T22, pp. 2-4)</w:t>
+        <w:t xml:space="preserve">b) Primera modalidad: la interpretación (Belucci, 2015, pp. 5-10; Lacan, 1958/2009, pp. 2-4)</w:t>
       </w:r>
     </w:p>
     <w:p>
@@ -11305,7 +12083,7 @@
         <w:t xml:space="preserve">La interpretación de los sueños</w:t>
       </w:r>
       <w:r>
-        <w:t xml:space="preserve">); «interpretación e inconsciente son correlativos» (T27, p. 5). El estilo cambió («hoy no interpretamos como lo hacía Freud»); la</w:t>
+        <w:t xml:space="preserve">); «interpretación e inconsciente son correlativos» (Belucci, 2015, p. 5). El estilo cambió («hoy no interpretamos como lo hacía Freud»); la</w:t>
       </w:r>
       <w:r>
         <w:t xml:space="preserve"> </w:t>
@@ -11632,7 +12410,7 @@
           <w:b/>
           <w:bCs/>
         </w:rPr>
-        <w:t xml:space="preserve">Lo que hace la interpretación según Lacan (T22, p. 3):</w:t>
+        <w:t xml:space="preserve">Lo que hace la interpretación según Lacan (1958/2009, p. 3):</w:t>
       </w:r>
       <w:r>
         <w:t xml:space="preserve"> </w:t>
@@ -11890,13 +12668,13 @@
       </w:r>
     </w:p>
     <w:bookmarkEnd w:id="41"/>
-    <w:bookmarkStart w:id="42" w:name="X2413d799c6c43bfdf2095edf9def89f01076a83"/>
+    <w:bookmarkStart w:id="42" w:name="X6d61151168beb91680df93c2f9af71d69c3e62f"/>
     <w:p>
       <w:pPr>
         <w:pStyle w:val="Heading4"/>
       </w:pPr>
       <w:r>
-        <w:t xml:space="preserve">c) Segunda modalidad: la construcción (T27, pp. 10-14)</w:t>
+        <w:t xml:space="preserve">c) Segunda modalidad: la construcción (Belucci, 2015, pp. 10-14)</w:t>
       </w:r>
     </w:p>
     <w:p>
@@ -12829,13 +13607,13 @@
       </w:r>
     </w:p>
     <w:bookmarkEnd w:id="42"/>
-    <w:bookmarkStart w:id="43" w:name="Xd652f4cbb85ebc95c56f402662110c0796ee02d"/>
+    <w:bookmarkStart w:id="43" w:name="X0195138f196ac4d9e22aa37c719cb62b5b60a8a"/>
     <w:p>
       <w:pPr>
         <w:pStyle w:val="Heading4"/>
       </w:pPr>
       <w:r>
-        <w:t xml:space="preserve">d) Tercera modalidad: el acto (T27, pp. 14-20)</w:t>
+        <w:t xml:space="preserve">d) Tercera modalidad: el acto (Belucci, 2015, pp. 14-20)</w:t>
       </w:r>
     </w:p>
     <w:p>
@@ -13944,7 +14722,7 @@
         <w:t xml:space="preserve">Subversión del sujeto</w:t>
       </w:r>
       <w:r>
-        <w:t xml:space="preserve">; T27, p. 17): el analista es neutral respecto de su persona e ideales, no cuando se trata de</w:t>
+        <w:t xml:space="preserve">; Belucci, 2015, p. 17): el analista es neutral respecto de su persona e ideales, no cuando se trata de</w:t>
       </w:r>
       <w:r>
         <w:t xml:space="preserve"> </w:t>
@@ -14437,113 +15215,98 @@
     </w:p>
     <w:p>
       <w:pPr>
-        <w:pStyle w:val="FirstParagraph"/>
-      </w:pPr>
-      <w:r>
-        <w:t xml:space="preserve">Para</w:t>
-      </w:r>
-      <w:r>
-        <w:t xml:space="preserve"> </w:t>
-      </w:r>
-      <w:r>
-        <w:rPr>
-          <w:b/>
-          <w:bCs/>
-        </w:rPr>
-        <w:t xml:space="preserve">Freud</w:t>
-      </w:r>
-      <w:r>
-        <w:t xml:space="preserve"> </w:t>
-      </w:r>
-      <w:r>
-        <w:t xml:space="preserve">la</w:t>
-      </w:r>
-      <w:r>
-        <w:t xml:space="preserve"> </w:t>
-      </w:r>
-      <w:r>
-        <w:rPr>
-          <w:b/>
-          <w:bCs/>
-        </w:rPr>
-        <w:t xml:space="preserve">resistencia</w:t>
-      </w:r>
-      <w:r>
-        <w:t xml:space="preserve"> </w:t>
-      </w:r>
-      <w:r>
-        <w:t xml:space="preserve">es todo aquello que, durante el tratamiento,</w:t>
-      </w:r>
-      <w:r>
-        <w:t xml:space="preserve"> </w:t>
-      </w:r>
-      <w:r>
-        <w:rPr>
-          <w:b/>
-          <w:bCs/>
-        </w:rPr>
-        <w:t xml:space="preserve">se opone al acceso a lo inconsciente</w:t>
-      </w:r>
-      <w:r>
-        <w:t xml:space="preserve">: es la acción defensiva del yo que</w:t>
-      </w:r>
-      <w:r>
-        <w:t xml:space="preserve"> </w:t>
-      </w:r>
-      <w:r>
-        <w:rPr>
-          <w:b/>
-          <w:bCs/>
-        </w:rPr>
-        <w:t xml:space="preserve">asegura la represión</w:t>
-      </w:r>
-      <w:r>
-        <w:t xml:space="preserve"> </w:t>
-      </w:r>
-      <w:r>
-        <w:t xml:space="preserve">mediante un gasto permanente (</w:t>
-      </w:r>
-      <w:r>
-        <w:rPr>
-          <w:b/>
-          <w:bCs/>
-        </w:rPr>
-        <w:t xml:space="preserve">contrainvestidura</w:t>
-      </w:r>
-      <w:r>
-        <w:t xml:space="preserve">), y que el esfuerzo terapéutico registra como resistencia;</w:t>
-      </w:r>
-      <w:r>
-        <w:t xml:space="preserve"> </w:t>
-      </w:r>
-      <w:r>
-        <w:rPr>
-          <w:b/>
-          <w:bCs/>
-        </w:rPr>
-        <w:t xml:space="preserve">acompaña todos los pasos de la cura</w:t>
-      </w:r>
-      <w:r>
-        <w:t xml:space="preserve"> </w:t>
-      </w:r>
-      <w:r>
-        <w:t xml:space="preserve">y cada ocurrencia es un</w:t>
-      </w:r>
-      <w:r>
-        <w:t xml:space="preserve"> </w:t>
-      </w:r>
-      <w:r>
-        <w:rPr>
-          <w:b/>
-          <w:bCs/>
-        </w:rPr>
-        <w:t xml:space="preserve">compromiso</w:t>
-      </w:r>
-      <w:r>
-        <w:t xml:space="preserve"> </w:t>
-      </w:r>
-      <w:r>
-        <w:t xml:space="preserve">entre las fuerzas que buscan la salud y las que la contrarían (T24; T28). En</w:t>
+        <w:pStyle w:val="RecuadroEsqueleto"/>
+      </w:pPr>
+      <w:r>
+        <w:rPr>
+          <w:b/>
+          <w:bCs/>
+        </w:rPr>
+        <w:t xml:space="preserve">Esqueleto de la respuesta:</w:t>
+      </w:r>
+    </w:p>
+    <w:p>
+      <w:pPr>
+        <w:pStyle w:val="RecuadroEsqueleto"/>
+      </w:pPr>
+      <w:r>
+        <w:t xml:space="preserve">1. </w:t>
+      </w:r>
+      <w:r>
+        <w:rPr>
+          <w:b/>
+          <w:bCs/>
+        </w:rPr>
+        <w:t xml:space="preserve">Tesis:</w:t>
+      </w:r>
+      <w:r>
+        <w:t xml:space="preserve"> </w:t>
+      </w:r>
+      <w:r>
+        <w:t xml:space="preserve">para Freud la resistencia es todo lo que se opone al acceso a lo inconsciente; Lacan la ubica del lado del analista.</w:t>
+      </w:r>
+    </w:p>
+    <w:p>
+      <w:pPr>
+        <w:pStyle w:val="RecuadroEsqueleto"/>
+      </w:pPr>
+      <w:r>
+        <w:t xml:space="preserve">2. </w:t>
+      </w:r>
+      <w:r>
+        <w:rPr>
+          <w:b/>
+          <w:bCs/>
+        </w:rPr>
+        <w:t xml:space="preserve">Freud:</w:t>
+      </w:r>
+      <w:r>
+        <w:t xml:space="preserve"> </w:t>
+      </w:r>
+      <w:r>
+        <w:t xml:space="preserve">defensa del yo que asegura la represión; acompaña cada paso de la cura (Freud, 1912/1996).</w:t>
+      </w:r>
+    </w:p>
+    <w:p>
+      <w:pPr>
+        <w:pStyle w:val="RecuadroEsqueleto"/>
+      </w:pPr>
+      <w:r>
+        <w:t xml:space="preserve">3. </w:t>
+      </w:r>
+      <w:r>
+        <w:rPr>
+          <w:b/>
+          <w:bCs/>
+        </w:rPr>
+        <w:t xml:space="preserve">Cinco clases:</w:t>
+      </w:r>
+      <w:r>
+        <w:t xml:space="preserve"> </w:t>
+      </w:r>
+      <w:r>
+        <w:t xml:space="preserve">del yo (represión, transferencia, ganancia de la enfermedad), del ello (repetición) y del superyó (Freud, 1926/1996, cap. XI).</w:t>
+      </w:r>
+    </w:p>
+    <w:p>
+      <w:pPr>
+        <w:pStyle w:val="RecuadroEsqueleto"/>
+      </w:pPr>
+      <w:r>
+        <w:t xml:space="preserve">4. </w:t>
+      </w:r>
+      <w:r>
+        <w:rPr>
+          <w:b/>
+          <w:bCs/>
+        </w:rPr>
+        <w:t xml:space="preserve">Amor de transferencia:</w:t>
+      </w:r>
+      <w:r>
+        <w:t xml:space="preserve"> </w:t>
+      </w:r>
+      <w:r>
+        <w:t xml:space="preserve">la resistencia como</w:t>
       </w:r>
       <w:r>
         <w:t xml:space="preserve"> </w:t>
@@ -14553,219 +15316,166 @@
           <w:i/>
           <w:iCs/>
         </w:rPr>
-        <w:t xml:space="preserve">Inhibición, síntoma y angustia</w:t>
-      </w:r>
-      <w:r>
-        <w:t xml:space="preserve"> </w:t>
-      </w:r>
-      <w:r>
-        <w:t xml:space="preserve">distingue</w:t>
-      </w:r>
-      <w:r>
-        <w:t xml:space="preserve"> </w:t>
-      </w:r>
-      <w:r>
-        <w:rPr>
-          <w:b/>
-          <w:bCs/>
-        </w:rPr>
-        <w:t xml:space="preserve">cinco clases</w:t>
-      </w:r>
-      <w:r>
-        <w:t xml:space="preserve">, de</w:t>
-      </w:r>
-      <w:r>
-        <w:t xml:space="preserve"> </w:t>
-      </w:r>
-      <w:r>
-        <w:rPr>
-          <w:b/>
-          <w:bCs/>
-        </w:rPr>
-        <w:t xml:space="preserve">tres fuentes</w:t>
-      </w:r>
-      <w:r>
-        <w:t xml:space="preserve">: del</w:t>
-      </w:r>
-      <w:r>
-        <w:t xml:space="preserve"> </w:t>
-      </w:r>
-      <w:r>
-        <w:rPr>
-          <w:b/>
-          <w:bCs/>
-        </w:rPr>
-        <w:t xml:space="preserve">yo</w:t>
-      </w:r>
-      <w:r>
-        <w:t xml:space="preserve"> </w:t>
-      </w:r>
-      <w:r>
-        <w:t xml:space="preserve">(la resistencia de</w:t>
-      </w:r>
-      <w:r>
-        <w:t xml:space="preserve"> </w:t>
-      </w:r>
-      <w:r>
-        <w:rPr>
-          <w:b/>
-          <w:bCs/>
-        </w:rPr>
-        <w:t xml:space="preserve">represión</w:t>
-      </w:r>
-      <w:r>
-        <w:t xml:space="preserve">, la de</w:t>
-      </w:r>
-      <w:r>
-        <w:t xml:space="preserve"> </w:t>
-      </w:r>
-      <w:r>
-        <w:rPr>
-          <w:b/>
-          <w:bCs/>
-        </w:rPr>
-        <w:t xml:space="preserve">transferencia</w:t>
-      </w:r>
-      <w:r>
-        <w:t xml:space="preserve"> </w:t>
-      </w:r>
-      <w:r>
-        <w:t xml:space="preserve">y la de la</w:t>
-      </w:r>
-      <w:r>
-        <w:t xml:space="preserve"> </w:t>
-      </w:r>
-      <w:r>
-        <w:rPr>
-          <w:b/>
-          <w:bCs/>
-        </w:rPr>
-        <w:t xml:space="preserve">ganancia de la enfermedad</w:t>
-      </w:r>
-      <w:r>
-        <w:t xml:space="preserve">), del</w:t>
-      </w:r>
-      <w:r>
-        <w:t xml:space="preserve"> </w:t>
-      </w:r>
-      <w:r>
-        <w:rPr>
-          <w:b/>
-          <w:bCs/>
-        </w:rPr>
-        <w:t xml:space="preserve">ello</w:t>
-      </w:r>
-      <w:r>
-        <w:t xml:space="preserve"> </w:t>
-      </w:r>
-      <w:r>
-        <w:t xml:space="preserve">(la</w:t>
-      </w:r>
-      <w:r>
-        <w:t xml:space="preserve"> </w:t>
-      </w:r>
-      <w:r>
-        <w:rPr>
-          <w:b/>
-          <w:bCs/>
-        </w:rPr>
-        <w:t xml:space="preserve">compulsión de repetición</w:t>
-      </w:r>
-      <w:r>
-        <w:t xml:space="preserve">, que exige la</w:t>
-      </w:r>
-      <w:r>
-        <w:t xml:space="preserve"> </w:t>
-      </w:r>
-      <w:r>
-        <w:rPr>
-          <w:b/>
-          <w:bCs/>
-        </w:rPr>
-        <w:t xml:space="preserve">reelaboración</w:t>
-      </w:r>
-      <w:r>
-        <w:t xml:space="preserve">) y del</w:t>
-      </w:r>
-      <w:r>
-        <w:t xml:space="preserve"> </w:t>
-      </w:r>
-      <w:r>
-        <w:rPr>
-          <w:b/>
-          <w:bCs/>
-        </w:rPr>
-        <w:t xml:space="preserve">superyó</w:t>
-      </w:r>
-      <w:r>
-        <w:t xml:space="preserve"> </w:t>
-      </w:r>
-      <w:r>
-        <w:t xml:space="preserve">(la última, la más oscura) (T28). La</w:t>
-      </w:r>
-      <w:r>
-        <w:t xml:space="preserve"> </w:t>
-      </w:r>
-      <w:r>
-        <w:rPr>
-          <w:b/>
-          <w:bCs/>
-        </w:rPr>
-        <w:t xml:space="preserve">transferencia</w:t>
-      </w:r>
-      <w:r>
-        <w:t xml:space="preserve"> </w:t>
-      </w:r>
-      <w:r>
-        <w:t xml:space="preserve">es el modo privilegiado: aparece cuando la cura se acerca a un complejo patógeno y sirve a la resistencia cuando es</w:t>
-      </w:r>
-      <w:r>
-        <w:t xml:space="preserve"> </w:t>
-      </w:r>
-      <w:r>
-        <w:rPr>
-          <w:b/>
-          <w:bCs/>
-        </w:rPr>
-        <w:t xml:space="preserve">negativa</w:t>
-      </w:r>
-      <w:r>
-        <w:t xml:space="preserve"> </w:t>
-      </w:r>
-      <w:r>
-        <w:t xml:space="preserve">o</w:t>
-      </w:r>
-      <w:r>
-        <w:t xml:space="preserve"> </w:t>
-      </w:r>
-      <w:r>
-        <w:rPr>
-          <w:b/>
-          <w:bCs/>
-        </w:rPr>
-        <w:t xml:space="preserve">erótica reprimida</w:t>
-      </w:r>
-      <w:r>
-        <w:t xml:space="preserve"> </w:t>
-      </w:r>
-      <w:r>
-        <w:t xml:space="preserve">(T24); el</w:t>
-      </w:r>
-      <w:r>
-        <w:t xml:space="preserve"> </w:t>
-      </w:r>
-      <w:r>
-        <w:rPr>
-          <w:b/>
-          <w:bCs/>
-        </w:rPr>
-        <w:t xml:space="preserve">amor de transferencia</w:t>
-      </w:r>
-      <w:r>
-        <w:t xml:space="preserve"> </w:t>
-      </w:r>
-      <w:r>
-        <w:t xml:space="preserve">es un caso donde la resistencia actúa como</w:t>
+        <w:t xml:space="preserve">agent provocateur</w:t>
+      </w:r>
+      <w:r>
+        <w:t xml:space="preserve"> </w:t>
+      </w:r>
+      <w:r>
+        <w:t xml:space="preserve">(Freud, 1915/1996).</w:t>
+      </w:r>
+    </w:p>
+    <w:p>
+      <w:pPr>
+        <w:pStyle w:val="RecuadroEsqueleto"/>
+      </w:pPr>
+      <w:r>
+        <w:t xml:space="preserve">5. </w:t>
+      </w:r>
+      <w:r>
+        <w:rPr>
+          <w:b/>
+          <w:bCs/>
+        </w:rPr>
+        <w:t xml:space="preserve">Lacan:</w:t>
+      </w:r>
+      <w:r>
+        <w:t xml:space="preserve"> </w:t>
+      </w:r>
+      <w:r>
+        <w:t xml:space="preserve">«no hay otra resistencia al análisis sino la del analista mismo» (Lacan, 1958/2009, p. 3); la resistencia del sujeto como deseo de mantener el deseo.</w:t>
+      </w:r>
+    </w:p>
+    <w:p>
+      <w:pPr>
+        <w:pStyle w:val="RecuadroEsqueleto"/>
+      </w:pPr>
+      <w:r>
+        <w:t xml:space="preserve">6. </w:t>
+      </w:r>
+      <w:r>
+        <w:rPr>
+          <w:b/>
+          <w:bCs/>
+        </w:rPr>
+        <w:t xml:space="preserve">Cierre:</w:t>
+      </w:r>
+      <w:r>
+        <w:t xml:space="preserve"> </w:t>
+      </w:r>
+      <w:r>
+        <w:t xml:space="preserve">es inmanente a la estructura y «del analista» porque es quien debe enfrentarla (Iunger, 1998).</w:t>
+      </w:r>
+    </w:p>
+    <w:p>
+      <w:pPr>
+        <w:pStyle w:val="BodyText"/>
+      </w:pPr>
+      <w:r>
+        <w:t xml:space="preserve">Para</w:t>
+      </w:r>
+      <w:r>
+        <w:t xml:space="preserve"> </w:t>
+      </w:r>
+      <w:r>
+        <w:rPr>
+          <w:b/>
+          <w:bCs/>
+        </w:rPr>
+        <w:t xml:space="preserve">Freud</w:t>
+      </w:r>
+      <w:r>
+        <w:t xml:space="preserve"> </w:t>
+      </w:r>
+      <w:r>
+        <w:t xml:space="preserve">la</w:t>
+      </w:r>
+      <w:r>
+        <w:t xml:space="preserve"> </w:t>
+      </w:r>
+      <w:r>
+        <w:rPr>
+          <w:b/>
+          <w:bCs/>
+        </w:rPr>
+        <w:t xml:space="preserve">resistencia</w:t>
+      </w:r>
+      <w:r>
+        <w:t xml:space="preserve"> </w:t>
+      </w:r>
+      <w:r>
+        <w:t xml:space="preserve">es todo aquello que, durante el tratamiento,</w:t>
+      </w:r>
+      <w:r>
+        <w:t xml:space="preserve"> </w:t>
+      </w:r>
+      <w:r>
+        <w:rPr>
+          <w:b/>
+          <w:bCs/>
+        </w:rPr>
+        <w:t xml:space="preserve">se opone al acceso a lo inconsciente</w:t>
+      </w:r>
+      <w:r>
+        <w:t xml:space="preserve">: es la acción defensiva del yo que</w:t>
+      </w:r>
+      <w:r>
+        <w:t xml:space="preserve"> </w:t>
+      </w:r>
+      <w:r>
+        <w:rPr>
+          <w:b/>
+          <w:bCs/>
+        </w:rPr>
+        <w:t xml:space="preserve">asegura la represión</w:t>
+      </w:r>
+      <w:r>
+        <w:t xml:space="preserve"> </w:t>
+      </w:r>
+      <w:r>
+        <w:t xml:space="preserve">mediante un gasto permanente (</w:t>
+      </w:r>
+      <w:r>
+        <w:rPr>
+          <w:b/>
+          <w:bCs/>
+        </w:rPr>
+        <w:t xml:space="preserve">contrainvestidura</w:t>
+      </w:r>
+      <w:r>
+        <w:t xml:space="preserve">), y que el esfuerzo terapéutico registra como resistencia;</w:t>
+      </w:r>
+      <w:r>
+        <w:t xml:space="preserve"> </w:t>
+      </w:r>
+      <w:r>
+        <w:rPr>
+          <w:b/>
+          <w:bCs/>
+        </w:rPr>
+        <w:t xml:space="preserve">acompaña todos los pasos de la cura</w:t>
+      </w:r>
+      <w:r>
+        <w:t xml:space="preserve"> </w:t>
+      </w:r>
+      <w:r>
+        <w:t xml:space="preserve">y cada ocurrencia es un</w:t>
+      </w:r>
+      <w:r>
+        <w:t xml:space="preserve"> </w:t>
+      </w:r>
+      <w:r>
+        <w:rPr>
+          <w:b/>
+          <w:bCs/>
+        </w:rPr>
+        <w:t xml:space="preserve">compromiso</w:t>
+      </w:r>
+      <w:r>
+        <w:t xml:space="preserve"> </w:t>
+      </w:r>
+      <w:r>
+        <w:t xml:space="preserve">entre las fuerzas que buscan la salud y las que la contrarían (Freud, 1912/1996; Freud, 1926/1996). En</w:t>
       </w:r>
       <w:r>
         <w:t xml:space="preserve"> </w:t>
@@ -14775,13 +15485,235 @@
           <w:i/>
           <w:iCs/>
         </w:rPr>
+        <w:t xml:space="preserve">Inhibición, síntoma y angustia</w:t>
+      </w:r>
+      <w:r>
+        <w:t xml:space="preserve"> </w:t>
+      </w:r>
+      <w:r>
+        <w:t xml:space="preserve">distingue</w:t>
+      </w:r>
+      <w:r>
+        <w:t xml:space="preserve"> </w:t>
+      </w:r>
+      <w:r>
+        <w:rPr>
+          <w:b/>
+          <w:bCs/>
+        </w:rPr>
+        <w:t xml:space="preserve">cinco clases</w:t>
+      </w:r>
+      <w:r>
+        <w:t xml:space="preserve">, de</w:t>
+      </w:r>
+      <w:r>
+        <w:t xml:space="preserve"> </w:t>
+      </w:r>
+      <w:r>
+        <w:rPr>
+          <w:b/>
+          <w:bCs/>
+        </w:rPr>
+        <w:t xml:space="preserve">tres fuentes</w:t>
+      </w:r>
+      <w:r>
+        <w:t xml:space="preserve">: del</w:t>
+      </w:r>
+      <w:r>
+        <w:t xml:space="preserve"> </w:t>
+      </w:r>
+      <w:r>
+        <w:rPr>
+          <w:b/>
+          <w:bCs/>
+        </w:rPr>
+        <w:t xml:space="preserve">yo</w:t>
+      </w:r>
+      <w:r>
+        <w:t xml:space="preserve"> </w:t>
+      </w:r>
+      <w:r>
+        <w:t xml:space="preserve">(la resistencia de</w:t>
+      </w:r>
+      <w:r>
+        <w:t xml:space="preserve"> </w:t>
+      </w:r>
+      <w:r>
+        <w:rPr>
+          <w:b/>
+          <w:bCs/>
+        </w:rPr>
+        <w:t xml:space="preserve">represión</w:t>
+      </w:r>
+      <w:r>
+        <w:t xml:space="preserve">, la de</w:t>
+      </w:r>
+      <w:r>
+        <w:t xml:space="preserve"> </w:t>
+      </w:r>
+      <w:r>
+        <w:rPr>
+          <w:b/>
+          <w:bCs/>
+        </w:rPr>
+        <w:t xml:space="preserve">transferencia</w:t>
+      </w:r>
+      <w:r>
+        <w:t xml:space="preserve"> </w:t>
+      </w:r>
+      <w:r>
+        <w:t xml:space="preserve">y la de la</w:t>
+      </w:r>
+      <w:r>
+        <w:t xml:space="preserve"> </w:t>
+      </w:r>
+      <w:r>
+        <w:rPr>
+          <w:b/>
+          <w:bCs/>
+        </w:rPr>
+        <w:t xml:space="preserve">ganancia de la enfermedad</w:t>
+      </w:r>
+      <w:r>
+        <w:t xml:space="preserve">), del</w:t>
+      </w:r>
+      <w:r>
+        <w:t xml:space="preserve"> </w:t>
+      </w:r>
+      <w:r>
+        <w:rPr>
+          <w:b/>
+          <w:bCs/>
+        </w:rPr>
+        <w:t xml:space="preserve">ello</w:t>
+      </w:r>
+      <w:r>
+        <w:t xml:space="preserve"> </w:t>
+      </w:r>
+      <w:r>
+        <w:t xml:space="preserve">(la</w:t>
+      </w:r>
+      <w:r>
+        <w:t xml:space="preserve"> </w:t>
+      </w:r>
+      <w:r>
+        <w:rPr>
+          <w:b/>
+          <w:bCs/>
+        </w:rPr>
+        <w:t xml:space="preserve">compulsión de repetición</w:t>
+      </w:r>
+      <w:r>
+        <w:t xml:space="preserve">, que exige la</w:t>
+      </w:r>
+      <w:r>
+        <w:t xml:space="preserve"> </w:t>
+      </w:r>
+      <w:r>
+        <w:rPr>
+          <w:b/>
+          <w:bCs/>
+        </w:rPr>
+        <w:t xml:space="preserve">reelaboración</w:t>
+      </w:r>
+      <w:r>
+        <w:t xml:space="preserve">) y del</w:t>
+      </w:r>
+      <w:r>
+        <w:t xml:space="preserve"> </w:t>
+      </w:r>
+      <w:r>
+        <w:rPr>
+          <w:b/>
+          <w:bCs/>
+        </w:rPr>
+        <w:t xml:space="preserve">superyó</w:t>
+      </w:r>
+      <w:r>
+        <w:t xml:space="preserve"> </w:t>
+      </w:r>
+      <w:r>
+        <w:t xml:space="preserve">(la última, la más oscura) (Freud, 1926/1996). La</w:t>
+      </w:r>
+      <w:r>
+        <w:t xml:space="preserve"> </w:t>
+      </w:r>
+      <w:r>
+        <w:rPr>
+          <w:b/>
+          <w:bCs/>
+        </w:rPr>
+        <w:t xml:space="preserve">transferencia</w:t>
+      </w:r>
+      <w:r>
+        <w:t xml:space="preserve"> </w:t>
+      </w:r>
+      <w:r>
+        <w:t xml:space="preserve">es el modo privilegiado: aparece cuando la cura se acerca a un complejo patógeno y sirve a la resistencia cuando es</w:t>
+      </w:r>
+      <w:r>
+        <w:t xml:space="preserve"> </w:t>
+      </w:r>
+      <w:r>
+        <w:rPr>
+          <w:b/>
+          <w:bCs/>
+        </w:rPr>
+        <w:t xml:space="preserve">negativa</w:t>
+      </w:r>
+      <w:r>
+        <w:t xml:space="preserve"> </w:t>
+      </w:r>
+      <w:r>
+        <w:t xml:space="preserve">o</w:t>
+      </w:r>
+      <w:r>
+        <w:t xml:space="preserve"> </w:t>
+      </w:r>
+      <w:r>
+        <w:rPr>
+          <w:b/>
+          <w:bCs/>
+        </w:rPr>
+        <w:t xml:space="preserve">erótica reprimida</w:t>
+      </w:r>
+      <w:r>
+        <w:t xml:space="preserve"> </w:t>
+      </w:r>
+      <w:r>
+        <w:t xml:space="preserve">(Freud, 1912/1996); el</w:t>
+      </w:r>
+      <w:r>
+        <w:t xml:space="preserve"> </w:t>
+      </w:r>
+      <w:r>
+        <w:rPr>
+          <w:b/>
+          <w:bCs/>
+        </w:rPr>
+        <w:t xml:space="preserve">amor de transferencia</w:t>
+      </w:r>
+      <w:r>
+        <w:t xml:space="preserve"> </w:t>
+      </w:r>
+      <w:r>
+        <w:t xml:space="preserve">es un caso donde la resistencia actúa como</w:t>
+      </w:r>
+      <w:r>
+        <w:t xml:space="preserve"> </w:t>
+      </w:r>
+      <w:r>
+        <w:rPr>
+          <w:i/>
+          <w:iCs/>
+        </w:rPr>
         <w:t xml:space="preserve">agent provocateur</w:t>
       </w:r>
       <w:r>
         <w:t xml:space="preserve"> </w:t>
       </w:r>
       <w:r>
-        <w:t xml:space="preserve">(T25). La</w:t>
+        <w:t xml:space="preserve">(Freud, 1915/1996). La</w:t>
       </w:r>
       <w:r>
         <w:t xml:space="preserve"> </w:t>
@@ -14807,7 +15739,7 @@
         <w:t xml:space="preserve">no hay otra resistencia al análisis sino la del analista mismo</w:t>
       </w:r>
       <w:r>
-        <w:t xml:space="preserve">» (T22, p. 3), es decir, la resistencia se engendra en la práctica y en la teoría del analista (su ser, su contratransferencia, su respuesta a la demanda). Segundo, relee la resistencia del sujeto como</w:t>
+        <w:t xml:space="preserve">» (Lacan, 1958/2009, p. 3), es decir, la resistencia se engendra en la práctica y en la teoría del analista (su ser, su contratransferencia, su respuesta a la demanda). Segundo, relee la resistencia del sujeto como</w:t>
       </w:r>
       <w:r>
         <w:t xml:space="preserve"> </w:t>
@@ -14871,7 +15803,47 @@
         <w:t xml:space="preserve"> </w:t>
       </w:r>
       <w:r>
-        <w:t xml:space="preserve">(T29).</w:t>
+        <w:t xml:space="preserve">(Iunger, 1998).</w:t>
+      </w:r>
+    </w:p>
+    <w:p>
+      <w:pPr>
+        <w:pStyle w:val="RecuadroAtencion"/>
+      </w:pPr>
+      <w:r>
+        <w:t xml:space="preserve">⚠</w:t>
+      </w:r>
+      <w:r>
+        <w:t xml:space="preserve"> </w:t>
+      </w:r>
+      <w:r>
+        <w:rPr>
+          <w:b/>
+          <w:bCs/>
+        </w:rPr>
+        <w:t xml:space="preserve">No confundir:</w:t>
+      </w:r>
+      <w:r>
+        <w:t xml:space="preserve"> </w:t>
+      </w:r>
+      <w:r>
+        <w:t xml:space="preserve">la tesis de Lacan no niega la defensa del sujeto: dice que</w:t>
+      </w:r>
+      <w:r>
+        <w:t xml:space="preserve"> </w:t>
+      </w:r>
+      <w:r>
+        <w:rPr>
+          <w:b/>
+          <w:bCs/>
+        </w:rPr>
+        <w:t xml:space="preserve">la resistencia en la cura</w:t>
+      </w:r>
+      <w:r>
+        <w:t xml:space="preserve"> </w:t>
+      </w:r>
+      <w:r>
+        <w:t xml:space="preserve">se engendra en el analista.</w:t>
       </w:r>
     </w:p>
     <w:bookmarkEnd w:id="47"/>
@@ -14884,13 +15856,13 @@
         <w:t xml:space="preserve">5.2 Desarrollo ampliado</w:t>
       </w:r>
     </w:p>
-    <w:bookmarkStart w:id="48" w:name="X13288b486db05c0a91ceb30ea21e580d4474c46"/>
+    <w:bookmarkStart w:id="48" w:name="Xbb95cf8231e578a89f5042784edff0c3954580c"/>
     <w:p>
       <w:pPr>
         <w:pStyle w:val="Heading4"/>
       </w:pPr>
       <w:r>
-        <w:t xml:space="preserve">a) El concepto freudiano: resistencia, contrainvestidura y represión (T28, T24)</w:t>
+        <w:t xml:space="preserve">a) El concepto freudiano: resistencia, contrainvestidura y represión (Freud, 1926/1996; Freud, 1912/1996)</w:t>
       </w:r>
     </w:p>
     <w:p>
@@ -14906,7 +15878,7 @@
           <w:b/>
           <w:bCs/>
         </w:rPr>
-        <w:t xml:space="preserve">La resistencia como cara terapéutica de la represión (T28).</w:t>
+        <w:t xml:space="preserve">La resistencia como cara terapéutica de la represión (Freud, 1926/1996).</w:t>
       </w:r>
       <w:r>
         <w:t xml:space="preserve"> </w:t>
@@ -15067,7 +16039,7 @@
         <w:t xml:space="preserve"> </w:t>
       </w:r>
       <w:r>
-        <w:t xml:space="preserve">esa técnica es aún más llamativa (T28).</w:t>
+        <w:t xml:space="preserve">esa técnica es aún más llamativa (Freud, 1926/1996).</w:t>
       </w:r>
     </w:p>
     <w:p>
@@ -15121,7 +16093,7 @@
         <w:t xml:space="preserve"> </w:t>
       </w:r>
       <w:r>
-        <w:t xml:space="preserve">y prometerle ventajas si la abandona (T28).</w:t>
+        <w:t xml:space="preserve">y prometerle ventajas si la abandona (Freud, 1926/1996).</w:t>
       </w:r>
     </w:p>
     <w:p>
@@ -15137,7 +16109,7 @@
           <w:b/>
           <w:bCs/>
         </w:rPr>
-        <w:t xml:space="preserve">Orígenes (T24):</w:t>
+        <w:t xml:space="preserve">Orígenes (Freud, 1912/1996):</w:t>
       </w:r>
       <w:r>
         <w:t xml:space="preserve"> </w:t>
@@ -15195,17 +16167,17 @@
         <w:t xml:space="preserve">represión</w:t>
       </w:r>
       <w:r>
-        <w:t xml:space="preserve">. «La resistencia acompaña todos los pasos del tratamiento; cada ocurrencia singular, cada acto del paciente, tiene que tomar en cuenta la resistencia, se constituye como un compromiso» (T24).</w:t>
+        <w:t xml:space="preserve">. «La resistencia acompaña todos los pasos del tratamiento; cada ocurrencia singular, cada acto del paciente, tiene que tomar en cuenta la resistencia, se constituye como un compromiso» (Freud, 1912/1996).</w:t>
       </w:r>
     </w:p>
     <w:bookmarkEnd w:id="48"/>
-    <w:bookmarkStart w:id="49" w:name="b-las-cinco-clases-de-resistencia-t28"/>
+    <w:bookmarkStart w:id="49" w:name="X4b51aed8a99d39736a9d71ae8b1460c8ddadc65"/>
     <w:p>
       <w:pPr>
         <w:pStyle w:val="Heading4"/>
       </w:pPr>
       <w:r>
-        <w:t xml:space="preserve">b) Las cinco clases de resistencia (T28)</w:t>
+        <w:t xml:space="preserve">b) Las cinco clases de resistencia (Freud, 1926/1996)</w:t>
       </w:r>
     </w:p>
     <w:p>
@@ -15303,7 +16275,7 @@
               <w:jc w:val="left"/>
             </w:pPr>
             <w:r>
-              <w:t xml:space="preserve">Descripción (T28)</w:t>
+              <w:t xml:space="preserve">Descripción (Freud, 1926/1996)</w:t>
             </w:r>
           </w:p>
         </w:tc>
@@ -15702,20 +16674,20 @@
               <w:t xml:space="preserve"> </w:t>
             </w:r>
             <w:r>
-              <w:t xml:space="preserve">(base de la reacción terapéutica negativa); no está en el extracto de T28</w:t>
+              <w:t xml:space="preserve">(base de la reacción terapéutica negativa); no está en el extracto de Freud (1926/1996)</w:t>
             </w:r>
           </w:p>
         </w:tc>
       </w:tr>
     </w:tbl>
     <w:bookmarkEnd w:id="49"/>
-    <w:bookmarkStart w:id="50" w:name="X9b6a30567f34b2e74fdc6ab9b2b46b6b952400a"/>
+    <w:bookmarkStart w:id="50" w:name="Xf1691a296432227bd7fabb5211d6c0ed6b7dcad"/>
     <w:p>
       <w:pPr>
         <w:pStyle w:val="Heading4"/>
       </w:pPr>
       <w:r>
-        <w:t xml:space="preserve">c) La transferencia como resistencia y las resistencias al comienzo (T24, T23, T25)</w:t>
+        <w:t xml:space="preserve">c) La transferencia como resistencia y las resistencias al comienzo (Freud, 1912/1996; Freud, 1913/1996; Freud, 1915/1996)</w:t>
       </w:r>
     </w:p>
     <w:p>
@@ -15737,7 +16709,7 @@
         <w:t xml:space="preserve"> </w:t>
       </w:r>
       <w:r>
-        <w:t xml:space="preserve">(T24): la idea transferencial irrumpe a expensas de otras ocurrencias porque presta acatamiento a la resistencia; la</w:t>
+        <w:t xml:space="preserve">(Freud, 1912/1996): la idea transferencial irrumpe a expensas de otras ocurrencias porque presta acatamiento a la resistencia; la</w:t>
       </w:r>
       <w:r>
         <w:t xml:space="preserve"> </w:t>
@@ -15827,7 +16799,7 @@
         <w:t xml:space="preserve"> </w:t>
       </w:r>
       <w:r>
-        <w:t xml:space="preserve">facilita esta utilización (T24).</w:t>
+        <w:t xml:space="preserve">facilita esta utilización (Freud, 1912/1996).</w:t>
       </w:r>
     </w:p>
     <w:p>
@@ -15843,7 +16815,7 @@
           <w:b/>
           <w:bCs/>
         </w:rPr>
-        <w:t xml:space="preserve">Resistencias al comienzo (T23):</w:t>
+        <w:t xml:space="preserve">Resistencias al comienzo (Freud, 1913/1996):</w:t>
       </w:r>
       <w:r>
         <w:t xml:space="preserve"> </w:t>
@@ -15978,7 +16950,7 @@
           <w:b/>
           <w:bCs/>
         </w:rPr>
-        <w:t xml:space="preserve">Amor de transferencia (T25):</w:t>
+        <w:t xml:space="preserve">Amor de transferencia (Freud, 1915/1996):</w:t>
       </w:r>
       <w:r>
         <w:t xml:space="preserve"> </w:t>
@@ -16000,17 +16972,17 @@
         <w:t xml:space="preserve"> </w:t>
       </w:r>
       <w:r>
-        <w:t xml:space="preserve">(exagera el enamoramiento para justificar la represión). Pero «la resistencia no ha creado este amor; lo encuentra ahí, se sirve de él y exagera sus exteriorizaciones» (T25).</w:t>
+        <w:t xml:space="preserve">(exagera el enamoramiento para justificar la represión). Pero «la resistencia no ha creado este amor; lo encuentra ahí, se sirve de él y exagera sus exteriorizaciones» (Freud, 1915/1996).</w:t>
       </w:r>
     </w:p>
     <w:bookmarkEnd w:id="50"/>
-    <w:bookmarkStart w:id="51" w:name="Xed9cc33c95f972d015a1804173757172f2fedfc"/>
+    <w:bookmarkStart w:id="51" w:name="X227a0eca2f42cb0753f3bbb9c4eec490b0abc5b"/>
     <w:p>
       <w:pPr>
         <w:pStyle w:val="Heading4"/>
       </w:pPr>
       <w:r>
-        <w:t xml:space="preserve">d) Modalidades clínicas de la resistencia (T27, T30)</w:t>
+        <w:t xml:space="preserve">d) Modalidades clínicas de la resistencia (Belucci, 2015; Belucci, 2016)</w:t>
       </w:r>
     </w:p>
     <w:p>
@@ -16061,7 +17033,7 @@
         <w:t xml:space="preserve">pensamiento estéril</w:t>
       </w:r>
       <w:r>
-        <w:t xml:space="preserve">, la «masturbación mental» («piensa, piensa, piensa pero es como masturbarse») (T27, p. 19; T30, p. 2).</w:t>
+        <w:t xml:space="preserve">, la «masturbación mental» («piensa, piensa, piensa pero es como masturbarse») (Belucci, 2015, p. 19; Belucci, 2016, p. 2).</w:t>
       </w:r>
     </w:p>
     <w:p>
@@ -16083,7 +17055,7 @@
         <w:t xml:space="preserve"> </w:t>
       </w:r>
       <w:r>
-        <w:t xml:space="preserve">(T30, pp. 2-3): decisión no del todo consciente de que «por todo el costo que eso tiene, es mejor no saber de eso»; puede traducirse en bla-bla, pensamiento estéril o decisión de</w:t>
+        <w:t xml:space="preserve">(Belucci, 2016, pp. 2-3): decisión no del todo consciente de que «por todo el costo que eso tiene, es mejor no saber de eso»; puede traducirse en bla-bla, pensamiento estéril o decisión de</w:t>
       </w:r>
       <w:r>
         <w:t xml:space="preserve"> </w:t>
@@ -16118,7 +17090,7 @@
         <w:t xml:space="preserve"> </w:t>
       </w:r>
       <w:r>
-        <w:t xml:space="preserve">(T30, p. 3): maternidad («ilusión de completud», repliegue libidinal: casi como regla el análisis se interrumpe) y goces propios que hacen que el sujeto «se baste con su goce».</w:t>
+        <w:t xml:space="preserve">(Belucci, 2016, p. 3): maternidad («ilusión de completud», repliegue libidinal: casi como regla el análisis se interrumpe) y goces propios que hacen que el sujeto «se baste con su goce».</w:t>
       </w:r>
     </w:p>
     <w:p>
@@ -16140,7 +17112,7 @@
         <w:t xml:space="preserve"> </w:t>
       </w:r>
       <w:r>
-        <w:t xml:space="preserve">(T27, p. 19): cuando alguien está detenido en un punto de goce, a veces solo el</w:t>
+        <w:t xml:space="preserve">(Belucci, 2015, p. 19): cuando alguien está detenido en un punto de goce, a veces solo el</w:t>
       </w:r>
       <w:r>
         <w:t xml:space="preserve"> </w:t>
@@ -16178,7 +17150,7 @@
         <w:t xml:space="preserve"> </w:t>
       </w:r>
       <w:r>
-        <w:t xml:space="preserve">(T27, p. 16):</w:t>
+        <w:t xml:space="preserve">(Belucci, 2015, p. 16):</w:t>
       </w:r>
       <w:r>
         <w:t xml:space="preserve"> </w:t>
@@ -16213,7 +17185,7 @@
         <w:t xml:space="preserve"> </w:t>
       </w:r>
       <w:r>
-        <w:t xml:space="preserve">(T30, p. 3): a veces la</w:t>
+        <w:t xml:space="preserve">(Belucci, 2016, p. 3): a veces la</w:t>
       </w:r>
       <w:r>
         <w:t xml:space="preserve"> </w:t>
@@ -16277,7 +17249,7 @@
         <w:t xml:space="preserve"> </w:t>
       </w:r>
       <w:r>
-        <w:t xml:space="preserve">(T22, II.4, p. 3). Lacan lo dice después de discutir que, con la interpretación, se busca el</w:t>
+        <w:t xml:space="preserve">(Lacan, 1958/2009, II.4, p. 3). Lacan lo dice después de discutir que, con la interpretación, se busca el</w:t>
       </w:r>
       <w:r>
         <w:t xml:space="preserve"> </w:t>
@@ -16399,7 +17371,7 @@
         <w:t xml:space="preserve">en la columna de la transferencia positiva</w:t>
       </w:r>
       <w:r>
-        <w:t xml:space="preserve">, puesto que es el deseo el que mantiene la dirección del análisis, fuera de los efectos de la demanda» (T22, p. 13).</w:t>
+        <w:t xml:space="preserve">, puesto que es el deseo el que mantiene la dirección del análisis, fuera de los efectos de la demanda» (Lacan, 1958/2009, p. 13).</w:t>
       </w:r>
     </w:p>
     <w:p>
@@ -16434,7 +17406,7 @@
         <w:t xml:space="preserve">incompatibilidad del deseo con la palabra</w:t>
       </w:r>
       <w:r>
-        <w:t xml:space="preserve">» (T22, p. 14), porque el deseo «no es otra cosa que la imposibilidad de esa palabra» (p. 12).</w:t>
+        <w:t xml:space="preserve">» (Lacan, 1958/2009, p. 14), porque el deseo «no es otra cosa que la imposibilidad de esa palabra» (p. 12).</w:t>
       </w:r>
     </w:p>
     <w:p>
@@ -16450,7 +17422,7 @@
           <w:b/>
           <w:bCs/>
         </w:rPr>
-        <w:t xml:space="preserve">Iunger («La resistencia es la resistencia del analista», T29):</w:t>
+        <w:t xml:space="preserve">Iunger («La resistencia es la resistencia del analista», Iunger, 1998):</w:t>
       </w:r>
       <w:r>
         <w:t xml:space="preserve"> </w:t>
@@ -16552,7 +17524,7 @@
         <w:t xml:space="preserve"> </w:t>
       </w:r>
       <w:r>
-        <w:t xml:space="preserve">no es interpretarla sin más ni «reforzar el Yo» (T22, p. 4: crítica al</w:t>
+        <w:t xml:space="preserve">no es interpretarla sin más ni «reforzar el Yo» (Lacan, 1958/2009, p. 4: crítica al</w:t>
       </w:r>
       <w:r>
         <w:t xml:space="preserve"> </w:t>
@@ -16584,7 +17556,7 @@
         <w:t xml:space="preserve"> </w:t>
       </w:r>
       <w:r>
-        <w:t xml:space="preserve">y la maniobra con la transferencia (T27, p. 16); mantener la</w:t>
+        <w:t xml:space="preserve">y la maniobra con la transferencia (Belucci, 2015, p. 16); mantener la</w:t>
       </w:r>
       <w:r>
         <w:t xml:space="preserve"> </w:t>
@@ -16600,7 +17572,7 @@
         <w:t xml:space="preserve"> </w:t>
       </w:r>
       <w:r>
-        <w:t xml:space="preserve">para sostener el cuadro de la transferencia (T22, p. 13); y sostener el</w:t>
+        <w:t xml:space="preserve">para sostener el cuadro de la transferencia (Lacan, 1958/2009, p. 13); y sostener el</w:t>
       </w:r>
       <w:r>
         <w:t xml:space="preserve"> </w:t>
@@ -16613,7 +17585,7 @@
         <w:t xml:space="preserve">deseo del analista</w:t>
       </w:r>
       <w:r>
-        <w:t xml:space="preserve">, que «barre» la contratransferencia (T29).</w:t>
+        <w:t xml:space="preserve">, que «barre» la contratransferencia (Iunger, 1998).</w:t>
       </w:r>
     </w:p>
     <w:bookmarkEnd w:id="52"/>
@@ -17099,7 +18071,145 @@
     </w:p>
     <w:p>
       <w:pPr>
-        <w:pStyle w:val="FirstParagraph"/>
+        <w:pStyle w:val="RecuadroEsqueleto"/>
+      </w:pPr>
+      <w:r>
+        <w:rPr>
+          <w:b/>
+          <w:bCs/>
+        </w:rPr>
+        <w:t xml:space="preserve">Esqueleto de la respuesta:</w:t>
+      </w:r>
+    </w:p>
+    <w:p>
+      <w:pPr>
+        <w:pStyle w:val="RecuadroEsqueleto"/>
+      </w:pPr>
+      <w:r>
+        <w:t xml:space="preserve">1. </w:t>
+      </w:r>
+      <w:r>
+        <w:rPr>
+          <w:b/>
+          <w:bCs/>
+        </w:rPr>
+        <w:t xml:space="preserve">Tesis:</w:t>
+      </w:r>
+      <w:r>
+        <w:t xml:space="preserve"> </w:t>
+      </w:r>
+      <w:r>
+        <w:t xml:space="preserve">la contratransferencia es lo que le pasa al analista; Lacan la rechaza como concepto (Lacan, 1958/2009, p. 1).</w:t>
+      </w:r>
+    </w:p>
+    <w:p>
+      <w:pPr>
+        <w:pStyle w:val="RecuadroEsqueleto"/>
+      </w:pPr>
+      <w:r>
+        <w:t xml:space="preserve">2. </w:t>
+      </w:r>
+      <w:r>
+        <w:rPr>
+          <w:b/>
+          <w:bCs/>
+        </w:rPr>
+        <w:t xml:space="preserve">Freud:</w:t>
+      </w:r>
+      <w:r>
+        <w:t xml:space="preserve"> </w:t>
+      </w:r>
+      <w:r>
+        <w:t xml:space="preserve">hay que sofrenarla (Freud, 1915/1996).</w:t>
+      </w:r>
+    </w:p>
+    <w:p>
+      <w:pPr>
+        <w:pStyle w:val="RecuadroEsqueleto"/>
+      </w:pPr>
+      <w:r>
+        <w:t xml:space="preserve">3. </w:t>
+      </w:r>
+      <w:r>
+        <w:rPr>
+          <w:b/>
+          <w:bCs/>
+        </w:rPr>
+        <w:t xml:space="preserve">Posfreudianos:</w:t>
+      </w:r>
+      <w:r>
+        <w:t xml:space="preserve"> </w:t>
+      </w:r>
+      <w:r>
+        <w:t xml:space="preserve">la usan como guía de la cura.</w:t>
+      </w:r>
+    </w:p>
+    <w:p>
+      <w:pPr>
+        <w:pStyle w:val="RecuadroEsqueleto"/>
+      </w:pPr>
+      <w:r>
+        <w:t xml:space="preserve">4. </w:t>
+      </w:r>
+      <w:r>
+        <w:rPr>
+          <w:b/>
+          <w:bCs/>
+        </w:rPr>
+        <w:t xml:space="preserve">Lacan:</w:t>
+      </w:r>
+      <w:r>
+        <w:t xml:space="preserve"> </w:t>
+      </w:r>
+      <w:r>
+        <w:t xml:space="preserve">la transferencia incluye al analista; dividirla elude el meollo (Lacan, 1964/1993).</w:t>
+      </w:r>
+    </w:p>
+    <w:p>
+      <w:pPr>
+        <w:pStyle w:val="RecuadroEsqueleto"/>
+      </w:pPr>
+      <w:r>
+        <w:t xml:space="preserve">5. </w:t>
+      </w:r>
+      <w:r>
+        <w:rPr>
+          <w:b/>
+          <w:bCs/>
+        </w:rPr>
+        <w:t xml:space="preserve">Iunger:</w:t>
+      </w:r>
+      <w:r>
+        <w:t xml:space="preserve"> </w:t>
+      </w:r>
+      <w:r>
+        <w:t xml:space="preserve">conservar el término para lo que el deseo del analista no resuelve: «a mayor deseo del analista, menor contratransferencia» (Iunger, 1998).</w:t>
+      </w:r>
+    </w:p>
+    <w:p>
+      <w:pPr>
+        <w:pStyle w:val="RecuadroEsqueleto"/>
+      </w:pPr>
+      <w:r>
+        <w:t xml:space="preserve">6. </w:t>
+      </w:r>
+      <w:r>
+        <w:rPr>
+          <w:b/>
+          <w:bCs/>
+        </w:rPr>
+        <w:t xml:space="preserve">Cierre:</w:t>
+      </w:r>
+      <w:r>
+        <w:t xml:space="preserve"> </w:t>
+      </w:r>
+      <w:r>
+        <w:t xml:space="preserve">el deseo del analista no es puro; si no está despejado, se dirige la cura desde la propia neurosis (Belucci, 2015, p. 3).</w:t>
+      </w:r>
+    </w:p>
+    <w:p>
+      <w:pPr>
+        <w:pStyle w:val="BodyText"/>
       </w:pPr>
       <w:r>
         <w:t xml:space="preserve">La</w:t>
@@ -17134,7 +18244,7 @@
         <w:t xml:space="preserve"> </w:t>
       </w:r>
       <w:r>
-        <w:t xml:space="preserve">(T25: «sofrenamiento de la contratransferencia»), y los posfreudianos llegaron a hacer de ella una</w:t>
+        <w:t xml:space="preserve">(Freud, 1915/1996: «sofrenamiento de la contratransferencia»), y los posfreudianos llegaron a hacer de ella una</w:t>
       </w:r>
       <w:r>
         <w:t xml:space="preserve"> </w:t>
@@ -17179,7 +18289,7 @@
         <w:t xml:space="preserve">impropiedad conceptual</w:t>
       </w:r>
       <w:r>
-        <w:t xml:space="preserve">» (T22, p. 1) y en el Seminario 11 sostiene que la transferencia</w:t>
+        <w:t xml:space="preserve">» (Lacan, 1958/2009, p. 1) y en el Seminario 11 sostiene que la transferencia</w:t>
       </w:r>
       <w:r>
         <w:t xml:space="preserve"> </w:t>
@@ -17211,7 +18321,7 @@
         <w:t xml:space="preserve"> </w:t>
       </w:r>
       <w:r>
-        <w:t xml:space="preserve">(T26): lo que se llama contratransferencia es «la</w:t>
+        <w:t xml:space="preserve">(Lacan, 1964/1993): lo que se llama contratransferencia es «la</w:t>
       </w:r>
       <w:r>
         <w:t xml:space="preserve"> </w:t>
@@ -17356,7 +18466,7 @@
         <w:t xml:space="preserve"> </w:t>
       </w:r>
       <w:r>
-        <w:t xml:space="preserve">cuando lo gobierna (T29). Belucci agrega que el deseo del analista</w:t>
+        <w:t xml:space="preserve">cuando lo gobierna (Iunger, 1998). Belucci agrega que el deseo del analista</w:t>
       </w:r>
       <w:r>
         <w:t xml:space="preserve"> </w:t>
@@ -17372,7 +18482,44 @@
         <w:t xml:space="preserve"> </w:t>
       </w:r>
       <w:r>
-        <w:t xml:space="preserve">y que, si no está despejado, se dirige la cura «desde la propia neurosis» (análisis interminable) (T27, p. 3).</w:t>
+        <w:t xml:space="preserve">y que, si no está despejado, se dirige la cura «desde la propia neurosis» (análisis interminable) (Belucci, 2015, p. 3).</w:t>
+      </w:r>
+    </w:p>
+    <w:p>
+      <w:pPr>
+        <w:pStyle w:val="RecuadroAtencion"/>
+      </w:pPr>
+      <w:r>
+        <w:t xml:space="preserve">⚠</w:t>
+      </w:r>
+      <w:r>
+        <w:t xml:space="preserve"> </w:t>
+      </w:r>
+      <w:r>
+        <w:rPr>
+          <w:b/>
+          <w:bCs/>
+        </w:rPr>
+        <w:t xml:space="preserve">No confundir:</w:t>
+      </w:r>
+      <w:r>
+        <w:t xml:space="preserve"> </w:t>
+      </w:r>
+      <w:r>
+        <w:t xml:space="preserve">contratransferencia ≠ deseo del analista: se relacionan</w:t>
+      </w:r>
+      <w:r>
+        <w:t xml:space="preserve"> </w:t>
+      </w:r>
+      <w:r>
+        <w:rPr>
+          <w:b/>
+          <w:bCs/>
+        </w:rPr>
+        <w:t xml:space="preserve">inversamente</w:t>
+      </w:r>
+      <w:r>
+        <w:t xml:space="preserve">.</w:t>
       </w:r>
     </w:p>
     <w:bookmarkEnd w:id="56"/>
@@ -17407,7 +18554,7 @@
           <w:b/>
           <w:bCs/>
         </w:rPr>
-        <w:t xml:space="preserve">Freud: la contratransferencia como peligro a prevenir (T25).</w:t>
+        <w:t xml:space="preserve">Freud: la contratransferencia como peligro a prevenir (Freud, 1915/1996).</w:t>
       </w:r>
       <w:r>
         <w:t xml:space="preserve"> </w:t>
@@ -17571,7 +18718,7 @@
         <w:t xml:space="preserve">guía del tratamiento psicoanalítico</w:t>
       </w:r>
       <w:r>
-        <w:t xml:space="preserve">» (T29).</w:t>
+        <w:t xml:space="preserve">» (Iunger, 1998).</w:t>
       </w:r>
     </w:p>
     <w:p>
@@ -17603,7 +18750,7 @@
           <w:b/>
           <w:bCs/>
         </w:rPr>
-        <w:t xml:space="preserve">«La dirección de la cura» (T22, p. 1):</w:t>
+        <w:t xml:space="preserve">«La dirección de la cura» (Lacan, 1958/2009, p. 1):</w:t>
       </w:r>
       <w:r>
         <w:t xml:space="preserve"> </w:t>
@@ -17654,7 +18801,7 @@
           <w:b/>
           <w:bCs/>
         </w:rPr>
-        <w:t xml:space="preserve">Seminario 8 (citas de Iunger, T29):</w:t>
+        <w:t xml:space="preserve">Seminario 8 (citas de Iunger, Iunger, 1998):</w:t>
       </w:r>
       <w:r>
         <w:t xml:space="preserve"> </w:t>
@@ -17734,7 +18881,7 @@
           <w:b/>
           <w:bCs/>
         </w:rPr>
-        <w:t xml:space="preserve">Seminario 11 (T26):</w:t>
+        <w:t xml:space="preserve">Seminario 11 (Lacan, 1964/1993):</w:t>
       </w:r>
       <w:r>
         <w:t xml:space="preserve"> </w:t>
@@ -17773,13 +18920,13 @@
       </w:r>
     </w:p>
     <w:bookmarkEnd w:id="57"/>
-    <w:bookmarkStart w:id="58" w:name="b-la-tesis-de-iunger-t29"/>
+    <w:bookmarkStart w:id="58" w:name="b-la-tesis-de-iunger-1998"/>
     <w:p>
       <w:pPr>
         <w:pStyle w:val="Heading4"/>
       </w:pPr>
       <w:r>
-        <w:t xml:space="preserve">b) La tesis de Iunger (T29)</w:t>
+        <w:t xml:space="preserve">b) La tesis de Iunger (1998)</w:t>
       </w:r>
     </w:p>
     <w:p>
@@ -18122,7 +19269,7 @@
         <w:t xml:space="preserve">resistencia en el sentido más brutal del término</w:t>
       </w:r>
       <w:r>
-        <w:t xml:space="preserve">, por parte del analista: uno se resiste a ser chupado, amado, odiado, violado, maltratado, idealizado… » (T29). Cuando la contratransferencia</w:t>
+        <w:t xml:space="preserve">, por parte del analista: uno se resiste a ser chupado, amado, odiado, violado, maltratado, idealizado… » (Iunger, 1998). Cuando la contratransferencia</w:t>
       </w:r>
       <w:r>
         <w:t xml:space="preserve"> </w:t>
@@ -18542,7 +19689,7 @@
           <w:b/>
           <w:bCs/>
         </w:rPr>
-        <w:t xml:space="preserve">T27, p. 3:</w:t>
+        <w:t xml:space="preserve">Belucci (2015, p. 3):</w:t>
       </w:r>
       <w:r>
         <w:t xml:space="preserve"> </w:t>
@@ -18632,7 +19779,7 @@
           <w:b/>
           <w:bCs/>
         </w:rPr>
-        <w:t xml:space="preserve">T27, p. 20:</w:t>
+        <w:t xml:space="preserve">Belucci (2015, p. 20):</w:t>
       </w:r>
       <w:r>
         <w:t xml:space="preserve"> </w:t>
@@ -18699,7 +19846,7 @@
           <w:b/>
           <w:bCs/>
         </w:rPr>
-        <w:t xml:space="preserve">T30, p. 2:</w:t>
+        <w:t xml:space="preserve">Belucci (2016, p. 2):</w:t>
       </w:r>
       <w:r>
         <w:t xml:space="preserve"> </w:t>
@@ -18776,7 +19923,7 @@
           <w:b/>
           <w:bCs/>
         </w:rPr>
-        <w:t xml:space="preserve">T22, p. 2:</w:t>
+        <w:t xml:space="preserve">Lacan (1958/2009, p. 2):</w:t>
       </w:r>
       <w:r>
         <w:t xml:space="preserve"> </w:t>
@@ -19180,437 +20327,119 @@
     </w:p>
     <w:p>
       <w:pPr>
-        <w:pStyle w:val="FirstParagraph"/>
-      </w:pPr>
-      <w:r>
-        <w:t xml:space="preserve">Belucci distingue</w:t>
-      </w:r>
-      <w:r>
-        <w:t xml:space="preserve"> </w:t>
-      </w:r>
-      <w:r>
-        <w:rPr>
-          <w:b/>
-          <w:bCs/>
-        </w:rPr>
-        <w:t xml:space="preserve">tres modos de terminación</w:t>
-      </w:r>
-      <w:r>
-        <w:t xml:space="preserve"> </w:t>
-      </w:r>
-      <w:r>
-        <w:t xml:space="preserve">de un análisis:</w:t>
-      </w:r>
-      <w:r>
-        <w:t xml:space="preserve"> </w:t>
-      </w:r>
-      <w:r>
-        <w:rPr>
-          <w:b/>
-          <w:bCs/>
-        </w:rPr>
-        <w:t xml:space="preserve">interrupción, conclusión y fin de análisis</w:t>
-      </w:r>
-      <w:r>
-        <w:t xml:space="preserve"> </w:t>
-      </w:r>
-      <w:r>
-        <w:t xml:space="preserve">(T30, p. 1). La</w:t>
-      </w:r>
-      <w:r>
-        <w:t xml:space="preserve"> </w:t>
-      </w:r>
-      <w:r>
-        <w:rPr>
-          <w:b/>
-          <w:bCs/>
-        </w:rPr>
-        <w:t xml:space="preserve">interrupción</w:t>
-      </w:r>
-      <w:r>
-        <w:t xml:space="preserve"> </w:t>
-      </w:r>
-      <w:r>
-        <w:t xml:space="preserve">es un</w:t>
-      </w:r>
-      <w:r>
-        <w:t xml:space="preserve"> </w:t>
-      </w:r>
-      <w:r>
-        <w:rPr>
-          <w:b/>
-          <w:bCs/>
-        </w:rPr>
-        <w:t xml:space="preserve">accidente</w:t>
-      </w:r>
-      <w:r>
-        <w:t xml:space="preserve"> </w:t>
-      </w:r>
-      <w:r>
-        <w:t xml:space="preserve">que se produce como</w:t>
-      </w:r>
-      <w:r>
-        <w:t xml:space="preserve"> </w:t>
-      </w:r>
-      <w:r>
-        <w:rPr>
-          <w:b/>
-          <w:bCs/>
-        </w:rPr>
-        <w:t xml:space="preserve">ruptura</w:t>
-      </w:r>
-      <w:r>
-        <w:t xml:space="preserve">, con la estructura del</w:t>
-      </w:r>
-      <w:r>
-        <w:t xml:space="preserve"> </w:t>
-      </w:r>
-      <w:r>
-        <w:rPr>
-          <w:b/>
-          <w:bCs/>
-        </w:rPr>
-        <w:t xml:space="preserve">pasaje al acto</w:t>
-      </w:r>
-      <w:r>
-        <w:t xml:space="preserve">: puede deberse a una</w:t>
-      </w:r>
-      <w:r>
-        <w:t xml:space="preserve"> </w:t>
-      </w:r>
-      <w:r>
-        <w:rPr>
-          <w:b/>
-          <w:bCs/>
-        </w:rPr>
-        <w:t xml:space="preserve">mala maniobra del analista</w:t>
-      </w:r>
-      <w:r>
-        <w:t xml:space="preserve"> </w:t>
-      </w:r>
-      <w:r>
-        <w:t xml:space="preserve">(Dora, ligada a la contratransferencia), al</w:t>
-      </w:r>
-      <w:r>
-        <w:t xml:space="preserve"> </w:t>
-      </w:r>
-      <w:r>
-        <w:rPr>
-          <w:b/>
-          <w:bCs/>
-        </w:rPr>
-        <w:t xml:space="preserve">refugio en la neurosis</w:t>
-      </w:r>
-      <w:r>
-        <w:t xml:space="preserve"> </w:t>
-      </w:r>
-      <w:r>
-        <w:t xml:space="preserve">del analizante (el bla-bla, el pensamiento estéril, una satisfacción que cierra la pregunta —como la maternidad—) o a la</w:t>
-      </w:r>
-      <w:r>
-        <w:t xml:space="preserve"> </w:t>
-      </w:r>
-      <w:r>
-        <w:rPr>
-          <w:b/>
-          <w:bCs/>
-        </w:rPr>
-        <w:t xml:space="preserve">puesta en transferencia</w:t>
-      </w:r>
-      <w:r>
-        <w:t xml:space="preserve"> </w:t>
-      </w:r>
-      <w:r>
-        <w:t xml:space="preserve">de la pregunta «¿puedes perderme?»; es</w:t>
-      </w:r>
-      <w:r>
-        <w:t xml:space="preserve"> </w:t>
-      </w:r>
-      <w:r>
-        <w:rPr>
-          <w:b/>
-          <w:bCs/>
-        </w:rPr>
-        <w:t xml:space="preserve">el fracaso de una escritura</w:t>
-      </w:r>
-      <w:r>
-        <w:t xml:space="preserve"> </w:t>
-      </w:r>
-      <w:r>
-        <w:t xml:space="preserve">y deja al analizante en peores condiciones para retomar (pp. 2-4). La</w:t>
-      </w:r>
-      <w:r>
-        <w:t xml:space="preserve"> </w:t>
-      </w:r>
-      <w:r>
-        <w:rPr>
-          <w:b/>
-          <w:bCs/>
-        </w:rPr>
-        <w:t xml:space="preserve">conclusión</w:t>
-      </w:r>
-      <w:r>
-        <w:t xml:space="preserve"> </w:t>
-      </w:r>
-      <w:r>
-        <w:t xml:space="preserve">es un cierre en el que</w:t>
-      </w:r>
-      <w:r>
-        <w:t xml:space="preserve"> </w:t>
-      </w:r>
-      <w:r>
-        <w:rPr>
-          <w:b/>
-          <w:bCs/>
-        </w:rPr>
-        <w:t xml:space="preserve">algo se escribe</w:t>
-      </w:r>
-      <w:r>
-        <w:t xml:space="preserve">: se ubican</w:t>
-      </w:r>
-      <w:r>
-        <w:t xml:space="preserve"> </w:t>
-      </w:r>
-      <w:r>
-        <w:rPr>
-          <w:b/>
-          <w:bCs/>
-        </w:rPr>
-        <w:t xml:space="preserve">coordenadas simbólicas</w:t>
-      </w:r>
-      <w:r>
-        <w:t xml:space="preserve"> </w:t>
-      </w:r>
-      <w:r>
-        <w:t xml:space="preserve">y hay</w:t>
-      </w:r>
-      <w:r>
-        <w:t xml:space="preserve"> </w:t>
-      </w:r>
-      <w:r>
-        <w:rPr>
-          <w:b/>
-          <w:bCs/>
-        </w:rPr>
-        <w:t xml:space="preserve">sanción o aval</w:t>
-      </w:r>
-      <w:r>
-        <w:t xml:space="preserve"> </w:t>
-      </w:r>
-      <w:r>
-        <w:t xml:space="preserve">del analista; puede ser una</w:t>
-      </w:r>
-      <w:r>
-        <w:t xml:space="preserve"> </w:t>
-      </w:r>
-      <w:r>
-        <w:rPr>
-          <w:b/>
-          <w:bCs/>
-        </w:rPr>
-        <w:t xml:space="preserve">conclusión práctica</w:t>
-      </w:r>
-      <w:r>
-        <w:t xml:space="preserve"> </w:t>
-      </w:r>
-      <w:r>
-        <w:t xml:space="preserve">(Freud: levantar síntomas, resolver inhibiciones, acotar la angustia) o un</w:t>
-      </w:r>
-      <w:r>
-        <w:t xml:space="preserve"> </w:t>
-      </w:r>
-      <w:r>
-        <w:rPr>
-          <w:b/>
-          <w:bCs/>
-        </w:rPr>
-        <w:t xml:space="preserve">acto</w:t>
-      </w:r>
-      <w:r>
-        <w:t xml:space="preserve"> </w:t>
-      </w:r>
-      <w:r>
-        <w:t xml:space="preserve">que decanta del análisis; no es un final. El</w:t>
-      </w:r>
-      <w:r>
-        <w:t xml:space="preserve"> </w:t>
-      </w:r>
-      <w:r>
-        <w:rPr>
-          <w:b/>
-          <w:bCs/>
-        </w:rPr>
-        <w:t xml:space="preserve">fin de análisis</w:t>
-      </w:r>
-      <w:r>
-        <w:t xml:space="preserve"> </w:t>
-      </w:r>
-      <w:r>
-        <w:t xml:space="preserve">es</w:t>
-      </w:r>
-      <w:r>
-        <w:t xml:space="preserve"> </w:t>
-      </w:r>
-      <w:r>
-        <w:rPr>
-          <w:b/>
-          <w:bCs/>
-        </w:rPr>
-        <w:t xml:space="preserve">lógico</w:t>
-      </w:r>
-      <w:r>
-        <w:t xml:space="preserve"> </w:t>
-      </w:r>
-      <w:r>
-        <w:t xml:space="preserve">y supone «un estado nunca alcanzado antes», una</w:t>
-      </w:r>
-      <w:r>
-        <w:t xml:space="preserve"> </w:t>
-      </w:r>
-      <w:r>
-        <w:rPr>
-          <w:b/>
-          <w:bCs/>
-        </w:rPr>
-        <w:t xml:space="preserve">respuesta a lo real que no sea la neurótica</w:t>
-      </w:r>
-      <w:r>
-        <w:t xml:space="preserve">, irreversible; hay cuatro versiones:</w:t>
-      </w:r>
-      <w:r>
-        <w:t xml:space="preserve"> </w:t>
-      </w:r>
-      <w:r>
-        <w:rPr>
-          <w:b/>
-          <w:bCs/>
-        </w:rPr>
-        <w:t xml:space="preserve">Freud</w:t>
-      </w:r>
-      <w:r>
-        <w:t xml:space="preserve"> </w:t>
-      </w:r>
-      <w:r>
-        <w:t xml:space="preserve">(1937: la «roca viva de la castración» y la rectificación de las represiones primordiales) y tres de</w:t>
-      </w:r>
-      <w:r>
-        <w:t xml:space="preserve"> </w:t>
-      </w:r>
-      <w:r>
-        <w:rPr>
-          <w:b/>
-          <w:bCs/>
-        </w:rPr>
-        <w:t xml:space="preserve">Lacan</w:t>
-      </w:r>
-      <w:r>
-        <w:t xml:space="preserve">: el</w:t>
-      </w:r>
-      <w:r>
-        <w:t xml:space="preserve"> </w:t>
-      </w:r>
-      <w:r>
-        <w:rPr>
-          <w:b/>
-          <w:bCs/>
-        </w:rPr>
-        <w:t xml:space="preserve">duelo por ser el falo</w:t>
-      </w:r>
-      <w:r>
-        <w:t xml:space="preserve">, el</w:t>
-      </w:r>
-      <w:r>
-        <w:t xml:space="preserve"> </w:t>
-      </w:r>
-      <w:r>
-        <w:rPr>
-          <w:b/>
-          <w:bCs/>
-        </w:rPr>
-        <w:t xml:space="preserve">atravesamiento del fantasma</w:t>
-      </w:r>
-      <w:r>
-        <w:t xml:space="preserve"> </w:t>
-      </w:r>
-      <w:r>
-        <w:t xml:space="preserve">y el</w:t>
-      </w:r>
-      <w:r>
-        <w:t xml:space="preserve"> </w:t>
-      </w:r>
-      <w:r>
-        <w:rPr>
-          <w:b/>
-          <w:bCs/>
-        </w:rPr>
-        <w:t xml:space="preserve">sinthome</w:t>
-      </w:r>
-      <w:r>
-        <w:t xml:space="preserve"> </w:t>
-      </w:r>
-      <w:r>
-        <w:t xml:space="preserve">(saber-hacer con lo incurable, invención) (pp. 7-13). Hay</w:t>
-      </w:r>
-      <w:r>
-        <w:t xml:space="preserve"> </w:t>
-      </w:r>
-      <w:r>
-        <w:rPr>
-          <w:b/>
-          <w:bCs/>
-        </w:rPr>
-        <w:t xml:space="preserve">escritura</w:t>
-      </w:r>
-      <w:r>
-        <w:t xml:space="preserve"> </w:t>
-      </w:r>
-      <w:r>
-        <w:t xml:space="preserve">en la conclusión y en el fin;</w:t>
-      </w:r>
-      <w:r>
-        <w:t xml:space="preserve"> </w:t>
-      </w:r>
-      <w:r>
-        <w:rPr>
-          <w:b/>
-          <w:bCs/>
-        </w:rPr>
-        <w:t xml:space="preserve">fracasa</w:t>
-      </w:r>
-      <w:r>
-        <w:t xml:space="preserve"> </w:t>
-      </w:r>
-      <w:r>
-        <w:t xml:space="preserve">en la</w:t>
-      </w:r>
-      <w:r>
-        <w:t xml:space="preserve"> </w:t>
-      </w:r>
-      <w:r>
-        <w:rPr>
-          <w:b/>
-          <w:bCs/>
-        </w:rPr>
-        <w:t xml:space="preserve">interrupción</w:t>
-      </w:r>
-      <w:r>
-        <w:t xml:space="preserve">, cuando una conclusión se</w:t>
-      </w:r>
-      <w:r>
-        <w:t xml:space="preserve"> </w:t>
-      </w:r>
-      <w:r>
-        <w:rPr>
-          <w:b/>
-          <w:bCs/>
-        </w:rPr>
-        <w:t xml:space="preserve">precipita</w:t>
-      </w:r>
-      <w:r>
-        <w:t xml:space="preserve"> </w:t>
-      </w:r>
-      <w:r>
-        <w:t xml:space="preserve">(retroceso a la neurosis, T27, p. 20) o cuando el analista, por</w:t>
+        <w:pStyle w:val="RecuadroEsqueleto"/>
+      </w:pPr>
+      <w:r>
+        <w:rPr>
+          <w:b/>
+          <w:bCs/>
+        </w:rPr>
+        <w:t xml:space="preserve">Esqueleto de la respuesta:</w:t>
+      </w:r>
+    </w:p>
+    <w:p>
+      <w:pPr>
+        <w:pStyle w:val="RecuadroEsqueleto"/>
+      </w:pPr>
+      <w:r>
+        <w:t xml:space="preserve">1. </w:t>
+      </w:r>
+      <w:r>
+        <w:rPr>
+          <w:b/>
+          <w:bCs/>
+        </w:rPr>
+        <w:t xml:space="preserve">Tesis:</w:t>
+      </w:r>
+      <w:r>
+        <w:t xml:space="preserve"> </w:t>
+      </w:r>
+      <w:r>
+        <w:t xml:space="preserve">un análisis puede terminar de tres modos: interrupción, conclusión y fin (Belucci, 2016, p. 1).</w:t>
+      </w:r>
+    </w:p>
+    <w:p>
+      <w:pPr>
+        <w:pStyle w:val="RecuadroEsqueleto"/>
+      </w:pPr>
+      <w:r>
+        <w:t xml:space="preserve">2. </w:t>
+      </w:r>
+      <w:r>
+        <w:rPr>
+          <w:b/>
+          <w:bCs/>
+        </w:rPr>
+        <w:t xml:space="preserve">Interrupción:</w:t>
+      </w:r>
+      <w:r>
+        <w:t xml:space="preserve"> </w:t>
+      </w:r>
+      <w:r>
+        <w:t xml:space="preserve">ruptura con estructura de pasaje al acto (mala maniobra, refugio en la neurosis, «¿puedes perderme?»); fracaso de la escritura (Belucci, 2016, pp. 2-4).</w:t>
+      </w:r>
+    </w:p>
+    <w:p>
+      <w:pPr>
+        <w:pStyle w:val="RecuadroEsqueleto"/>
+      </w:pPr>
+      <w:r>
+        <w:t xml:space="preserve">3. </w:t>
+      </w:r>
+      <w:r>
+        <w:rPr>
+          <w:b/>
+          <w:bCs/>
+        </w:rPr>
+        <w:t xml:space="preserve">Conclusión:</w:t>
+      </w:r>
+      <w:r>
+        <w:t xml:space="preserve"> </w:t>
+      </w:r>
+      <w:r>
+        <w:t xml:space="preserve">algo se escribe; coordenadas simbólicas y aval del analista; práctica o acto.</w:t>
+      </w:r>
+    </w:p>
+    <w:p>
+      <w:pPr>
+        <w:pStyle w:val="RecuadroEsqueleto"/>
+      </w:pPr>
+      <w:r>
+        <w:t xml:space="preserve">4. </w:t>
+      </w:r>
+      <w:r>
+        <w:rPr>
+          <w:b/>
+          <w:bCs/>
+        </w:rPr>
+        <w:t xml:space="preserve">Fin de análisis:</w:t>
+      </w:r>
+      <w:r>
+        <w:t xml:space="preserve"> </w:t>
+      </w:r>
+      <w:r>
+        <w:t xml:space="preserve">lógico e irreversible; otra respuesta a lo real.</w:t>
+      </w:r>
+    </w:p>
+    <w:p>
+      <w:pPr>
+        <w:pStyle w:val="RecuadroEsqueleto"/>
+      </w:pPr>
+      <w:r>
+        <w:t xml:space="preserve">5. </w:t>
+      </w:r>
+      <w:r>
+        <w:rPr>
+          <w:b/>
+          <w:bCs/>
+        </w:rPr>
+        <w:t xml:space="preserve">Cuatro versiones del fin:</w:t>
+      </w:r>
+      <w:r>
+        <w:t xml:space="preserve"> </w:t>
+      </w:r>
+      <w:r>
+        <w:t xml:space="preserve">Freud (roca de la castración) y Lacan (duelo por ser el falo, atravesamiento del fantasma,</w:t>
       </w:r>
       <w:r>
         <w:t xml:space="preserve"> </w:t>
@@ -19620,10 +20449,516 @@
           <w:i/>
           <w:iCs/>
         </w:rPr>
+        <w:t xml:space="preserve">sinthome</w:t>
+      </w:r>
+      <w:r>
+        <w:t xml:space="preserve">) (Belucci, 2016, pp. 7-13).</w:t>
+      </w:r>
+    </w:p>
+    <w:p>
+      <w:pPr>
+        <w:pStyle w:val="RecuadroEsqueleto"/>
+      </w:pPr>
+      <w:r>
+        <w:t xml:space="preserve">6. </w:t>
+      </w:r>
+      <w:r>
+        <w:rPr>
+          <w:b/>
+          <w:bCs/>
+        </w:rPr>
+        <w:t xml:space="preserve">Cierre:</w:t>
+      </w:r>
+      <w:r>
+        <w:t xml:space="preserve"> </w:t>
+      </w:r>
+      <w:r>
+        <w:t xml:space="preserve">hay escritura en la conclusión y el fin; fracasa en la interrupción, en la conclusión precipitada y por</w:t>
+      </w:r>
+      <w:r>
+        <w:t xml:space="preserve"> </w:t>
+      </w:r>
+      <w:r>
+        <w:rPr>
+          <w:i/>
+          <w:iCs/>
+        </w:rPr>
         <w:t xml:space="preserve">furor curandi</w:t>
       </w:r>
       <w:r>
-        <w:t xml:space="preserve">, impone un final (T30, pp. 1, 4).</w:t>
+        <w:t xml:space="preserve">.</w:t>
+      </w:r>
+    </w:p>
+    <w:p>
+      <w:pPr>
+        <w:pStyle w:val="BodyText"/>
+      </w:pPr>
+      <w:r>
+        <w:t xml:space="preserve">Belucci distingue</w:t>
+      </w:r>
+      <w:r>
+        <w:t xml:space="preserve"> </w:t>
+      </w:r>
+      <w:r>
+        <w:rPr>
+          <w:b/>
+          <w:bCs/>
+        </w:rPr>
+        <w:t xml:space="preserve">tres modos de terminación</w:t>
+      </w:r>
+      <w:r>
+        <w:t xml:space="preserve"> </w:t>
+      </w:r>
+      <w:r>
+        <w:t xml:space="preserve">de un análisis:</w:t>
+      </w:r>
+      <w:r>
+        <w:t xml:space="preserve"> </w:t>
+      </w:r>
+      <w:r>
+        <w:rPr>
+          <w:b/>
+          <w:bCs/>
+        </w:rPr>
+        <w:t xml:space="preserve">interrupción, conclusión y fin de análisis</w:t>
+      </w:r>
+      <w:r>
+        <w:t xml:space="preserve"> </w:t>
+      </w:r>
+      <w:r>
+        <w:t xml:space="preserve">(Belucci, 2016, p. 1). La</w:t>
+      </w:r>
+      <w:r>
+        <w:t xml:space="preserve"> </w:t>
+      </w:r>
+      <w:r>
+        <w:rPr>
+          <w:b/>
+          <w:bCs/>
+        </w:rPr>
+        <w:t xml:space="preserve">interrupción</w:t>
+      </w:r>
+      <w:r>
+        <w:t xml:space="preserve"> </w:t>
+      </w:r>
+      <w:r>
+        <w:t xml:space="preserve">es un</w:t>
+      </w:r>
+      <w:r>
+        <w:t xml:space="preserve"> </w:t>
+      </w:r>
+      <w:r>
+        <w:rPr>
+          <w:b/>
+          <w:bCs/>
+        </w:rPr>
+        <w:t xml:space="preserve">accidente</w:t>
+      </w:r>
+      <w:r>
+        <w:t xml:space="preserve"> </w:t>
+      </w:r>
+      <w:r>
+        <w:t xml:space="preserve">que se produce como</w:t>
+      </w:r>
+      <w:r>
+        <w:t xml:space="preserve"> </w:t>
+      </w:r>
+      <w:r>
+        <w:rPr>
+          <w:b/>
+          <w:bCs/>
+        </w:rPr>
+        <w:t xml:space="preserve">ruptura</w:t>
+      </w:r>
+      <w:r>
+        <w:t xml:space="preserve">, con la estructura del</w:t>
+      </w:r>
+      <w:r>
+        <w:t xml:space="preserve"> </w:t>
+      </w:r>
+      <w:r>
+        <w:rPr>
+          <w:b/>
+          <w:bCs/>
+        </w:rPr>
+        <w:t xml:space="preserve">pasaje al acto</w:t>
+      </w:r>
+      <w:r>
+        <w:t xml:space="preserve">: puede deberse a una</w:t>
+      </w:r>
+      <w:r>
+        <w:t xml:space="preserve"> </w:t>
+      </w:r>
+      <w:r>
+        <w:rPr>
+          <w:b/>
+          <w:bCs/>
+        </w:rPr>
+        <w:t xml:space="preserve">mala maniobra del analista</w:t>
+      </w:r>
+      <w:r>
+        <w:t xml:space="preserve"> </w:t>
+      </w:r>
+      <w:r>
+        <w:t xml:space="preserve">(Dora, ligada a la contratransferencia), al</w:t>
+      </w:r>
+      <w:r>
+        <w:t xml:space="preserve"> </w:t>
+      </w:r>
+      <w:r>
+        <w:rPr>
+          <w:b/>
+          <w:bCs/>
+        </w:rPr>
+        <w:t xml:space="preserve">refugio en la neurosis</w:t>
+      </w:r>
+      <w:r>
+        <w:t xml:space="preserve"> </w:t>
+      </w:r>
+      <w:r>
+        <w:t xml:space="preserve">del analizante (el bla-bla, el pensamiento estéril, una satisfacción que cierra la pregunta —como la maternidad—) o a la</w:t>
+      </w:r>
+      <w:r>
+        <w:t xml:space="preserve"> </w:t>
+      </w:r>
+      <w:r>
+        <w:rPr>
+          <w:b/>
+          <w:bCs/>
+        </w:rPr>
+        <w:t xml:space="preserve">puesta en transferencia</w:t>
+      </w:r>
+      <w:r>
+        <w:t xml:space="preserve"> </w:t>
+      </w:r>
+      <w:r>
+        <w:t xml:space="preserve">de la pregunta «¿puedes perderme?»; es</w:t>
+      </w:r>
+      <w:r>
+        <w:t xml:space="preserve"> </w:t>
+      </w:r>
+      <w:r>
+        <w:rPr>
+          <w:b/>
+          <w:bCs/>
+        </w:rPr>
+        <w:t xml:space="preserve">el fracaso de una escritura</w:t>
+      </w:r>
+      <w:r>
+        <w:t xml:space="preserve"> </w:t>
+      </w:r>
+      <w:r>
+        <w:t xml:space="preserve">y deja al analizante en peores condiciones para retomar (pp. 2-4). La</w:t>
+      </w:r>
+      <w:r>
+        <w:t xml:space="preserve"> </w:t>
+      </w:r>
+      <w:r>
+        <w:rPr>
+          <w:b/>
+          <w:bCs/>
+        </w:rPr>
+        <w:t xml:space="preserve">conclusión</w:t>
+      </w:r>
+      <w:r>
+        <w:t xml:space="preserve"> </w:t>
+      </w:r>
+      <w:r>
+        <w:t xml:space="preserve">es un cierre en el que</w:t>
+      </w:r>
+      <w:r>
+        <w:t xml:space="preserve"> </w:t>
+      </w:r>
+      <w:r>
+        <w:rPr>
+          <w:b/>
+          <w:bCs/>
+        </w:rPr>
+        <w:t xml:space="preserve">algo se escribe</w:t>
+      </w:r>
+      <w:r>
+        <w:t xml:space="preserve">: se ubican</w:t>
+      </w:r>
+      <w:r>
+        <w:t xml:space="preserve"> </w:t>
+      </w:r>
+      <w:r>
+        <w:rPr>
+          <w:b/>
+          <w:bCs/>
+        </w:rPr>
+        <w:t xml:space="preserve">coordenadas simbólicas</w:t>
+      </w:r>
+      <w:r>
+        <w:t xml:space="preserve"> </w:t>
+      </w:r>
+      <w:r>
+        <w:t xml:space="preserve">y hay</w:t>
+      </w:r>
+      <w:r>
+        <w:t xml:space="preserve"> </w:t>
+      </w:r>
+      <w:r>
+        <w:rPr>
+          <w:b/>
+          <w:bCs/>
+        </w:rPr>
+        <w:t xml:space="preserve">sanción o aval</w:t>
+      </w:r>
+      <w:r>
+        <w:t xml:space="preserve"> </w:t>
+      </w:r>
+      <w:r>
+        <w:t xml:space="preserve">del analista; puede ser una</w:t>
+      </w:r>
+      <w:r>
+        <w:t xml:space="preserve"> </w:t>
+      </w:r>
+      <w:r>
+        <w:rPr>
+          <w:b/>
+          <w:bCs/>
+        </w:rPr>
+        <w:t xml:space="preserve">conclusión práctica</w:t>
+      </w:r>
+      <w:r>
+        <w:t xml:space="preserve"> </w:t>
+      </w:r>
+      <w:r>
+        <w:t xml:space="preserve">(Freud: levantar síntomas, resolver inhibiciones, acotar la angustia) o un</w:t>
+      </w:r>
+      <w:r>
+        <w:t xml:space="preserve"> </w:t>
+      </w:r>
+      <w:r>
+        <w:rPr>
+          <w:b/>
+          <w:bCs/>
+        </w:rPr>
+        <w:t xml:space="preserve">acto</w:t>
+      </w:r>
+      <w:r>
+        <w:t xml:space="preserve"> </w:t>
+      </w:r>
+      <w:r>
+        <w:t xml:space="preserve">que decanta del análisis; no es un final. El</w:t>
+      </w:r>
+      <w:r>
+        <w:t xml:space="preserve"> </w:t>
+      </w:r>
+      <w:r>
+        <w:rPr>
+          <w:b/>
+          <w:bCs/>
+        </w:rPr>
+        <w:t xml:space="preserve">fin de análisis</w:t>
+      </w:r>
+      <w:r>
+        <w:t xml:space="preserve"> </w:t>
+      </w:r>
+      <w:r>
+        <w:t xml:space="preserve">es</w:t>
+      </w:r>
+      <w:r>
+        <w:t xml:space="preserve"> </w:t>
+      </w:r>
+      <w:r>
+        <w:rPr>
+          <w:b/>
+          <w:bCs/>
+        </w:rPr>
+        <w:t xml:space="preserve">lógico</w:t>
+      </w:r>
+      <w:r>
+        <w:t xml:space="preserve"> </w:t>
+      </w:r>
+      <w:r>
+        <w:t xml:space="preserve">y supone «un estado nunca alcanzado antes», una</w:t>
+      </w:r>
+      <w:r>
+        <w:t xml:space="preserve"> </w:t>
+      </w:r>
+      <w:r>
+        <w:rPr>
+          <w:b/>
+          <w:bCs/>
+        </w:rPr>
+        <w:t xml:space="preserve">respuesta a lo real que no sea la neurótica</w:t>
+      </w:r>
+      <w:r>
+        <w:t xml:space="preserve">, irreversible; hay cuatro versiones:</w:t>
+      </w:r>
+      <w:r>
+        <w:t xml:space="preserve"> </w:t>
+      </w:r>
+      <w:r>
+        <w:rPr>
+          <w:b/>
+          <w:bCs/>
+        </w:rPr>
+        <w:t xml:space="preserve">Freud</w:t>
+      </w:r>
+      <w:r>
+        <w:t xml:space="preserve"> </w:t>
+      </w:r>
+      <w:r>
+        <w:t xml:space="preserve">(1937: la «roca viva de la castración» y la rectificación de las represiones primordiales) y tres de</w:t>
+      </w:r>
+      <w:r>
+        <w:t xml:space="preserve"> </w:t>
+      </w:r>
+      <w:r>
+        <w:rPr>
+          <w:b/>
+          <w:bCs/>
+        </w:rPr>
+        <w:t xml:space="preserve">Lacan</w:t>
+      </w:r>
+      <w:r>
+        <w:t xml:space="preserve">: el</w:t>
+      </w:r>
+      <w:r>
+        <w:t xml:space="preserve"> </w:t>
+      </w:r>
+      <w:r>
+        <w:rPr>
+          <w:b/>
+          <w:bCs/>
+        </w:rPr>
+        <w:t xml:space="preserve">duelo por ser el falo</w:t>
+      </w:r>
+      <w:r>
+        <w:t xml:space="preserve">, el</w:t>
+      </w:r>
+      <w:r>
+        <w:t xml:space="preserve"> </w:t>
+      </w:r>
+      <w:r>
+        <w:rPr>
+          <w:b/>
+          <w:bCs/>
+        </w:rPr>
+        <w:t xml:space="preserve">atravesamiento del fantasma</w:t>
+      </w:r>
+      <w:r>
+        <w:t xml:space="preserve"> </w:t>
+      </w:r>
+      <w:r>
+        <w:t xml:space="preserve">y el</w:t>
+      </w:r>
+      <w:r>
+        <w:t xml:space="preserve"> </w:t>
+      </w:r>
+      <w:r>
+        <w:rPr>
+          <w:b/>
+          <w:bCs/>
+        </w:rPr>
+        <w:t xml:space="preserve">sinthome</w:t>
+      </w:r>
+      <w:r>
+        <w:t xml:space="preserve"> </w:t>
+      </w:r>
+      <w:r>
+        <w:t xml:space="preserve">(saber-hacer con lo incurable, invención) (pp. 7-13). Hay</w:t>
+      </w:r>
+      <w:r>
+        <w:t xml:space="preserve"> </w:t>
+      </w:r>
+      <w:r>
+        <w:rPr>
+          <w:b/>
+          <w:bCs/>
+        </w:rPr>
+        <w:t xml:space="preserve">escritura</w:t>
+      </w:r>
+      <w:r>
+        <w:t xml:space="preserve"> </w:t>
+      </w:r>
+      <w:r>
+        <w:t xml:space="preserve">en la conclusión y en el fin;</w:t>
+      </w:r>
+      <w:r>
+        <w:t xml:space="preserve"> </w:t>
+      </w:r>
+      <w:r>
+        <w:rPr>
+          <w:b/>
+          <w:bCs/>
+        </w:rPr>
+        <w:t xml:space="preserve">fracasa</w:t>
+      </w:r>
+      <w:r>
+        <w:t xml:space="preserve"> </w:t>
+      </w:r>
+      <w:r>
+        <w:t xml:space="preserve">en la</w:t>
+      </w:r>
+      <w:r>
+        <w:t xml:space="preserve"> </w:t>
+      </w:r>
+      <w:r>
+        <w:rPr>
+          <w:b/>
+          <w:bCs/>
+        </w:rPr>
+        <w:t xml:space="preserve">interrupción</w:t>
+      </w:r>
+      <w:r>
+        <w:t xml:space="preserve">, cuando una conclusión se</w:t>
+      </w:r>
+      <w:r>
+        <w:t xml:space="preserve"> </w:t>
+      </w:r>
+      <w:r>
+        <w:rPr>
+          <w:b/>
+          <w:bCs/>
+        </w:rPr>
+        <w:t xml:space="preserve">precipita</w:t>
+      </w:r>
+      <w:r>
+        <w:t xml:space="preserve"> </w:t>
+      </w:r>
+      <w:r>
+        <w:t xml:space="preserve">(retroceso a la neurosis, Belucci, 2015, p. 20) o cuando el analista, por</w:t>
+      </w:r>
+      <w:r>
+        <w:t xml:space="preserve"> </w:t>
+      </w:r>
+      <w:r>
+        <w:rPr>
+          <w:i/>
+          <w:iCs/>
+        </w:rPr>
+        <w:t xml:space="preserve">furor curandi</w:t>
+      </w:r>
+      <w:r>
+        <w:t xml:space="preserve">, impone un final (Belucci, 2016, pp. 1, 4).</w:t>
+      </w:r>
+    </w:p>
+    <w:p>
+      <w:pPr>
+        <w:pStyle w:val="RecuadroAtencion"/>
+      </w:pPr>
+      <w:r>
+        <w:t xml:space="preserve">⚠</w:t>
+      </w:r>
+      <w:r>
+        <w:t xml:space="preserve"> </w:t>
+      </w:r>
+      <w:r>
+        <w:rPr>
+          <w:b/>
+          <w:bCs/>
+        </w:rPr>
+        <w:t xml:space="preserve">No confundir:</w:t>
+      </w:r>
+      <w:r>
+        <w:t xml:space="preserve"> </w:t>
+      </w:r>
+      <w:r>
+        <w:t xml:space="preserve">conclusión (cierre con algo escrito, no es un final) ≠ fin de análisis (lógico, irreversible) ≠ interrupción (accidente, ruptura).</w:t>
       </w:r>
     </w:p>
     <w:bookmarkEnd w:id="63"/>
@@ -19636,13 +20971,13 @@
         <w:t xml:space="preserve">7.2 Desarrollo ampliado</w:t>
       </w:r>
     </w:p>
-    <w:bookmarkStart w:id="64" w:name="a-condiciones-previas-t30-p.-1"/>
+    <w:bookmarkStart w:id="64" w:name="a-condiciones-previas-belucci-2016-p.-1"/>
     <w:p>
       <w:pPr>
         <w:pStyle w:val="Heading4"/>
       </w:pPr>
       <w:r>
-        <w:t xml:space="preserve">a) Condiciones previas (T30, p. 1)</w:t>
+        <w:t xml:space="preserve">a) Condiciones previas (Belucci, 2016, p. 1)</w:t>
       </w:r>
     </w:p>
     <w:p>
@@ -19813,13 +21148,13 @@
       </w:r>
     </w:p>
     <w:bookmarkEnd w:id="64"/>
-    <w:bookmarkStart w:id="65" w:name="Xbe0c450143a596aa428d60c498aa0c155d7dbd9"/>
+    <w:bookmarkStart w:id="65" w:name="X06c1a5b536e8529b027991e86be9181e401aacf"/>
     <w:p>
       <w:pPr>
         <w:pStyle w:val="Heading4"/>
       </w:pPr>
       <w:r>
-        <w:t xml:space="preserve">b) Primer desenlace: la interrupción (T30, pp. 2-4)</w:t>
+        <w:t xml:space="preserve">b) Primer desenlace: la interrupción (Belucci, 2016, pp. 2-4)</w:t>
       </w:r>
     </w:p>
     <w:p>
@@ -20165,7 +21500,7 @@
           <w:b/>
           <w:bCs/>
         </w:rPr>
-        <w:t xml:space="preserve">De la interrupción a la conclusión (T30, pp. 3-4):</w:t>
+        <w:t xml:space="preserve">De la interrupción a la conclusión (Belucci, 2016, pp. 3-4):</w:t>
       </w:r>
       <w:r>
         <w:t xml:space="preserve"> </w:t>
@@ -20313,13 +21648,13 @@
       </w:r>
     </w:p>
     <w:bookmarkEnd w:id="65"/>
-    <w:bookmarkStart w:id="66" w:name="Xe5fd6982f5a3f8f674ca4e7d394d2e56ea07f9b"/>
+    <w:bookmarkStart w:id="66" w:name="Xdbf91782fb5eb501498f005845e61194040674c"/>
     <w:p>
       <w:pPr>
         <w:pStyle w:val="Heading4"/>
       </w:pPr>
       <w:r>
-        <w:t xml:space="preserve">c) Segundo desenlace: la conclusión («conclusión práctica») (T30, pp. 4-7)</w:t>
+        <w:t xml:space="preserve">c) Segundo desenlace: la conclusión («conclusión práctica») (Belucci, 2016, pp. 4-7)</w:t>
       </w:r>
     </w:p>
     <w:p>
@@ -20807,13 +22142,13 @@
       </w:r>
     </w:p>
     <w:bookmarkEnd w:id="66"/>
-    <w:bookmarkStart w:id="67" w:name="Xfbe21b745da8f8eb532d75549af6b1d14d571a3"/>
+    <w:bookmarkStart w:id="67" w:name="X997b4d097d274f957bdc6e6139f8876609389a3"/>
     <w:p>
       <w:pPr>
         <w:pStyle w:val="Heading4"/>
       </w:pPr>
       <w:r>
-        <w:t xml:space="preserve">d) Tercer desenlace: el fin de análisis (T30, pp. 7-14)</w:t>
+        <w:t xml:space="preserve">d) Tercer desenlace: el fin de análisis (Belucci, 2016, pp. 7-14)</w:t>
       </w:r>
     </w:p>
     <w:p>
@@ -21622,7 +22957,7 @@
           <w:b/>
           <w:bCs/>
         </w:rPr>
-        <w:t xml:space="preserve">El acto del final (T27, p. 20):</w:t>
+        <w:t xml:space="preserve">El acto del final (Belucci, 2015, p. 20):</w:t>
       </w:r>
       <w:r>
         <w:t xml:space="preserve"> </w:t>
@@ -21803,7 +23138,7 @@
               <w:t xml:space="preserve"> </w:t>
             </w:r>
             <w:r>
-              <w:t xml:space="preserve">(T30, p. 4: «fracaso de una escritura»)</w:t>
+              <w:t xml:space="preserve">(Belucci, 2016, p. 4: «fracaso de una escritura»)</w:t>
             </w:r>
           </w:p>
         </w:tc>
@@ -21979,7 +23314,7 @@
               <w:jc w:val="left"/>
             </w:pPr>
             <w:r>
-              <w:t xml:space="preserve">Sin el tiempo para comprender: pasaje al acto; «retroceso a las posiciones de la neurosis» (T27, p. 20: «No decida ahora»)</w:t>
+              <w:t xml:space="preserve">Sin el tiempo para comprender: pasaje al acto; «retroceso a las posiciones de la neurosis» (Belucci, 2015, p. 20: «No decida ahora»)</w:t>
             </w:r>
           </w:p>
         </w:tc>
@@ -22107,7 +23442,7 @@
               <w:t xml:space="preserve"> </w:t>
             </w:r>
             <w:r>
-              <w:t xml:space="preserve">(T30, pp. 1, 4)</w:t>
+              <w:t xml:space="preserve">(Belucci, 2016, pp. 1, 4)</w:t>
             </w:r>
           </w:p>
         </w:tc>
@@ -22144,7 +23479,7 @@
           <w:b/>
           <w:bCs/>
         </w:rPr>
-        <w:t xml:space="preserve">Aplicación de la idea de «escritura» en Belucci (T27, p. 1; p. 7):</w:t>
+        <w:t xml:space="preserve">Aplicación de la idea de «escritura» en Belucci (2015, p. 1; p. 7):</w:t>
       </w:r>
       <w:r>
         <w:t xml:space="preserve"> </w:t>
@@ -22179,7 +23514,7 @@
         <w:t xml:space="preserve">otium</w:t>
       </w:r>
       <w:r>
-        <w:t xml:space="preserve">: «otium se escribe como una respuesta distinta a “trabajador”» (T27, p. 7): el analizante se toma un día libre por semana, algo impensable al comienzo. Mientras que la neurosis responde con</w:t>
+        <w:t xml:space="preserve">: «otium se escribe como una respuesta distinta a “trabajador”» (Belucci, 2015, p. 7): el analizante se toma un día libre por semana, algo impensable al comienzo. Mientras que la neurosis responde con</w:t>
       </w:r>
       <w:r>
         <w:t xml:space="preserve"> </w:t>
@@ -22211,7 +23546,7 @@
         <w:t xml:space="preserve"> </w:t>
       </w:r>
       <w:r>
-        <w:t xml:space="preserve">(invención) (T30, p. 13).</w:t>
+        <w:t xml:space="preserve">(invención) (Belucci, 2016, p. 13).</w:t>
       </w:r>
     </w:p>
     <w:p>
@@ -22362,7 +23697,7 @@
               <w:jc w:val="left"/>
             </w:pPr>
             <w:r>
-              <w:t xml:space="preserve">T27 pp. 2-3; T22 pp. 1-2</w:t>
+              <w:t xml:space="preserve">Belucci (2015, pp. 2-3) y Lacan (1958/2009, pp. 1-2)</w:t>
             </w:r>
           </w:p>
         </w:tc>
@@ -22457,7 +23792,7 @@
               <w:jc w:val="left"/>
             </w:pPr>
             <w:r>
-              <w:t xml:space="preserve">T26; T27 pp. 2-3; T29; T22 pp. 8, 11-15</w:t>
+              <w:t xml:space="preserve">Lacan (1964/1993), Belucci (2015, pp. 2-3), Iunger (1998) y Lacan (1958/2009, pp. 8, 11-15)</w:t>
             </w:r>
           </w:p>
         </w:tc>
@@ -22555,7 +23890,7 @@
               <w:jc w:val="left"/>
             </w:pPr>
             <w:r>
-              <w:t xml:space="preserve">T24; T25; T23; T26; T27 pp. 1-2, 16</w:t>
+              <w:t xml:space="preserve">Freud (1912/1996), Freud (1915/1996), Freud (1913/1996), Lacan (1964/1993) y Belucci (2015, pp. 1-2, 16)</w:t>
             </w:r>
           </w:p>
         </w:tc>
@@ -22624,7 +23959,7 @@
               <w:jc w:val="left"/>
             </w:pPr>
             <w:r>
-              <w:t xml:space="preserve">T27 pp. 3-20</w:t>
+              <w:t xml:space="preserve">Belucci (2015, pp. 3-20)</w:t>
             </w:r>
           </w:p>
         </w:tc>
@@ -22706,7 +24041,7 @@
               <w:jc w:val="left"/>
             </w:pPr>
             <w:r>
-              <w:t xml:space="preserve">T24; T28; T22 pp. 3, 13-14; T29</w:t>
+              <w:t xml:space="preserve">Freud (1912/1996), Freud (1926/1996), Lacan (1958/2009, pp. 3, 13-14) y Iunger (1998)</w:t>
             </w:r>
           </w:p>
         </w:tc>
@@ -22778,7 +24113,7 @@
               <w:jc w:val="left"/>
             </w:pPr>
             <w:r>
-              <w:t xml:space="preserve">T29; T22 pp. 1-2; T26; T25</w:t>
+              <w:t xml:space="preserve">Iunger (1998), Lacan (1958/2009, pp. 1-2), Lacan (1964/1993) y Freud (1915/1996)</w:t>
             </w:r>
           </w:p>
         </w:tc>
@@ -22850,7 +24185,7 @@
               <w:jc w:val="left"/>
             </w:pPr>
             <w:r>
-              <w:t xml:space="preserve">T30</w:t>
+              <w:t xml:space="preserve">Belucci (2016)</w:t>
             </w:r>
           </w:p>
         </w:tc>
@@ -22964,7 +24299,7 @@
         <w:t xml:space="preserve">Belucci</w:t>
       </w:r>
       <w:r>
-        <w:t xml:space="preserve">; en T22 se ve la</w:t>
+        <w:t xml:space="preserve">; en Lacan (1958/2009) se ve la</w:t>
       </w:r>
       <w:r>
         <w:t xml:space="preserve"> </w:t>
@@ -23137,7 +24472,7 @@
         <w:t xml:space="preserve"> </w:t>
       </w:r>
       <w:r>
-        <w:t xml:space="preserve">(Lacan lo critica, T22, p. 5) o a una</w:t>
+        <w:t xml:space="preserve">(Lacan lo critica, Lacan, 1958/2009, p. 5) o a una</w:t>
       </w:r>
       <w:r>
         <w:t xml:space="preserve"> </w:t>
@@ -23204,7 +24539,7 @@
         <w:t xml:space="preserve"> </w:t>
       </w:r>
       <w:r>
-        <w:t xml:space="preserve">son las que resisten (T24).</w:t>
+        <w:t xml:space="preserve">son las que resisten (Freud, 1912/1996).</w:t>
       </w:r>
     </w:p>
     <w:p>
@@ -23268,7 +24603,7 @@
         <w:t xml:space="preserve"> </w:t>
       </w:r>
       <w:r>
-        <w:t xml:space="preserve">(T25).</w:t>
+        <w:t xml:space="preserve">(Freud, 1915/1996).</w:t>
       </w:r>
     </w:p>
     <w:p>
@@ -23303,7 +24638,7 @@
         <w:t xml:space="preserve"> </w:t>
       </w:r>
       <w:r>
-        <w:t xml:space="preserve">(T23; T27, p. 6).</w:t>
+        <w:t xml:space="preserve">(Freud, 1913/1996; Belucci, 2015, p. 6).</w:t>
       </w:r>
     </w:p>
     <w:p>
@@ -23428,7 +24763,7 @@
         <w:t xml:space="preserve"> </w:t>
       </w:r>
       <w:r>
-        <w:t xml:space="preserve">(T27, p. 10-13).</w:t>
+        <w:t xml:space="preserve">(Belucci, 2015, p. 10-13).</w:t>
       </w:r>
     </w:p>
     <w:p>
@@ -23463,7 +24798,7 @@
         <w:t xml:space="preserve"> </w:t>
       </w:r>
       <w:r>
-        <w:t xml:space="preserve">(T27, p. 16).</w:t>
+        <w:t xml:space="preserve">(Belucci, 2015, p. 16).</w:t>
       </w:r>
     </w:p>
     <w:p>
@@ -24166,7 +25501,7 @@
               <w:jc w:val="left"/>
             </w:pPr>
             <w:r>
-              <w:t xml:space="preserve">Deseo, falta-en-ser, significante, metáfora y metonimia (T22)</w:t>
+              <w:t xml:space="preserve">Deseo, falta-en-ser, significante, metáfora y metonimia (Lacan, 1958/2009)</w:t>
             </w:r>
           </w:p>
         </w:tc>
@@ -24276,7 +25611,7 @@
               <w:jc w:val="left"/>
             </w:pPr>
             <w:r>
-              <w:t xml:space="preserve">Los tres niveles de Clausewitz que Lacan traslada a la cura: intervenciones / transferencia / deseo del analista (T27, pp. 2-3)</w:t>
+              <w:t xml:space="preserve">Los tres niveles de Clausewitz que Lacan traslada a la cura: intervenciones / transferencia / deseo del analista (Belucci, 2015, pp. 2-3)</w:t>
             </w:r>
           </w:p>
         </w:tc>
@@ -24306,7 +25641,7 @@
               <w:jc w:val="left"/>
             </w:pPr>
             <w:r>
-              <w:t xml:space="preserve">Función que permite escribir la diferencia en la repetición; no puro; punto axial (T26; T27, pp. 2-3)</w:t>
+              <w:t xml:space="preserve">Función que permite escribir la diferencia en la repetición; no puro; punto axial (Lacan, 1964/1993; Belucci, 2015, pp. 2-3)</w:t>
             </w:r>
           </w:p>
         </w:tc>
@@ -24336,7 +25671,7 @@
               <w:jc w:val="left"/>
             </w:pPr>
             <w:r>
-              <w:t xml:space="preserve">Función cuya existencia basta para que haya transferencia (T26)</w:t>
+              <w:t xml:space="preserve">Función cuya existencia basta para que haya transferencia (Lacan, 1964/1993)</w:t>
             </w:r>
           </w:p>
         </w:tc>
@@ -24366,7 +25701,7 @@
               <w:jc w:val="left"/>
             </w:pPr>
             <w:r>
-              <w:t xml:space="preserve">Modelos infantiles de amor que se reeditan en la transferencia (T24)</w:t>
+              <w:t xml:space="preserve">Modelos infantiles de amor que se reeditan en la transferencia (Freud, 1912/1996)</w:t>
             </w:r>
           </w:p>
         </w:tc>
@@ -24396,7 +25731,7 @@
               <w:jc w:val="left"/>
             </w:pPr>
             <w:r>
-              <w:t xml:space="preserve">Sentimientos tiernos (consciente + erótico inconsciente) / hostiles; resisten la negativa y la erótica reprimida (T24)</w:t>
+              <w:t xml:space="preserve">Sentimientos tiernos (consciente + erótico inconsciente) / hostiles; resisten la negativa y la erótica reprimida (Freud, 1912/1996)</w:t>
             </w:r>
           </w:p>
         </w:tc>
@@ -24426,7 +25761,7 @@
               <w:jc w:val="left"/>
             </w:pPr>
             <w:r>
-              <w:t xml:space="preserve">Enamoramiento «genuino» provocado por la situación analítica; se retiene sin gratificar ni sofocar (T25)</w:t>
+              <w:t xml:space="preserve">Enamoramiento «genuino» provocado por la situación analítica; se retiene sin gratificar ni sofocar (Freud, 1915/1996)</w:t>
             </w:r>
           </w:p>
         </w:tc>
@@ -24456,7 +25791,7 @@
               <w:jc w:val="left"/>
             </w:pPr>
             <w:r>
-              <w:t xml:space="preserve">Allegamiento al analista que permite comunicar interpretaciones (T23)</w:t>
+              <w:t xml:space="preserve">Allegamiento al analista que permite comunicar interpretaciones (Freud, 1913/1996)</w:t>
             </w:r>
           </w:p>
         </w:tc>
@@ -24499,7 +25834,7 @@
               <w:t xml:space="preserve">Versagung</w:t>
             </w:r>
             <w:r>
-              <w:t xml:space="preserve">, necesidad y añoranza como fuerzas pulsionantes (T25; T27, p. 5)</w:t>
+              <w:t xml:space="preserve">, necesidad y añoranza como fuerzas pulsionantes (Freud, 1915/1996; Belucci, 2015, p. 5)</w:t>
             </w:r>
           </w:p>
         </w:tc>
@@ -24529,7 +25864,7 @@
               <w:jc w:val="left"/>
             </w:pPr>
             <w:r>
-              <w:t xml:space="preserve">Puesta en acto del deseo del analista; tres modalidades (T27, p. 3)</w:t>
+              <w:t xml:space="preserve">Puesta en acto del deseo del analista; tres modalidades (Belucci, 2015, p. 3)</w:t>
             </w:r>
           </w:p>
         </w:tc>
@@ -24559,7 +25894,7 @@
               <w:jc w:val="left"/>
             </w:pPr>
             <w:r>
-              <w:t xml:space="preserve">Intervención que abre el inconsciente; «entre el enigma y la cita» (T27, pp. 5-6)</w:t>
+              <w:t xml:space="preserve">Intervención que abre el inconsciente; «entre el enigma y la cita» (Belucci, 2015, pp. 5-6)</w:t>
             </w:r>
           </w:p>
         </w:tc>
@@ -24589,7 +25924,7 @@
               <w:jc w:val="left"/>
             </w:pPr>
             <w:r>
-              <w:t xml:space="preserve">Fragmento de lo dicho devuelto al analizante; preparación en las entrevistas preliminares (T27, p. 6)</w:t>
+              <w:t xml:space="preserve">Fragmento de lo dicho devuelto al analizante; preparación en las entrevistas preliminares (Belucci, 2015, p. 6)</w:t>
             </w:r>
           </w:p>
         </w:tc>
@@ -24619,7 +25954,7 @@
               <w:jc w:val="left"/>
             </w:pPr>
             <w:r>
-              <w:t xml:space="preserve">«El significante desencadenado»; marca determinante (T27, p. 6)</w:t>
+              <w:t xml:space="preserve">«El significante desencadenado»; marca determinante (Belucci, 2015, p. 6)</w:t>
             </w:r>
           </w:p>
         </w:tc>
@@ -24649,7 +25984,7 @@
               <w:jc w:val="left"/>
             </w:pPr>
             <w:r>
-              <w:t xml:space="preserve">Intervención ante los límites de la interpretación: lógica + escena; modalización (T27, pp. 10-14)</w:t>
+              <w:t xml:space="preserve">Intervención ante los límites de la interpretación: lógica + escena; modalización (Belucci, 2015, pp. 10-14)</w:t>
             </w:r>
           </w:p>
         </w:tc>
@@ -24679,7 +26014,7 @@
               <w:jc w:val="left"/>
             </w:pPr>
             <w:r>
-              <w:t xml:space="preserve">Introducir términos que modalizan el dicho («a veces», «podés no ir») (T27, pp. 13-14)</w:t>
+              <w:t xml:space="preserve">Introducir términos que modalizan el dicho («a veces», «podés no ir») (Belucci, 2015, pp. 13-14)</w:t>
             </w:r>
           </w:p>
         </w:tc>
@@ -24709,7 +26044,7 @@
               <w:jc w:val="left"/>
             </w:pPr>
             <w:r>
-              <w:t xml:space="preserve">Modalidad que no es ni interpretación ni construcción; traduce el deseo del analista; del sujeto y del analista (T27, pp. 14-20)</w:t>
+              <w:t xml:space="preserve">Modalidad que no es ni interpretación ni construcción; traduce el deseo del analista; del sujeto y del analista (Belucci, 2015, pp. 14-20)</w:t>
             </w:r>
           </w:p>
         </w:tc>
@@ -24739,7 +26074,7 @@
               <w:jc w:val="left"/>
             </w:pPr>
             <w:r>
-              <w:t xml:space="preserve">Lo que el analista aparece siendo en la transferencia; caballo de Troya (T27, pp. 4-5)</w:t>
+              <w:t xml:space="preserve">Lo que el analista aparece siendo en la transferencia; caballo de Troya (Belucci, 2015, pp. 4-5)</w:t>
             </w:r>
           </w:p>
         </w:tc>
@@ -24769,7 +26104,7 @@
               <w:jc w:val="left"/>
             </w:pPr>
             <w:r>
-              <w:t xml:space="preserve">Instancia del deseo del analista: neutral en su persona, no ante la neurosis (T27, p. 17)</w:t>
+              <w:t xml:space="preserve">Instancia del deseo del analista: neutral en su persona, no ante la neurosis (Belucci, 2015, p. 17)</w:t>
             </w:r>
           </w:p>
         </w:tc>
@@ -24799,7 +26134,7 @@
               <w:jc w:val="left"/>
             </w:pPr>
             <w:r>
-              <w:t xml:space="preserve">Instante de ver, tiempo para comprender, momento de concluir (T27, pp. 14-15)</w:t>
+              <w:t xml:space="preserve">Instante de ver, tiempo para comprender, momento de concluir (Belucci, 2015, pp. 14-15)</w:t>
             </w:r>
           </w:p>
         </w:tc>
@@ -24842,7 +26177,7 @@
               <w:t xml:space="preserve">acting</w:t>
             </w:r>
             <w:r>
-              <w:t xml:space="preserve">: que lo mostrado pase a la palabra; o aval/sanción de una conclusión (T27, p. 20; T30, p. 4)</w:t>
+              <w:t xml:space="preserve">: que lo mostrado pase a la palabra; o aval/sanción de una conclusión (Belucci, 2015, p. 20; Belucci, 2016, p. 4)</w:t>
             </w:r>
           </w:p>
         </w:tc>
@@ -24872,7 +26207,7 @@
               <w:jc w:val="left"/>
             </w:pPr>
             <w:r>
-              <w:t xml:space="preserve">Oposición al acceso a lo inconsciente; cinco clases (T28)</w:t>
+              <w:t xml:space="preserve">Oposición al acceso a lo inconsciente; cinco clases (Freud, 1926/1996)</w:t>
             </w:r>
           </w:p>
         </w:tc>
@@ -24902,7 +26237,7 @@
               <w:jc w:val="left"/>
             </w:pPr>
             <w:r>
-              <w:t xml:space="preserve">Gasto permanente del yo para sostener la represión (T28)</w:t>
+              <w:t xml:space="preserve">Gasto permanente del yo para sostener la represión (Freud, 1926/1996)</w:t>
             </w:r>
           </w:p>
         </w:tc>
@@ -24948,7 +26283,7 @@
               <w:jc w:val="left"/>
             </w:pPr>
             <w:r>
-              <w:t xml:space="preserve">Trabajo para vencer la compulsión de repetición (T28)</w:t>
+              <w:t xml:space="preserve">Trabajo para vencer la compulsión de repetición (Freud, 1926/1996)</w:t>
             </w:r>
           </w:p>
         </w:tc>
@@ -24978,7 +26313,7 @@
               <w:jc w:val="left"/>
             </w:pPr>
             <w:r>
-              <w:t xml:space="preserve">Lo que le pasa al analista como sujeto y su deseo no resuelve (T29)</w:t>
+              <w:t xml:space="preserve">Lo que le pasa al analista como sujeto y su deseo no resuelve (Iunger, 1998)</w:t>
             </w:r>
           </w:p>
         </w:tc>
@@ -25008,7 +26343,7 @@
               <w:jc w:val="left"/>
             </w:pPr>
             <w:r>
-              <w:t xml:space="preserve">Querer llevar un análisis a toda costa; imperativo superyoico (T27, p. 3; T30, p. 1)</w:t>
+              <w:t xml:space="preserve">Querer llevar un análisis a toda costa; imperativo superyoico (Belucci, 2015, p. 3; Belucci, 2016, p. 1)</w:t>
             </w:r>
           </w:p>
         </w:tc>
@@ -25038,7 +26373,7 @@
               <w:jc w:val="left"/>
             </w:pPr>
             <w:r>
-              <w:t xml:space="preserve">Los tres modos de terminación de un análisis (T30, p. 1)</w:t>
+              <w:t xml:space="preserve">Los tres modos de terminación de un análisis (Belucci, 2016, p. 1)</w:t>
             </w:r>
           </w:p>
         </w:tc>
@@ -25068,7 +26403,7 @@
               <w:jc w:val="left"/>
             </w:pPr>
             <w:r>
-              <w:t xml:space="preserve">Levantar síntomas, resolver inhibiciones, acotar angustia (T30, p. 4)</w:t>
+              <w:t xml:space="preserve">Levantar síntomas, resolver inhibiciones, acotar angustia (Belucci, 2016, p. 4)</w:t>
             </w:r>
           </w:p>
         </w:tc>
@@ -25098,7 +26433,7 @@
               <w:jc w:val="left"/>
             </w:pPr>
             <w:r>
-              <w:t xml:space="preserve">Límite freudiano del análisis en 1937 (T30, p. 8)</w:t>
+              <w:t xml:space="preserve">Límite freudiano del análisis en 1937 (Belucci, 2016, p. 8)</w:t>
             </w:r>
           </w:p>
         </w:tc>
@@ -25128,7 +26463,7 @@
               <w:jc w:val="left"/>
             </w:pPr>
             <w:r>
-              <w:t xml:space="preserve">Fin de análisis según Lacan (fines de los ’60): fantasma agujereado (T30, pp. 10-11)</w:t>
+              <w:t xml:space="preserve">Fin de análisis según Lacan (fines de los ’60): fantasma agujereado (Belucci, 2016, pp. 10-11)</w:t>
             </w:r>
           </w:p>
         </w:tc>
@@ -25158,7 +26493,7 @@
               <w:jc w:val="left"/>
             </w:pPr>
             <w:r>
-              <w:t xml:space="preserve">Nueva escritura del síntoma; saber-hacer con lo incurable (T30, pp. 11-12)</w:t>
+              <w:t xml:space="preserve">Nueva escritura del síntoma; saber-hacer con lo incurable (Belucci, 2016, pp. 11-12)</w:t>
             </w:r>
           </w:p>
         </w:tc>
